--- a/products-storage/01-zakrytie-rabot/15-algoritm-pri-zaderzhke-oplaty.docx
+++ b/products-storage/01-zakrytie-rabot/15-algoritm-pri-zaderzhke-oplaty.docx
@@ -31,7 +31,7 @@
           <w:sz w:val="24"/>
           <w:szCs w:val="24"/>
         </w:rPr>
-        <w:t xml:space="preserve">Пошаговый порядок от первого дня просрочки до денег на счёте.</w:t>
+        <w:t xml:space="preserve">Пошаговый порядок после просрочки оплаты: от первой проверки до следующего обоснованного действия.</w:t>
       </w:r>
     </w:p>
     <w:tbl>
@@ -180,7 +180,7 @@
           <w:sz w:val="24"/>
           <w:szCs w:val="24"/>
         </w:rPr>
-        <w:t xml:space="preserve">Не заменяет оценку конкретной ситуации юристом. Алгоритм — карта типового маршрута; развилки, помеченные «к юристу», означают, что дальше без специалиста идти дороже, чем с ним. Гарантий взыскания алгоритм не даёт: он повышает управляемость процесса, а не отменяет риск.</w:t>
+        <w:t xml:space="preserve">Не заменяет оценку конкретной ситуации юристом. Алгоритм показывает типовой порядок: какой документ подготовить, какой срок проверить и на какой развилке остановиться для консультации. Гарантий взыскания он не даёт: результат зависит от договора, документов и обстоятельств спора.</w:t>
       </w:r>
     </w:p>
     <w:p>
@@ -784,7 +784,7 @@
           <w:sz w:val="24"/>
           <w:szCs w:val="24"/>
         </w:rPr>
-        <w:t xml:space="preserve">Результат шага: деньги на счёте либо подтверждённая невозможность взыскания — основание для решения о банкротном сценарии, и только с юристом.</w:t>
+        <w:t xml:space="preserve">Результат шага: выбран способ предъявления исполнительного листа и собраны документы для него. Если взыскание не исполняется или появились признаки банкротства, дальнейший сценарий определяйте только с юристом.</w:t>
       </w:r>
     </w:p>
     <w:p>
@@ -1526,10 +1526,6 @@
 </w:document>
 </file>
 
-<file path=word/comments.xml><?xml version="1.0" encoding="utf-8"?>
-<w:comments xmlns:cx="http://schemas.microsoft.com/office/drawing/2014/chartex" xmlns:cx1="http://schemas.microsoft.com/office/drawing/2015/9/8/chartex" xmlns:cx2="http://schemas.microsoft.com/office/drawing/2015/10/21/chartex" xmlns:cx3="http://schemas.microsoft.com/office/drawing/2016/5/9/chartex" xmlns:cx4="http://schemas.microsoft.com/office/drawing/2016/5/10/chartex" xmlns:cx5="http://schemas.microsoft.com/office/drawing/2016/5/11/chartex" xmlns:cx6="http://schemas.microsoft.com/office/drawing/2016/5/12/chartex" xmlns:cx7="http://schemas.microsoft.com/office/drawing/2016/5/13/chartex" xmlns:cx8="http://schemas.microsoft.com/office/drawing/2016/5/14/chartex" xmlns:mc="http://schemas.openxmlformats.org/markup-compatibility/2006" xmlns:aink="http://schemas.microsoft.com/office/drawing/2016/ink" xmlns:am3d="http://schemas.microsoft.com/office/drawing/2017/model3d" xmlns:o="urn:schemas-microsoft-com:office:office" xmlns:r="http://schemas.openxmlformats.org/officeDocument/2006/relationships" xmlns:m="http://schemas.openxmlformats.org/officeDocument/2006/math" xmlns:v="urn:schemas-microsoft-com:vml" xmlns:wp14="http://schemas.microsoft.com/office/word/2010/wordprocessingDrawing" xmlns:wp="http://schemas.openxmlformats.org/drawingml/2006/wordprocessingDrawing" xmlns:w10="urn:schemas-microsoft-com:office:word" xmlns:w="http://schemas.openxmlformats.org/wordprocessingml/2006/main" xmlns:w14="http://schemas.microsoft.com/office/word/2010/wordml" xmlns:w15="http://schemas.microsoft.com/office/word/2012/wordml" xmlns:w16cex="http://schemas.microsoft.com/office/word/2018/wordml/cex" xmlns:w16cid="http://schemas.microsoft.com/office/word/2016/wordml/cid" xmlns:w16="http://schemas.microsoft.com/office/word/2018/wordml" xmlns:w16sdtdh="http://schemas.microsoft.com/office/word/2020/wordml/sdtdatahash" xmlns:w16se="http://schemas.microsoft.com/office/word/2015/wordml/symex" xmlns:wpg="http://schemas.microsoft.com/office/word/2010/wordprocessingGroup" xmlns:wpi="http://schemas.microsoft.com/office/word/2010/wordprocessingInk" xmlns:wne="http://schemas.microsoft.com/office/word/2006/wordml" xmlns:wps="http://schemas.microsoft.com/office/word/2010/wordprocessingShape"/>
-</file>
-
 <file path=word/endnotes.xml><?xml version="1.0" encoding="utf-8"?>
 <w:endnotes xmlns:wpc="http://schemas.microsoft.com/office/word/2010/wordprocessingCanvas" xmlns:mc="http://schemas.openxmlformats.org/markup-compatibility/2006" xmlns:o="urn:schemas-microsoft-com:office:office" xmlns:r="http://schemas.openxmlformats.org/officeDocument/2006/relationships" xmlns:m="http://schemas.openxmlformats.org/officeDocument/2006/math" xmlns:v="urn:schemas-microsoft-com:vml" xmlns:wp14="http://schemas.microsoft.com/office/word/2010/wordprocessingDrawing" xmlns:wp="http://schemas.openxmlformats.org/drawingml/2006/wordprocessingDrawing" xmlns:w10="urn:schemas-microsoft-com:office:word" xmlns:w="http://schemas.openxmlformats.org/wordprocessingml/2006/main" xmlns:w14="http://schemas.microsoft.com/office/word/2010/wordml" xmlns:w15="http://schemas.microsoft.com/office/word/2012/wordml" xmlns:wpg="http://schemas.microsoft.com/office/word/2010/wordprocessingGroup" xmlns:wpi="http://schemas.microsoft.com/office/word/2010/wordprocessingInk" xmlns:wne="http://schemas.microsoft.com/office/word/2006/wordml" xmlns:wps="http://schemas.microsoft.com/office/word/2010/wordprocessingShape" mc:Ignorable="w14 w15 wp14">
   <w:endnote w:type="separator" w:id="-1">
@@ -1608,7 +1604,7 @@
 <w:numbering xmlns:wpc="http://schemas.microsoft.com/office/word/2010/wordprocessingCanvas" xmlns:mc="http://schemas.openxmlformats.org/markup-compatibility/2006" xmlns:o="urn:schemas-microsoft-com:office:office" xmlns:r="http://schemas.openxmlformats.org/officeDocument/2006/relationships" xmlns:m="http://schemas.openxmlformats.org/officeDocument/2006/math" xmlns:v="urn:schemas-microsoft-com:vml" xmlns:wp14="http://schemas.microsoft.com/office/word/2010/wordprocessingDrawing" xmlns:wp="http://schemas.openxmlformats.org/drawingml/2006/wordprocessingDrawing" xmlns:w10="urn:schemas-microsoft-com:office:word" xmlns:w="http://schemas.openxmlformats.org/wordprocessingml/2006/main" xmlns:w14="http://schemas.microsoft.com/office/word/2010/wordml" xmlns:w15="http://schemas.microsoft.com/office/word/2012/wordml" xmlns:wpg="http://schemas.microsoft.com/office/word/2010/wordprocessingGroup" xmlns:wpi="http://schemas.microsoft.com/office/word/2010/wordprocessingInk" xmlns:wne="http://schemas.microsoft.com/office/word/2006/wordml" xmlns:wps="http://schemas.microsoft.com/office/word/2010/wordprocessingShape" mc:Ignorable="w14 w15 wp14">
   <w:abstractNum w:abstractNumId="1" w15:restartNumberingAfterBreak="0">
     <w:multiLevelType w:val="hybridMultilevel"/>
-    <w:lvl w:ilvl="0" w15:tentative="1">
+    <w:lvl w:ilvl="0" w:tentative="1">
       <w:start w:val="1"/>
       <w:numFmt w:val="bullet"/>
       <w:lvlText w:val="●"/>
@@ -1617,7 +1613,7 @@
         <w:ind w:left="720" w:hanging="360"/>
       </w:pPr>
     </w:lvl>
-    <w:lvl w:ilvl="1" w15:tentative="1">
+    <w:lvl w:ilvl="1" w:tentative="1">
       <w:start w:val="1"/>
       <w:numFmt w:val="bullet"/>
       <w:lvlText w:val="○"/>
@@ -1626,7 +1622,7 @@
         <w:ind w:left="1440" w:hanging="360"/>
       </w:pPr>
     </w:lvl>
-    <w:lvl w:ilvl="2" w15:tentative="1">
+    <w:lvl w:ilvl="2" w:tentative="1">
       <w:start w:val="1"/>
       <w:numFmt w:val="bullet"/>
       <w:lvlText w:val="■"/>
@@ -1635,7 +1631,7 @@
         <w:ind w:left="2160" w:hanging="360"/>
       </w:pPr>
     </w:lvl>
-    <w:lvl w:ilvl="3" w15:tentative="1">
+    <w:lvl w:ilvl="3" w:tentative="1">
       <w:start w:val="1"/>
       <w:numFmt w:val="bullet"/>
       <w:lvlText w:val="●"/>
@@ -1644,7 +1640,7 @@
         <w:ind w:left="2880" w:hanging="360"/>
       </w:pPr>
     </w:lvl>
-    <w:lvl w:ilvl="4" w15:tentative="1">
+    <w:lvl w:ilvl="4" w:tentative="1">
       <w:start w:val="1"/>
       <w:numFmt w:val="bullet"/>
       <w:lvlText w:val="○"/>
@@ -1653,7 +1649,7 @@
         <w:ind w:left="3600" w:hanging="360"/>
       </w:pPr>
     </w:lvl>
-    <w:lvl w:ilvl="5" w15:tentative="1">
+    <w:lvl w:ilvl="5" w:tentative="1">
       <w:start w:val="1"/>
       <w:numFmt w:val="bullet"/>
       <w:lvlText w:val="■"/>
@@ -1662,7 +1658,7 @@
         <w:ind w:left="4320" w:hanging="360"/>
       </w:pPr>
     </w:lvl>
-    <w:lvl w:ilvl="6" w15:tentative="1">
+    <w:lvl w:ilvl="6" w:tentative="1">
       <w:start w:val="1"/>
       <w:numFmt w:val="bullet"/>
       <w:lvlText w:val="●"/>
@@ -1671,7 +1667,7 @@
         <w:ind w:left="5040" w:hanging="360"/>
       </w:pPr>
     </w:lvl>
-    <w:lvl w:ilvl="7" w15:tentative="1">
+    <w:lvl w:ilvl="7" w:tentative="1">
       <w:start w:val="1"/>
       <w:numFmt w:val="bullet"/>
       <w:lvlText w:val="●"/>
@@ -1680,7 +1676,7 @@
         <w:ind w:left="5760" w:hanging="360"/>
       </w:pPr>
     </w:lvl>
-    <w:lvl w:ilvl="8" w15:tentative="1">
+    <w:lvl w:ilvl="8" w:tentative="1">
       <w:start w:val="1"/>
       <w:numFmt w:val="bullet"/>
       <w:lvlText w:val="●"/>
@@ -1692,7 +1688,7 @@
   </w:abstractNum>
   <w:abstractNum w:abstractNumId="2" w15:restartNumberingAfterBreak="0">
     <w:multiLevelType w:val="hybridMultilevel"/>
-    <w:lvl w:ilvl="0" w15:tentative="1">
+    <w:lvl w:ilvl="0" w:tentative="1">
       <w:start w:val="1"/>
       <w:numFmt w:val="bullet"/>
       <w:lvlText w:val="—"/>
@@ -1729,6 +1725,25 @@
     </w:rPrDefault>
     <w:pPrDefault/>
   </w:docDefaults>
+  <w:style w:type="paragraph" w:styleId="Normal" w:default="1">
+    <w:name w:val="Normal"/>
+    <w:qFormat/>
+  </w:style>
+  <w:style w:type="table" w:styleId="TableNormal" w:default="true">
+    <w:name w:val="Normal Table"/>
+    <w:uiPriority w:val="99"/>
+    <w:semiHidden/>
+    <w:unhideWhenUsed/>
+    <w:tblPr>
+      <w:tblInd w:type="dxa" w:w="0"/>
+      <w:tblCellMar>
+        <w:top w:type="dxa" w:w="0"/>
+        <w:left w:type="dxa" w:w="108"/>
+        <w:bottom w:type="dxa" w:w="0"/>
+        <w:right w:type="dxa" w:w="108"/>
+      </w:tblCellMar>
+    </w:tblPr>
+  </w:style>
   <w:style w:type="paragraph" w:styleId="Title">
     <w:name w:val="Title"/>
     <w:basedOn w:val="Normal"/>
@@ -1901,4 +1916,294 @@
     </w:rPr>
   </w:style>
 </w:styles>
+</file>
+
+<file path=word/theme/theme1.xml><?xml version="1.0" encoding="utf-8"?>
+<a:theme xmlns:a="http://schemas.openxmlformats.org/drawingml/2006/main" name="Office Theme">
+  <a:themeElements>
+    <a:clrScheme name="Office">
+      <a:dk1>
+        <a:sysClr val="windowText" lastClr="000000"/>
+      </a:dk1>
+      <a:lt1>
+        <a:sysClr val="window" lastClr="FFFFFF"/>
+      </a:lt1>
+      <a:dk2>
+        <a:srgbClr val="44546A"/>
+      </a:dk2>
+      <a:lt2>
+        <a:srgbClr val="E7E6E6"/>
+      </a:lt2>
+      <a:accent1>
+        <a:srgbClr val="4472C4"/>
+      </a:accent1>
+      <a:accent2>
+        <a:srgbClr val="ED7D31"/>
+      </a:accent2>
+      <a:accent3>
+        <a:srgbClr val="A5A5A5"/>
+      </a:accent3>
+      <a:accent4>
+        <a:srgbClr val="FFC000"/>
+      </a:accent4>
+      <a:accent5>
+        <a:srgbClr val="5B9BD5"/>
+      </a:accent5>
+      <a:accent6>
+        <a:srgbClr val="70AD47"/>
+      </a:accent6>
+      <a:hlink>
+        <a:srgbClr val="0563C1"/>
+      </a:hlink>
+      <a:folHlink>
+        <a:srgbClr val="954F72"/>
+      </a:folHlink>
+    </a:clrScheme>
+    <a:fontScheme name="Office">
+      <a:majorFont>
+        <a:latin typeface="Calibri Light" panose="020F0302020204030204"/>
+        <a:ea typeface=""/>
+        <a:cs typeface=""/>
+        <a:font script="Jpan" typeface="游ゴシック Light"/>
+        <a:font script="Hang" typeface="맑은 고딕"/>
+        <a:font script="Hans" typeface="等线 Light"/>
+        <a:font script="Hant" typeface="新細明體"/>
+        <a:font script="Arab" typeface="Times New Roman"/>
+        <a:font script="Hebr" typeface="Times New Roman"/>
+        <a:font script="Thai" typeface="Angsana New"/>
+        <a:font script="Ethi" typeface="Nyala"/>
+        <a:font script="Beng" typeface="Vrinda"/>
+        <a:font script="Gujr" typeface="Shruti"/>
+        <a:font script="Khmr" typeface="MoolBoran"/>
+        <a:font script="Knda" typeface="Tunga"/>
+        <a:font script="Guru" typeface="Raavi"/>
+        <a:font script="Cans" typeface="Euphemia"/>
+        <a:font script="Cher" typeface="Plantagenet Cherokee"/>
+        <a:font script="Yiii" typeface="Microsoft Yi Baiti"/>
+        <a:font script="Tibt" typeface="Microsoft Himalaya"/>
+        <a:font script="Thaa" typeface="MV Boli"/>
+        <a:font script="Deva" typeface="Mangal"/>
+        <a:font script="Telu" typeface="Gautami"/>
+        <a:font script="Taml" typeface="Latha"/>
+        <a:font script="Syrc" typeface="Estrangelo Edessa"/>
+        <a:font script="Orya" typeface="Kalinga"/>
+        <a:font script="Mlym" typeface="Kartika"/>
+        <a:font script="Laoo" typeface="DokChampa"/>
+        <a:font script="Sinh" typeface="Iskoola Pota"/>
+        <a:font script="Mong" typeface="Mongolian Baiti"/>
+        <a:font script="Viet" typeface="Times New Roman"/>
+        <a:font script="Uigh" typeface="Microsoft Uighur"/>
+        <a:font script="Geor" typeface="Sylfaen"/>
+        <a:font script="Armn" typeface="Arial"/>
+        <a:font script="Bugi" typeface="Leelawadee UI"/>
+        <a:font script="Bopo" typeface="Microsoft JhengHei"/>
+        <a:font script="Java" typeface="Javanese Text"/>
+        <a:font script="Lisu" typeface="Segoe UI"/>
+        <a:font script="Mymr" typeface="Myanmar Text"/>
+        <a:font script="Nkoo" typeface="Ebrima"/>
+        <a:font script="Olck" typeface="Nirmala UI"/>
+        <a:font script="Osma" typeface="Ebrima"/>
+        <a:font script="Phag" typeface="Phagspa"/>
+        <a:font script="Syrn" typeface="Estrangelo Edessa"/>
+        <a:font script="Syrj" typeface="Estrangelo Edessa"/>
+        <a:font script="Syre" typeface="Estrangelo Edessa"/>
+        <a:font script="Sora" typeface="Nirmala UI"/>
+        <a:font script="Tale" typeface="Microsoft Tai Le"/>
+        <a:font script="Talu" typeface="Microsoft New Tai Lue"/>
+        <a:font script="Tfng" typeface="Ebrima"/>
+      </a:majorFont>
+      <a:minorFont>
+        <a:latin typeface="Calibri" panose="020F0502020204030204"/>
+        <a:ea typeface=""/>
+        <a:cs typeface=""/>
+        <a:font script="Jpan" typeface="游明朝"/>
+        <a:font script="Hang" typeface="맑은 고딕"/>
+        <a:font script="Hans" typeface="等线"/>
+        <a:font script="Hant" typeface="新細明體"/>
+        <a:font script="Arab" typeface="Arial"/>
+        <a:font script="Hebr" typeface="Arial"/>
+        <a:font script="Thai" typeface="Cordia New"/>
+        <a:font script="Ethi" typeface="Nyala"/>
+        <a:font script="Beng" typeface="Vrinda"/>
+        <a:font script="Gujr" typeface="Shruti"/>
+        <a:font script="Khmr" typeface="DaunPenh"/>
+        <a:font script="Knda" typeface="Tunga"/>
+        <a:font script="Guru" typeface="Raavi"/>
+        <a:font script="Cans" typeface="Euphemia"/>
+        <a:font script="Cher" typeface="Plantagenet Cherokee"/>
+        <a:font script="Yiii" typeface="Microsoft Yi Baiti"/>
+        <a:font script="Tibt" typeface="Microsoft Himalaya"/>
+        <a:font script="Thaa" typeface="MV Boli"/>
+        <a:font script="Deva" typeface="Mangal"/>
+        <a:font script="Telu" typeface="Gautami"/>
+        <a:font script="Taml" typeface="Latha"/>
+        <a:font script="Syrc" typeface="Estrangelo Edessa"/>
+        <a:font script="Orya" typeface="Kalinga"/>
+        <a:font script="Mlym" typeface="Kartika"/>
+        <a:font script="Laoo" typeface="DokChampa"/>
+        <a:font script="Sinh" typeface="Iskoola Pota"/>
+        <a:font script="Mong" typeface="Mongolian Baiti"/>
+        <a:font script="Viet" typeface="Arial"/>
+        <a:font script="Uigh" typeface="Microsoft Uighur"/>
+        <a:font script="Geor" typeface="Sylfaen"/>
+        <a:font script="Armn" typeface="Arial"/>
+        <a:font script="Bugi" typeface="Leelawadee UI"/>
+        <a:font script="Bopo" typeface="Microsoft JhengHei"/>
+        <a:font script="Java" typeface="Javanese Text"/>
+        <a:font script="Lisu" typeface="Segoe UI"/>
+        <a:font script="Mymr" typeface="Myanmar Text"/>
+        <a:font script="Nkoo" typeface="Ebrima"/>
+        <a:font script="Olck" typeface="Nirmala UI"/>
+        <a:font script="Osma" typeface="Ebrima"/>
+        <a:font script="Phag" typeface="Phagspa"/>
+        <a:font script="Syrn" typeface="Estrangelo Edessa"/>
+        <a:font script="Syrj" typeface="Estrangelo Edessa"/>
+        <a:font script="Syre" typeface="Estrangelo Edessa"/>
+        <a:font script="Sora" typeface="Nirmala UI"/>
+        <a:font script="Tale" typeface="Microsoft Tai Le"/>
+        <a:font script="Talu" typeface="Microsoft New Tai Lue"/>
+        <a:font script="Tfng" typeface="Ebrima"/>
+      </a:minorFont>
+    </a:fontScheme>
+    <a:fmtScheme name="Office">
+      <a:fillStyleLst>
+        <a:solidFill>
+          <a:schemeClr val="phClr"/>
+        </a:solidFill>
+        <a:gradFill rotWithShape="true">
+          <a:gsLst>
+            <a:gs pos="0">
+              <a:schemeClr val="phClr">
+                <a:lumMod val="110000"/>
+                <a:satMod val="105000"/>
+                <a:tint val="67000"/>
+              </a:schemeClr>
+            </a:gs>
+            <a:gs pos="50000">
+              <a:schemeClr val="phClr">
+                <a:lumMod val="105000"/>
+                <a:satMod val="103000"/>
+                <a:tint val="73000"/>
+              </a:schemeClr>
+            </a:gs>
+            <a:gs pos="100000">
+              <a:schemeClr val="phClr">
+                <a:lumMod val="105000"/>
+                <a:satMod val="109000"/>
+                <a:tint val="81000"/>
+              </a:schemeClr>
+            </a:gs>
+          </a:gsLst>
+          <a:lin ang="5400000" scaled="false"/>
+        </a:gradFill>
+        <a:gradFill rotWithShape="true">
+          <a:gsLst>
+            <a:gs pos="0">
+              <a:schemeClr val="phClr">
+                <a:satMod val="103000"/>
+                <a:lumMod val="102000"/>
+                <a:tint val="94000"/>
+              </a:schemeClr>
+            </a:gs>
+            <a:gs pos="50000">
+              <a:schemeClr val="phClr">
+                <a:satMod val="110000"/>
+                <a:lumMod val="100000"/>
+                <a:shade val="100000"/>
+              </a:schemeClr>
+            </a:gs>
+            <a:gs pos="100000">
+              <a:schemeClr val="phClr">
+                <a:lumMod val="99000"/>
+                <a:satMod val="120000"/>
+                <a:shade val="78000"/>
+              </a:schemeClr>
+            </a:gs>
+          </a:gsLst>
+          <a:lin ang="5400000" scaled="false"/>
+        </a:gradFill>
+      </a:fillStyleLst>
+      <a:lnStyleLst>
+        <a:ln w="6350" cap="flat" cmpd="sng" algn="ctr">
+          <a:solidFill>
+            <a:schemeClr val="phClr"/>
+          </a:solidFill>
+          <a:prstDash val="solid"/>
+          <a:miter lim="800000"/>
+        </a:ln>
+        <a:ln w="12700" cap="flat" cmpd="sng" algn="ctr">
+          <a:solidFill>
+            <a:schemeClr val="phClr"/>
+          </a:solidFill>
+          <a:prstDash val="solid"/>
+          <a:miter lim="800000"/>
+        </a:ln>
+        <a:ln w="19050" cap="flat" cmpd="sng" algn="ctr">
+          <a:solidFill>
+            <a:schemeClr val="phClr"/>
+          </a:solidFill>
+          <a:prstDash val="solid"/>
+          <a:miter lim="800000"/>
+        </a:ln>
+      </a:lnStyleLst>
+      <a:effectStyleLst>
+        <a:effectStyle>
+          <a:effectLst/>
+        </a:effectStyle>
+        <a:effectStyle>
+          <a:effectLst/>
+        </a:effectStyle>
+        <a:effectStyle>
+          <a:effectLst>
+            <a:outerShdw blurRad="57150" dist="19050" dir="5400000" algn="ctr" rotWithShape="false">
+              <a:srgbClr val="000000">
+                <a:alpha val="63000"/>
+              </a:srgbClr>
+            </a:outerShdw>
+          </a:effectLst>
+        </a:effectStyle>
+      </a:effectStyleLst>
+      <a:bgFillStyleLst>
+        <a:solidFill>
+          <a:schemeClr val="phClr"/>
+        </a:solidFill>
+        <a:solidFill>
+          <a:schemeClr val="phClr">
+            <a:tint val="95000"/>
+            <a:satMod val="170000"/>
+          </a:schemeClr>
+        </a:solidFill>
+        <a:gradFill rotWithShape="true">
+          <a:gsLst>
+            <a:gs pos="0">
+              <a:schemeClr val="phClr">
+                <a:tint val="93000"/>
+                <a:satMod val="150000"/>
+                <a:shade val="98000"/>
+                <a:lumMod val="102000"/>
+              </a:schemeClr>
+            </a:gs>
+            <a:gs pos="50000">
+              <a:schemeClr val="phClr">
+                <a:tint val="98000"/>
+                <a:satMod val="130000"/>
+                <a:shade val="90000"/>
+                <a:lumMod val="103000"/>
+              </a:schemeClr>
+            </a:gs>
+            <a:gs pos="100000">
+              <a:schemeClr val="phClr">
+                <a:shade val="63000"/>
+                <a:satMod val="120000"/>
+              </a:schemeClr>
+            </a:gs>
+          </a:gsLst>
+          <a:lin ang="5400000" scaled="false"/>
+        </a:gradFill>
+      </a:bgFillStyleLst>
+    </a:fmtScheme>
+  </a:themeElements>
+  <a:objectDefaults/>
+  <a:extraClrSchemeLst/>
+</a:theme>
 </file>
--- a/products-storage/01-zakrytie-rabot/15-algoritm-pri-zaderzhke-oplaty.docx
+++ b/products-storage/01-zakrytie-rabot/15-algoritm-pri-zaderzhke-oplaty.docx
@@ -1760,7 +1760,7 @@
     <w:next w:val="Normal"/>
     <w:qFormat/>
     <w:rPr>
-      <w:color w:val="2E74B5"/>
+      <w:color w:val="34383B"/>
       <w:sz w:val="32"/>
       <w:szCs w:val="32"/>
     </w:rPr>
@@ -1771,7 +1771,7 @@
     <w:next w:val="Normal"/>
     <w:qFormat/>
     <w:rPr>
-      <w:color w:val="2E74B5"/>
+      <w:color w:val="34383B"/>
       <w:sz w:val="26"/>
       <w:szCs w:val="26"/>
     </w:rPr>
@@ -1782,7 +1782,7 @@
     <w:next w:val="Normal"/>
     <w:qFormat/>
     <w:rPr>
-      <w:color w:val="1F4D78"/>
+      <w:color w:val="34383B"/>
       <w:sz w:val="24"/>
       <w:szCs w:val="24"/>
     </w:rPr>
@@ -1795,7 +1795,7 @@
     <w:rPr>
       <w:i/>
       <w:iCs/>
-      <w:color w:val="2E74B5"/>
+      <w:color w:val="34383B"/>
     </w:rPr>
   </w:style>
   <w:style w:type="paragraph" w:styleId="Heading5">
@@ -1804,7 +1804,7 @@
     <w:next w:val="Normal"/>
     <w:qFormat/>
     <w:rPr>
-      <w:color w:val="2E74B5"/>
+      <w:color w:val="34383B"/>
     </w:rPr>
   </w:style>
   <w:style w:type="paragraph" w:styleId="Heading6">
@@ -1813,7 +1813,7 @@
     <w:next w:val="Normal"/>
     <w:qFormat/>
     <w:rPr>
-      <w:color w:val="1F4D78"/>
+      <w:color w:val="34383B"/>
     </w:rPr>
   </w:style>
   <w:style w:type="paragraph" w:styleId="Strong">
@@ -1837,7 +1837,7 @@
     <w:uiPriority w:val="99"/>
     <w:unhideWhenUsed/>
     <w:rPr>
-      <w:color w:val="0563C1"/>
+      <w:color w:val="34383B"/>
       <w:u w:val="single"/>
     </w:rPr>
   </w:style>

--- a/products-storage/01-zakrytie-rabot/15-algoritm-pri-zaderzhke-oplaty.docx
+++ b/products-storage/01-zakrytie-rabot/15-algoritm-pri-zaderzhke-oplaty.docx
@@ -99,7 +99,7 @@
                 <w:sz w:val="24"/>
                 <w:szCs w:val="24"/>
               </w:rPr>
-              <w:t xml:space="preserve">Типовая редакция сверена с текстом действующих норм 16.08.2026. Нормативная сверка — это сопоставление формулировок, сроков и порядка со статьями закона; юридической консультацией и вычиткой юристом она не является. Шаблон не заменяет консультацию по конкретной ситуации: выводы зависят от условий вашего договора, состава подписанных документов и обстоятельств спора, и приоритет всегда у договора. Если заказчик оспаривает объёмы или качество, заявляет зачёт, если акты подписаны неуполномоченным лицом или в картотеке арбитражных дел появилось дело о банкротстве должника — типовой текст создаёт ложную уверенность. В этих случаях обращайтесь к юристу до отправки.</w:t>
+              <w:t xml:space="preserve">Нормативная сверка сопоставляет формулировки, сроки и порядок со статьями закона; она не заменяет юридическую консультацию и проверку обстоятельств вашего спора. Шаблон не заменяет консультацию по конкретной ситуации: выводы зависят от условий вашего договора, состава подписанных документов и обстоятельств спора, и приоритет всегда у договора. Если заказчик оспаривает объёмы или качество, заявляет зачёт, если акты подписаны неуполномоченным лицом или в картотеке арбитражных дел появилось дело о банкротстве должника — типовой текст создаёт ложную уверенность. В этих случаях обращайтесь к юристу до отправки.</w:t>
             </w:r>
           </w:p>
           <w:p>
@@ -249,7 +249,7 @@
           <w:sz w:val="24"/>
           <w:szCs w:val="24"/>
         </w:rPr>
-        <w:t xml:space="preserve">Инструмент: алгоритм первичной проверки и перечень документов из бесплатного комплекта «КС подписаны, денег нет»; калькулятором срока оплаты оттуда же фиксируется </w:t>
+        <w:t xml:space="preserve">Инструмент: соберите договор с приложениями, подписанные акты и документы о частичных оплатах (платёжные поручения, банковские выписки). По файлу 11 «Как заполнять: словарь полей» проверьте источники </w:t>
       </w:r>
       <w:r>
         <w:rPr>
@@ -262,6 +262,27 @@
           <w:sz w:val="24"/>
           <w:szCs w:val="24"/>
         </w:rPr>
+        <w:t xml:space="preserve">{{СУММА_ДОЛГА}}</w:t>
+      </w:r>
+      <w:r>
+        <w:rPr>
+          <w:rFonts w:ascii="Times New Roman" w:cs="Times New Roman" w:eastAsia="Times New Roman" w:hAnsi="Times New Roman"/>
+          <w:sz w:val="24"/>
+          <w:szCs w:val="24"/>
+        </w:rPr>
+        <w:t xml:space="preserve"> и </w:t>
+      </w:r>
+      <w:r>
+        <w:rPr>
+          <w:rFonts w:ascii="Times New Roman" w:cs="Times New Roman" w:eastAsia="Times New Roman" w:hAnsi="Times New Roman"/>
+          <w:b/>
+          <w:bCs/>
+          <w:i w:val="false"/>
+          <w:iCs w:val="false"/>
+          <w:color w:val="000000"/>
+          <w:sz w:val="24"/>
+          <w:szCs w:val="24"/>
+        </w:rPr>
         <w:t xml:space="preserve">{{ДАТА_НАЧАЛА_ПРОСРОЧКИ}}</w:t>
       </w:r>
       <w:r>
@@ -270,7 +291,7 @@
           <w:sz w:val="24"/>
           <w:szCs w:val="24"/>
         </w:rPr>
-        <w:t xml:space="preserve">.</w:t>
+        <w:t xml:space="preserve">: срок оплаты берётся из договора, остаток долга — за вычетом подтверждённых оплат. Для расчёта процентов отдельно определите долг на начало периода и последующие частичные оплаты; текущий остаток не подставляйте вместо первоначальной базы. Внешний бесплатный комплект для этого шага не требуется.</w:t>
       </w:r>
     </w:p>
     <w:p>
@@ -331,7 +352,7 @@
           <w:sz w:val="24"/>
           <w:szCs w:val="24"/>
         </w:rPr>
-        <w:t xml:space="preserve">Письмо из комплекта составлено как требование: в нём есть основание, сумма, срок исполнения и последствия неисполнения. Поэтому у шага есть развилка, которой не было бы у простого напоминания: такое письмо само может считаться претензией (иным требованием) по ч. 5 ст. 4 АПК РФ, и срок ожидания перед иском отсчитывается со дня его направления. Достаточность письма для соблюдения досудебного порядка оценивает суд по его содержанию; если запас по времени есть, надёжнее пройти и шаг 3.</w:t>
+        <w:t xml:space="preserve">Письмо из комплекта составлено как требование: в нём есть основание, сумма, срок исполнения и последствия неисполнения. Поэтому у шага есть развилка, которой не было бы у простого напоминания: такое письмо само может считаться претензией (иным требованием) по ч. 5 ст. 4 АПК РФ, и срок ожидания перед иском по общему правилу отсчитывается со дня его направления; иной срок и порядок проверяются по закону или договору. Достаточность письма для соблюдения досудебного порядка оценивает суд по его содержанию; если запас по времени есть, надёжнее пройти и шаг 3.</w:t>
       </w:r>
     </w:p>
     <w:p>
@@ -534,7 +555,7 @@
           <w:sz w:val="24"/>
           <w:szCs w:val="24"/>
         </w:rPr>
-        <w:t xml:space="preserve">Файл «Претензия на неоплату по КС-2» вместе с расчётом процентов из файла «Расчёт процентов по ст. 395 ГК РФ». Отправка: ценным письмом с описью вложения и уведомлением на юридический адрес по ЕГРЮЛ, дубль по каналу из договора. Сохраните опись, чек и трек-номер — это будущие приложения к иску.</w:t>
+        <w:t xml:space="preserve">Файл «Претензия на неоплату по КС-2» вместе с расчётом выбранной санкции. Для процентов по ст. 395 ГК РФ используйте файл 14; для договорной неустойки — отдельный расчёт по условиям договора, файл 14 для неё не используется. Отправка: ценным письмом с описью вложения и уведомлением на юридический адрес по ЕГРЮЛ, дубль по каналу из договора. Сохраните опись, чек и трек-номер — это будущие приложения к иску.</w:t>
       </w:r>
     </w:p>
     <w:p>
@@ -568,7 +589,7 @@
           <w:sz w:val="24"/>
           <w:szCs w:val="24"/>
         </w:rPr>
-        <w:t xml:space="preserve"> из договора. Если договор такого срока не устанавливает, иск можно подать по истечении срока, установленного ч. 5 ст. 4 АПК РФ, который считается со дня направления претензии; обязанности ответить в этот срок норма не устанавливает. Число в этот файл намеренно не записано: проверьте действующую редакцию.</w:t>
+        <w:t xml:space="preserve"> — проверьте по договору; если такого условия нет, срок ответа назначаете сами. Это не срок ожидания перед иском. Применимые срок и порядок досудебного урегулирования определите по закону или договору: по общему правилу ч. 5 ст. 4 АПК РФ ожидание исчисляется со дня направления претензии; иной срок и порядок нужно проверить отдельно. Зафиксируйте источник, длительность, начало и окончание ожидания. До его истечения иск не подавайте. Число в этот файл намеренно не записано: проверьте действующую редакцию.</w:t>
       </w:r>
     </w:p>
     <w:p>
@@ -1280,7 +1301,7 @@
                 <w:sz w:val="22"/>
                 <w:szCs w:val="22"/>
               </w:rPr>
-              <w:t xml:space="preserve">претензия с расчётом процентов</w:t>
+              <w:t xml:space="preserve">претензия с расчётом выбранной санкции</w:t>
             </w:r>
           </w:p>
         </w:tc>
@@ -1306,7 +1327,7 @@
                 <w:sz w:val="22"/>
                 <w:szCs w:val="22"/>
               </w:rPr>
-              <w:t xml:space="preserve">претензия, расчёт</w:t>
+              <w:t xml:space="preserve">претензия, расчёт выбранной санкции</w:t>
             </w:r>
           </w:p>
         </w:tc>
@@ -1334,20 +1355,7 @@
                 <w:sz w:val="22"/>
                 <w:szCs w:val="22"/>
               </w:rPr>
-              <w:t xml:space="preserve">+ </w:t>
-            </w:r>
-            <w:r>
-              <w:rPr>
-                <w:rFonts w:ascii="Times New Roman" w:cs="Times New Roman" w:eastAsia="Times New Roman" w:hAnsi="Times New Roman"/>
-                <w:b/>
-                <w:bCs/>
-                <w:i w:val="false"/>
-                <w:iCs w:val="false"/>
-                <w:color w:val="000000"/>
-                <w:sz w:val="22"/>
-                <w:szCs w:val="22"/>
-              </w:rPr>
-              <w:t xml:space="preserve">{{СРОК_ОТВЕТА_НА_ПРЕТЕНЗИЮ}}</w:t>
+              <w:t xml:space="preserve">Дата окончания применимого досудебного ожидания</w:t>
             </w:r>
           </w:p>
         </w:tc>
@@ -1500,7 +1508,7 @@
           <w:sz w:val="24"/>
           <w:szCs w:val="24"/>
         </w:rPr>
-        <w:t xml:space="preserve">Числа в колонке «Точка» — управленческие, их назначаете вы. Единственный юридически связанный срок здесь — срок, по истечении которого спор может быть передан в арбитражный суд: он берётся из договора либо из ч. 5 ст. 4 АПК РФ и считается со дня направления претензии.</w:t>
+        <w:t xml:space="preserve">Числа в колонке «Точка» — управленческие, их назначаете вы. Единственный юридически связанный срок здесь — срок, по истечении которого спор может быть передан в арбитражный суд: он берётся из договора либо из ч. 5 ст. 4 АПК РФ. По общему правилу он считается со дня направления претензии; иной срок и порядок проверяются по закону или договору. Срок ответа на претензию не заменяет это ожидание. В контрольной линии укажите проверенную дату окончания применимого срока; до неё подавать иск нельзя.</w:t>
       </w:r>
     </w:p>
     <w:p>

--- a/products-storage/01-zakrytie-rabot/15-algoritm-pri-zaderzhke-oplaty.docx
+++ b/products-storage/01-zakrytie-rabot/15-algoritm-pri-zaderzhke-oplaty.docx
@@ -34,95 +34,6 @@
         <w:t xml:space="preserve">Пошаговый порядок после просрочки оплаты: от первой проверки до следующего обоснованного действия.</w:t>
       </w:r>
     </w:p>
-    <w:tbl>
-      <w:tblPr>
-        <w:tblW w:type="dxa" w:w="9360"/>
-        <w:tblBorders>
-          <w:top w:val="single" w:color="auto" w:sz="4"/>
-          <w:left w:val="single" w:color="auto" w:sz="4"/>
-          <w:bottom w:val="single" w:color="auto" w:sz="4"/>
-          <w:right w:val="single" w:color="auto" w:sz="4"/>
-          <w:insideH w:val="single" w:color="auto" w:sz="4"/>
-          <w:insideV w:val="single" w:color="auto" w:sz="4"/>
-        </w:tblBorders>
-      </w:tblPr>
-      <w:tblGrid>
-        <w:gridCol w:w="9360"/>
-      </w:tblGrid>
-      <w:tr>
-        <w:tc>
-          <w:tcPr>
-            <w:tcW w:type="dxa" w:w="9360"/>
-            <w:shd w:fill="F2F2F2" w:val="clear"/>
-            <w:tcMar>
-              <w:top w:type="dxa" w:w="160"/>
-              <w:left w:type="dxa" w:w="200"/>
-              <w:bottom w:type="dxa" w:w="160"/>
-              <w:right w:type="dxa" w:w="200"/>
-            </w:tcMar>
-          </w:tcPr>
-          <w:p>
-            <w:pPr>
-              <w:spacing w:after="100" w:line="276"/>
-            </w:pPr>
-            <w:r>
-              <w:rPr>
-                <w:rFonts w:ascii="Times New Roman" w:cs="Times New Roman" w:eastAsia="Times New Roman" w:hAnsi="Times New Roman"/>
-                <w:b/>
-                <w:bCs/>
-                <w:sz w:val="24"/>
-                <w:szCs w:val="24"/>
-              </w:rPr>
-              <w:t xml:space="preserve">Важно, прочитайте до использования</w:t>
-            </w:r>
-          </w:p>
-          <w:p>
-            <w:pPr>
-              <w:spacing w:after="100" w:line="276"/>
-            </w:pPr>
-            <w:r>
-              <w:rPr>
-                <w:rFonts w:ascii="Times New Roman" w:cs="Times New Roman" w:eastAsia="Times New Roman" w:hAnsi="Times New Roman"/>
-                <w:sz w:val="24"/>
-                <w:szCs w:val="24"/>
-              </w:rPr>
-              <w:t xml:space="preserve">Это типовой шаблон, а не юридическая консультация и не гарантия взыскания. Он рассчитан на типовую ситуацию: работы приняты, акты подписаны обеими сторонами без замечаний, встречных требований нет.</w:t>
-            </w:r>
-          </w:p>
-          <w:p>
-            <w:pPr>
-              <w:spacing w:after="100" w:line="276"/>
-            </w:pPr>
-            <w:r>
-              <w:rPr>
-                <w:rFonts w:ascii="Times New Roman" w:cs="Times New Roman" w:eastAsia="Times New Roman" w:hAnsi="Times New Roman"/>
-                <w:sz w:val="24"/>
-                <w:szCs w:val="24"/>
-              </w:rPr>
-              <w:t xml:space="preserve">Нормативная сверка сопоставляет формулировки, сроки и порядок со статьями закона; она не заменяет юридическую консультацию и проверку обстоятельств вашего спора. Шаблон не заменяет консультацию по конкретной ситуации: выводы зависят от условий вашего договора, состава подписанных документов и обстоятельств спора, и приоритет всегда у договора. Если заказчик оспаривает объёмы или качество, заявляет зачёт, если акты подписаны неуполномоченным лицом или в картотеке арбитражных дел появилось дело о банкротстве должника — типовой текст создаёт ложную уверенность. В этих случаях обращайтесь к юристу до отправки.</w:t>
-            </w:r>
-          </w:p>
-          <w:p>
-            <w:pPr>
-              <w:spacing w:after="0" w:line="276"/>
-            </w:pPr>
-            <w:r>
-              <w:rPr>
-                <w:rFonts w:ascii="Times New Roman" w:cs="Times New Roman" w:eastAsia="Times New Roman" w:hAnsi="Times New Roman"/>
-                <w:sz w:val="24"/>
-                <w:szCs w:val="24"/>
-              </w:rPr>
-              <w:t xml:space="preserve">Ставок, сроков и размеров пошлин числом в шаблоне нет намеренно: они меняются, а скачанный файл не обновляется. Каждое число вы берёте из названного источника на дату составления документа.</w:t>
-            </w:r>
-          </w:p>
-        </w:tc>
-      </w:tr>
-    </w:tbl>
-    <w:p>
-      <w:pPr>
-        <w:spacing w:after="120" w:line="276"/>
-      </w:pPr>
-    </w:p>
     <w:p>
       <w:pPr>
         <w:pStyle w:val="Heading2"/>
@@ -137,7 +48,7 @@
           <w:sz w:val="26"/>
           <w:szCs w:val="26"/>
         </w:rPr>
-        <w:t xml:space="preserve">Зачем этот документ</w:t>
+        <w:t xml:space="preserve">Результат применения</w:t>
       </w:r>
     </w:p>
     <w:p>
@@ -167,25 +78,20 @@
           <w:sz w:val="26"/>
           <w:szCs w:val="26"/>
         </w:rPr>
-        <w:t xml:space="preserve">Чего этот документ не делает</w:t>
-      </w:r>
-    </w:p>
-    <w:p>
-      <w:pPr>
-        <w:spacing w:after="120" w:line="276"/>
-      </w:pPr>
-      <w:r>
-        <w:rPr>
-          <w:rFonts w:ascii="Times New Roman" w:cs="Times New Roman" w:eastAsia="Times New Roman" w:hAnsi="Times New Roman"/>
-          <w:sz w:val="24"/>
-          <w:szCs w:val="24"/>
-        </w:rPr>
-        <w:t xml:space="preserve">Не заменяет оценку конкретной ситуации юристом. Алгоритм показывает типовой порядок: какой документ подготовить, какой срок проверить и на какой развилке остановиться для консультации. Гарантий взыскания он не даёт: результат зависит от договора, документов и обстоятельств спора.</w:t>
-      </w:r>
-    </w:p>
-    <w:p>
-      <w:r>
-        <w:br w:type="page"/>
+        <w:t xml:space="preserve">Как работать с маршрутом</w:t>
+      </w:r>
+    </w:p>
+    <w:p>
+      <w:pPr>
+        <w:spacing w:after="120" w:line="276"/>
+      </w:pPr>
+      <w:r>
+        <w:rPr>
+          <w:rFonts w:ascii="Times New Roman" w:cs="Times New Roman" w:eastAsia="Times New Roman" w:hAnsi="Times New Roman"/>
+          <w:sz w:val="24"/>
+          <w:szCs w:val="24"/>
+        </w:rPr>
+        <w:t xml:space="preserve">На каждом шаге указаны документ, срок и следующая развилка. Сверяйте данные с договором и актами; при споре об объёме, зачёте или банкротстве подключайте юриста к подготовке позиции.</w:t>
       </w:r>
     </w:p>
     <w:p>
@@ -939,7 +845,7 @@
           <w:sz w:val="24"/>
           <w:szCs w:val="24"/>
         </w:rPr>
-        <w:t xml:space="preserve">Дальше — юрист. Этот комплект односторонний акт не покрывает сознательно: типовой шаблон в такой ситуации опаснее его отсутствия.</w:t>
+        <w:t xml:space="preserve">С собранными материалами обратитесь к юристу: он поможет выстроить доказательства сдачи работ, оценить мотивы отказа и подготовить дальнейшие документы по односторонней приёмке.</w:t>
       </w:r>
     </w:p>
     <w:p>
@@ -1534,6 +1440,10 @@
 </w:document>
 </file>
 
+<file path=word/comments.xml><?xml version="1.0" encoding="utf-8"?>
+<w:comments xmlns:cx="http://schemas.microsoft.com/office/drawing/2014/chartex" xmlns:cx1="http://schemas.microsoft.com/office/drawing/2015/9/8/chartex" xmlns:cx2="http://schemas.microsoft.com/office/drawing/2015/10/21/chartex" xmlns:cx3="http://schemas.microsoft.com/office/drawing/2016/5/9/chartex" xmlns:cx4="http://schemas.microsoft.com/office/drawing/2016/5/10/chartex" xmlns:cx5="http://schemas.microsoft.com/office/drawing/2016/5/11/chartex" xmlns:cx6="http://schemas.microsoft.com/office/drawing/2016/5/12/chartex" xmlns:cx7="http://schemas.microsoft.com/office/drawing/2016/5/13/chartex" xmlns:cx8="http://schemas.microsoft.com/office/drawing/2016/5/14/chartex" xmlns:mc="http://schemas.openxmlformats.org/markup-compatibility/2006" xmlns:aink="http://schemas.microsoft.com/office/drawing/2016/ink" xmlns:am3d="http://schemas.microsoft.com/office/drawing/2017/model3d" xmlns:o="urn:schemas-microsoft-com:office:office" xmlns:r="http://schemas.openxmlformats.org/officeDocument/2006/relationships" xmlns:m="http://schemas.openxmlformats.org/officeDocument/2006/math" xmlns:v="urn:schemas-microsoft-com:vml" xmlns:wp14="http://schemas.microsoft.com/office/word/2010/wordprocessingDrawing" xmlns:wp="http://schemas.openxmlformats.org/drawingml/2006/wordprocessingDrawing" xmlns:w10="urn:schemas-microsoft-com:office:word" xmlns:w="http://schemas.openxmlformats.org/wordprocessingml/2006/main" xmlns:w14="http://schemas.microsoft.com/office/word/2010/wordml" xmlns:w15="http://schemas.microsoft.com/office/word/2012/wordml" xmlns:w16cex="http://schemas.microsoft.com/office/word/2018/wordml/cex" xmlns:w16cid="http://schemas.microsoft.com/office/word/2016/wordml/cid" xmlns:w16="http://schemas.microsoft.com/office/word/2018/wordml" xmlns:w16sdtdh="http://schemas.microsoft.com/office/word/2020/wordml/sdtdatahash" xmlns:w16se="http://schemas.microsoft.com/office/word/2015/wordml/symex" xmlns:wpg="http://schemas.microsoft.com/office/word/2010/wordprocessingGroup" xmlns:wpi="http://schemas.microsoft.com/office/word/2010/wordprocessingInk" xmlns:wne="http://schemas.microsoft.com/office/word/2006/wordml" xmlns:wps="http://schemas.microsoft.com/office/word/2010/wordprocessingShape"/>
+</file>
+
 <file path=word/endnotes.xml><?xml version="1.0" encoding="utf-8"?>
 <w:endnotes xmlns:wpc="http://schemas.microsoft.com/office/word/2010/wordprocessingCanvas" xmlns:mc="http://schemas.openxmlformats.org/markup-compatibility/2006" xmlns:o="urn:schemas-microsoft-com:office:office" xmlns:r="http://schemas.openxmlformats.org/officeDocument/2006/relationships" xmlns:m="http://schemas.openxmlformats.org/officeDocument/2006/math" xmlns:v="urn:schemas-microsoft-com:vml" xmlns:wp14="http://schemas.microsoft.com/office/word/2010/wordprocessingDrawing" xmlns:wp="http://schemas.openxmlformats.org/drawingml/2006/wordprocessingDrawing" xmlns:w10="urn:schemas-microsoft-com:office:word" xmlns:w="http://schemas.openxmlformats.org/wordprocessingml/2006/main" xmlns:w14="http://schemas.microsoft.com/office/word/2010/wordml" xmlns:w15="http://schemas.microsoft.com/office/word/2012/wordml" xmlns:wpg="http://schemas.microsoft.com/office/word/2010/wordprocessingGroup" xmlns:wpi="http://schemas.microsoft.com/office/word/2010/wordprocessingInk" xmlns:wne="http://schemas.microsoft.com/office/word/2006/wordml" xmlns:wps="http://schemas.microsoft.com/office/word/2010/wordprocessingShape" mc:Ignorable="w14 w15 wp14">
   <w:endnote w:type="separator" w:id="-1">
@@ -1612,7 +1522,7 @@
 <w:numbering xmlns:wpc="http://schemas.microsoft.com/office/word/2010/wordprocessingCanvas" xmlns:mc="http://schemas.openxmlformats.org/markup-compatibility/2006" xmlns:o="urn:schemas-microsoft-com:office:office" xmlns:r="http://schemas.openxmlformats.org/officeDocument/2006/relationships" xmlns:m="http://schemas.openxmlformats.org/officeDocument/2006/math" xmlns:v="urn:schemas-microsoft-com:vml" xmlns:wp14="http://schemas.microsoft.com/office/word/2010/wordprocessingDrawing" xmlns:wp="http://schemas.openxmlformats.org/drawingml/2006/wordprocessingDrawing" xmlns:w10="urn:schemas-microsoft-com:office:word" xmlns:w="http://schemas.openxmlformats.org/wordprocessingml/2006/main" xmlns:w14="http://schemas.microsoft.com/office/word/2010/wordml" xmlns:w15="http://schemas.microsoft.com/office/word/2012/wordml" xmlns:wpg="http://schemas.microsoft.com/office/word/2010/wordprocessingGroup" xmlns:wpi="http://schemas.microsoft.com/office/word/2010/wordprocessingInk" xmlns:wne="http://schemas.microsoft.com/office/word/2006/wordml" xmlns:wps="http://schemas.microsoft.com/office/word/2010/wordprocessingShape" mc:Ignorable="w14 w15 wp14">
   <w:abstractNum w:abstractNumId="1" w15:restartNumberingAfterBreak="0">
     <w:multiLevelType w:val="hybridMultilevel"/>
-    <w:lvl w:ilvl="0" w:tentative="1">
+    <w:lvl w:ilvl="0" w15:tentative="1">
       <w:start w:val="1"/>
       <w:numFmt w:val="bullet"/>
       <w:lvlText w:val="●"/>
@@ -1621,7 +1531,7 @@
         <w:ind w:left="720" w:hanging="360"/>
       </w:pPr>
     </w:lvl>
-    <w:lvl w:ilvl="1" w:tentative="1">
+    <w:lvl w:ilvl="1" w15:tentative="1">
       <w:start w:val="1"/>
       <w:numFmt w:val="bullet"/>
       <w:lvlText w:val="○"/>
@@ -1630,7 +1540,7 @@
         <w:ind w:left="1440" w:hanging="360"/>
       </w:pPr>
     </w:lvl>
-    <w:lvl w:ilvl="2" w:tentative="1">
+    <w:lvl w:ilvl="2" w15:tentative="1">
       <w:start w:val="1"/>
       <w:numFmt w:val="bullet"/>
       <w:lvlText w:val="■"/>
@@ -1639,7 +1549,7 @@
         <w:ind w:left="2160" w:hanging="360"/>
       </w:pPr>
     </w:lvl>
-    <w:lvl w:ilvl="3" w:tentative="1">
+    <w:lvl w:ilvl="3" w15:tentative="1">
       <w:start w:val="1"/>
       <w:numFmt w:val="bullet"/>
       <w:lvlText w:val="●"/>
@@ -1648,7 +1558,7 @@
         <w:ind w:left="2880" w:hanging="360"/>
       </w:pPr>
     </w:lvl>
-    <w:lvl w:ilvl="4" w:tentative="1">
+    <w:lvl w:ilvl="4" w15:tentative="1">
       <w:start w:val="1"/>
       <w:numFmt w:val="bullet"/>
       <w:lvlText w:val="○"/>
@@ -1657,7 +1567,7 @@
         <w:ind w:left="3600" w:hanging="360"/>
       </w:pPr>
     </w:lvl>
-    <w:lvl w:ilvl="5" w:tentative="1">
+    <w:lvl w:ilvl="5" w15:tentative="1">
       <w:start w:val="1"/>
       <w:numFmt w:val="bullet"/>
       <w:lvlText w:val="■"/>
@@ -1666,7 +1576,7 @@
         <w:ind w:left="4320" w:hanging="360"/>
       </w:pPr>
     </w:lvl>
-    <w:lvl w:ilvl="6" w:tentative="1">
+    <w:lvl w:ilvl="6" w15:tentative="1">
       <w:start w:val="1"/>
       <w:numFmt w:val="bullet"/>
       <w:lvlText w:val="●"/>
@@ -1675,7 +1585,7 @@
         <w:ind w:left="5040" w:hanging="360"/>
       </w:pPr>
     </w:lvl>
-    <w:lvl w:ilvl="7" w:tentative="1">
+    <w:lvl w:ilvl="7" w15:tentative="1">
       <w:start w:val="1"/>
       <w:numFmt w:val="bullet"/>
       <w:lvlText w:val="●"/>
@@ -1684,7 +1594,7 @@
         <w:ind w:left="5760" w:hanging="360"/>
       </w:pPr>
     </w:lvl>
-    <w:lvl w:ilvl="8" w:tentative="1">
+    <w:lvl w:ilvl="8" w15:tentative="1">
       <w:start w:val="1"/>
       <w:numFmt w:val="bullet"/>
       <w:lvlText w:val="●"/>
@@ -1696,7 +1606,7 @@
   </w:abstractNum>
   <w:abstractNum w:abstractNumId="2" w15:restartNumberingAfterBreak="0">
     <w:multiLevelType w:val="hybridMultilevel"/>
-    <w:lvl w:ilvl="0" w:tentative="1">
+    <w:lvl w:ilvl="0" w15:tentative="1">
       <w:start w:val="1"/>
       <w:numFmt w:val="bullet"/>
       <w:lvlText w:val="—"/>
@@ -1733,25 +1643,6 @@
     </w:rPrDefault>
     <w:pPrDefault/>
   </w:docDefaults>
-  <w:style w:type="paragraph" w:styleId="Normal" w:default="1">
-    <w:name w:val="Normal"/>
-    <w:qFormat/>
-  </w:style>
-  <w:style w:type="table" w:styleId="TableNormal" w:default="true">
-    <w:name w:val="Normal Table"/>
-    <w:uiPriority w:val="99"/>
-    <w:semiHidden/>
-    <w:unhideWhenUsed/>
-    <w:tblPr>
-      <w:tblInd w:type="dxa" w:w="0"/>
-      <w:tblCellMar>
-        <w:top w:type="dxa" w:w="0"/>
-        <w:left w:type="dxa" w:w="108"/>
-        <w:bottom w:type="dxa" w:w="0"/>
-        <w:right w:type="dxa" w:w="108"/>
-      </w:tblCellMar>
-    </w:tblPr>
-  </w:style>
   <w:style w:type="paragraph" w:styleId="Title">
     <w:name w:val="Title"/>
     <w:basedOn w:val="Normal"/>
@@ -1924,294 +1815,4 @@
     </w:rPr>
   </w:style>
 </w:styles>
-</file>
-
-<file path=word/theme/theme1.xml><?xml version="1.0" encoding="utf-8"?>
-<a:theme xmlns:a="http://schemas.openxmlformats.org/drawingml/2006/main" name="Office Theme">
-  <a:themeElements>
-    <a:clrScheme name="Office">
-      <a:dk1>
-        <a:sysClr val="windowText" lastClr="000000"/>
-      </a:dk1>
-      <a:lt1>
-        <a:sysClr val="window" lastClr="FFFFFF"/>
-      </a:lt1>
-      <a:dk2>
-        <a:srgbClr val="44546A"/>
-      </a:dk2>
-      <a:lt2>
-        <a:srgbClr val="E7E6E6"/>
-      </a:lt2>
-      <a:accent1>
-        <a:srgbClr val="4472C4"/>
-      </a:accent1>
-      <a:accent2>
-        <a:srgbClr val="ED7D31"/>
-      </a:accent2>
-      <a:accent3>
-        <a:srgbClr val="A5A5A5"/>
-      </a:accent3>
-      <a:accent4>
-        <a:srgbClr val="FFC000"/>
-      </a:accent4>
-      <a:accent5>
-        <a:srgbClr val="5B9BD5"/>
-      </a:accent5>
-      <a:accent6>
-        <a:srgbClr val="70AD47"/>
-      </a:accent6>
-      <a:hlink>
-        <a:srgbClr val="0563C1"/>
-      </a:hlink>
-      <a:folHlink>
-        <a:srgbClr val="954F72"/>
-      </a:folHlink>
-    </a:clrScheme>
-    <a:fontScheme name="Office">
-      <a:majorFont>
-        <a:latin typeface="Calibri Light" panose="020F0302020204030204"/>
-        <a:ea typeface=""/>
-        <a:cs typeface=""/>
-        <a:font script="Jpan" typeface="游ゴシック Light"/>
-        <a:font script="Hang" typeface="맑은 고딕"/>
-        <a:font script="Hans" typeface="等线 Light"/>
-        <a:font script="Hant" typeface="新細明體"/>
-        <a:font script="Arab" typeface="Times New Roman"/>
-        <a:font script="Hebr" typeface="Times New Roman"/>
-        <a:font script="Thai" typeface="Angsana New"/>
-        <a:font script="Ethi" typeface="Nyala"/>
-        <a:font script="Beng" typeface="Vrinda"/>
-        <a:font script="Gujr" typeface="Shruti"/>
-        <a:font script="Khmr" typeface="MoolBoran"/>
-        <a:font script="Knda" typeface="Tunga"/>
-        <a:font script="Guru" typeface="Raavi"/>
-        <a:font script="Cans" typeface="Euphemia"/>
-        <a:font script="Cher" typeface="Plantagenet Cherokee"/>
-        <a:font script="Yiii" typeface="Microsoft Yi Baiti"/>
-        <a:font script="Tibt" typeface="Microsoft Himalaya"/>
-        <a:font script="Thaa" typeface="MV Boli"/>
-        <a:font script="Deva" typeface="Mangal"/>
-        <a:font script="Telu" typeface="Gautami"/>
-        <a:font script="Taml" typeface="Latha"/>
-        <a:font script="Syrc" typeface="Estrangelo Edessa"/>
-        <a:font script="Orya" typeface="Kalinga"/>
-        <a:font script="Mlym" typeface="Kartika"/>
-        <a:font script="Laoo" typeface="DokChampa"/>
-        <a:font script="Sinh" typeface="Iskoola Pota"/>
-        <a:font script="Mong" typeface="Mongolian Baiti"/>
-        <a:font script="Viet" typeface="Times New Roman"/>
-        <a:font script="Uigh" typeface="Microsoft Uighur"/>
-        <a:font script="Geor" typeface="Sylfaen"/>
-        <a:font script="Armn" typeface="Arial"/>
-        <a:font script="Bugi" typeface="Leelawadee UI"/>
-        <a:font script="Bopo" typeface="Microsoft JhengHei"/>
-        <a:font script="Java" typeface="Javanese Text"/>
-        <a:font script="Lisu" typeface="Segoe UI"/>
-        <a:font script="Mymr" typeface="Myanmar Text"/>
-        <a:font script="Nkoo" typeface="Ebrima"/>
-        <a:font script="Olck" typeface="Nirmala UI"/>
-        <a:font script="Osma" typeface="Ebrima"/>
-        <a:font script="Phag" typeface="Phagspa"/>
-        <a:font script="Syrn" typeface="Estrangelo Edessa"/>
-        <a:font script="Syrj" typeface="Estrangelo Edessa"/>
-        <a:font script="Syre" typeface="Estrangelo Edessa"/>
-        <a:font script="Sora" typeface="Nirmala UI"/>
-        <a:font script="Tale" typeface="Microsoft Tai Le"/>
-        <a:font script="Talu" typeface="Microsoft New Tai Lue"/>
-        <a:font script="Tfng" typeface="Ebrima"/>
-      </a:majorFont>
-      <a:minorFont>
-        <a:latin typeface="Calibri" panose="020F0502020204030204"/>
-        <a:ea typeface=""/>
-        <a:cs typeface=""/>
-        <a:font script="Jpan" typeface="游明朝"/>
-        <a:font script="Hang" typeface="맑은 고딕"/>
-        <a:font script="Hans" typeface="等线"/>
-        <a:font script="Hant" typeface="新細明體"/>
-        <a:font script="Arab" typeface="Arial"/>
-        <a:font script="Hebr" typeface="Arial"/>
-        <a:font script="Thai" typeface="Cordia New"/>
-        <a:font script="Ethi" typeface="Nyala"/>
-        <a:font script="Beng" typeface="Vrinda"/>
-        <a:font script="Gujr" typeface="Shruti"/>
-        <a:font script="Khmr" typeface="DaunPenh"/>
-        <a:font script="Knda" typeface="Tunga"/>
-        <a:font script="Guru" typeface="Raavi"/>
-        <a:font script="Cans" typeface="Euphemia"/>
-        <a:font script="Cher" typeface="Plantagenet Cherokee"/>
-        <a:font script="Yiii" typeface="Microsoft Yi Baiti"/>
-        <a:font script="Tibt" typeface="Microsoft Himalaya"/>
-        <a:font script="Thaa" typeface="MV Boli"/>
-        <a:font script="Deva" typeface="Mangal"/>
-        <a:font script="Telu" typeface="Gautami"/>
-        <a:font script="Taml" typeface="Latha"/>
-        <a:font script="Syrc" typeface="Estrangelo Edessa"/>
-        <a:font script="Orya" typeface="Kalinga"/>
-        <a:font script="Mlym" typeface="Kartika"/>
-        <a:font script="Laoo" typeface="DokChampa"/>
-        <a:font script="Sinh" typeface="Iskoola Pota"/>
-        <a:font script="Mong" typeface="Mongolian Baiti"/>
-        <a:font script="Viet" typeface="Arial"/>
-        <a:font script="Uigh" typeface="Microsoft Uighur"/>
-        <a:font script="Geor" typeface="Sylfaen"/>
-        <a:font script="Armn" typeface="Arial"/>
-        <a:font script="Bugi" typeface="Leelawadee UI"/>
-        <a:font script="Bopo" typeface="Microsoft JhengHei"/>
-        <a:font script="Java" typeface="Javanese Text"/>
-        <a:font script="Lisu" typeface="Segoe UI"/>
-        <a:font script="Mymr" typeface="Myanmar Text"/>
-        <a:font script="Nkoo" typeface="Ebrima"/>
-        <a:font script="Olck" typeface="Nirmala UI"/>
-        <a:font script="Osma" typeface="Ebrima"/>
-        <a:font script="Phag" typeface="Phagspa"/>
-        <a:font script="Syrn" typeface="Estrangelo Edessa"/>
-        <a:font script="Syrj" typeface="Estrangelo Edessa"/>
-        <a:font script="Syre" typeface="Estrangelo Edessa"/>
-        <a:font script="Sora" typeface="Nirmala UI"/>
-        <a:font script="Tale" typeface="Microsoft Tai Le"/>
-        <a:font script="Talu" typeface="Microsoft New Tai Lue"/>
-        <a:font script="Tfng" typeface="Ebrima"/>
-      </a:minorFont>
-    </a:fontScheme>
-    <a:fmtScheme name="Office">
-      <a:fillStyleLst>
-        <a:solidFill>
-          <a:schemeClr val="phClr"/>
-        </a:solidFill>
-        <a:gradFill rotWithShape="true">
-          <a:gsLst>
-            <a:gs pos="0">
-              <a:schemeClr val="phClr">
-                <a:lumMod val="110000"/>
-                <a:satMod val="105000"/>
-                <a:tint val="67000"/>
-              </a:schemeClr>
-            </a:gs>
-            <a:gs pos="50000">
-              <a:schemeClr val="phClr">
-                <a:lumMod val="105000"/>
-                <a:satMod val="103000"/>
-                <a:tint val="73000"/>
-              </a:schemeClr>
-            </a:gs>
-            <a:gs pos="100000">
-              <a:schemeClr val="phClr">
-                <a:lumMod val="105000"/>
-                <a:satMod val="109000"/>
-                <a:tint val="81000"/>
-              </a:schemeClr>
-            </a:gs>
-          </a:gsLst>
-          <a:lin ang="5400000" scaled="false"/>
-        </a:gradFill>
-        <a:gradFill rotWithShape="true">
-          <a:gsLst>
-            <a:gs pos="0">
-              <a:schemeClr val="phClr">
-                <a:satMod val="103000"/>
-                <a:lumMod val="102000"/>
-                <a:tint val="94000"/>
-              </a:schemeClr>
-            </a:gs>
-            <a:gs pos="50000">
-              <a:schemeClr val="phClr">
-                <a:satMod val="110000"/>
-                <a:lumMod val="100000"/>
-                <a:shade val="100000"/>
-              </a:schemeClr>
-            </a:gs>
-            <a:gs pos="100000">
-              <a:schemeClr val="phClr">
-                <a:lumMod val="99000"/>
-                <a:satMod val="120000"/>
-                <a:shade val="78000"/>
-              </a:schemeClr>
-            </a:gs>
-          </a:gsLst>
-          <a:lin ang="5400000" scaled="false"/>
-        </a:gradFill>
-      </a:fillStyleLst>
-      <a:lnStyleLst>
-        <a:ln w="6350" cap="flat" cmpd="sng" algn="ctr">
-          <a:solidFill>
-            <a:schemeClr val="phClr"/>
-          </a:solidFill>
-          <a:prstDash val="solid"/>
-          <a:miter lim="800000"/>
-        </a:ln>
-        <a:ln w="12700" cap="flat" cmpd="sng" algn="ctr">
-          <a:solidFill>
-            <a:schemeClr val="phClr"/>
-          </a:solidFill>
-          <a:prstDash val="solid"/>
-          <a:miter lim="800000"/>
-        </a:ln>
-        <a:ln w="19050" cap="flat" cmpd="sng" algn="ctr">
-          <a:solidFill>
-            <a:schemeClr val="phClr"/>
-          </a:solidFill>
-          <a:prstDash val="solid"/>
-          <a:miter lim="800000"/>
-        </a:ln>
-      </a:lnStyleLst>
-      <a:effectStyleLst>
-        <a:effectStyle>
-          <a:effectLst/>
-        </a:effectStyle>
-        <a:effectStyle>
-          <a:effectLst/>
-        </a:effectStyle>
-        <a:effectStyle>
-          <a:effectLst>
-            <a:outerShdw blurRad="57150" dist="19050" dir="5400000" algn="ctr" rotWithShape="false">
-              <a:srgbClr val="000000">
-                <a:alpha val="63000"/>
-              </a:srgbClr>
-            </a:outerShdw>
-          </a:effectLst>
-        </a:effectStyle>
-      </a:effectStyleLst>
-      <a:bgFillStyleLst>
-        <a:solidFill>
-          <a:schemeClr val="phClr"/>
-        </a:solidFill>
-        <a:solidFill>
-          <a:schemeClr val="phClr">
-            <a:tint val="95000"/>
-            <a:satMod val="170000"/>
-          </a:schemeClr>
-        </a:solidFill>
-        <a:gradFill rotWithShape="true">
-          <a:gsLst>
-            <a:gs pos="0">
-              <a:schemeClr val="phClr">
-                <a:tint val="93000"/>
-                <a:satMod val="150000"/>
-                <a:shade val="98000"/>
-                <a:lumMod val="102000"/>
-              </a:schemeClr>
-            </a:gs>
-            <a:gs pos="50000">
-              <a:schemeClr val="phClr">
-                <a:tint val="98000"/>
-                <a:satMod val="130000"/>
-                <a:shade val="90000"/>
-                <a:lumMod val="103000"/>
-              </a:schemeClr>
-            </a:gs>
-            <a:gs pos="100000">
-              <a:schemeClr val="phClr">
-                <a:shade val="63000"/>
-                <a:satMod val="120000"/>
-              </a:schemeClr>
-            </a:gs>
-          </a:gsLst>
-          <a:lin ang="5400000" scaled="false"/>
-        </a:gradFill>
-      </a:bgFillStyleLst>
-    </a:fmtScheme>
-  </a:themeElements>
-  <a:objectDefaults/>
-  <a:extraClrSchemeLst/>
-</a:theme>
 </file>
--- a/products-storage/01-zakrytie-rabot/15-algoritm-pri-zaderzhke-oplaty.docx
+++ b/products-storage/01-zakrytie-rabot/15-algoritm-pri-zaderzhke-oplaty.docx
@@ -61,7 +61,7 @@
           <w:sz w:val="24"/>
           <w:szCs w:val="24"/>
         </w:rPr>
-        <w:t xml:space="preserve">Он связывает остальные файлы комплекта: на каждом шаге назван документ, которым шаг закрывается, и названа развилка, на которой маршрут меняется. Основная ветка — раздел А — для случая, когда акты КС-2 и КС-3 подписаны заказчиком. Если заказчик уклоняется от подписания, это раздел Б, и там нужен юрист.</w:t>
+        <w:t xml:space="preserve">Он связывает остальные файлы комплекта: на каждом шаге назван документ, которым шаг закрывается, и названа развилка, на которой маршрут меняется. Основная ветка — раздел А — для случая, когда акты КС-2 и КС-3 подписаны заказчиком. Если заказчик уклоняется от подписания, раздел Б помогает собрать доказательства передачи и выполненного объёма.</w:t>
       </w:r>
     </w:p>
     <w:p>
@@ -91,7 +91,7 @@
           <w:sz w:val="24"/>
           <w:szCs w:val="24"/>
         </w:rPr>
-        <w:t xml:space="preserve">На каждом шаге указаны документ, срок и следующая развилка. Сверяйте данные с договором и актами; при споре об объёме, зачёте или банкротстве подключайте юриста к подготовке позиции.</w:t>
+        <w:t xml:space="preserve">На каждом шаге указаны документ, срок и следующая развилка. Сверяйте данные с договором и актами; при споре об объёме, зачёте или банкротстве соберите доказательства и выберите применимый порядок действий.</w:t>
       </w:r>
     </w:p>
     <w:p>
@@ -327,7 +327,7 @@
           <w:sz w:val="24"/>
           <w:szCs w:val="24"/>
         </w:rPr>
-        <w:t xml:space="preserve">Заказчик оспаривает объёмы или качество по уже подписанным актам, заявляет зачёт — шаг 3 вместе с юристом. Если удерживают из очередных платежей, смотрите комплект «Удержания, штрафы и зачёты».</w:t>
+        <w:t xml:space="preserve">Заказчик оспаривает объёмы или качество по уже подписанным актам, заявляет зачёт — на шаге 3 сопоставьте взаимные требования и документы. Если удерживают из очередных платежей, смотрите комплект «Удержания, штрафы и зачёты».</w:t>
       </w:r>
     </w:p>
     <w:p>
@@ -431,7 +431,7 @@
           <w:sz w:val="24"/>
           <w:szCs w:val="24"/>
         </w:rPr>
-        <w:t xml:space="preserve">Развилка, и это самая дорогая развилка алгоритма: если есть дело о банкротстве или сообщение о намерении — немедленно к юристу. Там действуют специальные порядки и сроки предъявления требований кредиторов. Какие именно и что даёт их несоблюдение — зависит от процедуры и стадии дела и выясняется у юриста, причём сразу, а не после подачи обычного иска. Обычный маршрут «претензия — иск» в банкротстве не работает.</w:t>
+        <w:t xml:space="preserve">Если обнаружено дело о банкротстве или сообщение о намерении, зафиксируйте номер дела, стадию и дату публикации. Определите специальный порядок и срок предъявления требования кредитора по этой процедуре до выбора дальнейшего процессуального действия.</w:t>
       </w:r>
     </w:p>
     <w:p>
@@ -525,20 +525,20 @@
           <w:sz w:val="24"/>
           <w:szCs w:val="24"/>
         </w:rPr>
-        <w:t xml:space="preserve">Право приостановить работы не возникает из одной только неоплаты. Оно появляется, если по договору дальнейшие работы являются встречным исполнением по отношению к неисполненной оплате — встречность определена п. 1 ст. 328 ГК РФ, само право приостановить даёт п. 2 той же статьи, — либо если нарушение заказчика препятствует исполнению договора подрядчиком (п. 1 ст. 719 ГК РФ) — тот же пункт даёт это право и при наличии обстоятельств, очевидно свидетельствующих, что обязанности заказчика не будут исполнены в установленный срок; по п. 4 ст. 328 ГК РФ договором это право может быть исключено. Неоплата уже принятого и закрытого актом этапа сама по себе ни того, ни другого не образует. Приостановка несёт риск встречных претензий за срыв сроков, поэтому решение принимайте только после консультации с юристом.</w:t>
-      </w:r>
-    </w:p>
-    <w:p>
-      <w:pPr>
-        <w:spacing w:after="120" w:line="276"/>
-      </w:pPr>
-      <w:r>
-        <w:rPr>
-          <w:rFonts w:ascii="Times New Roman" w:cs="Times New Roman" w:eastAsia="Times New Roman" w:hAnsi="Times New Roman"/>
-          <w:sz w:val="24"/>
-          <w:szCs w:val="24"/>
-        </w:rPr>
-        <w:t xml:space="preserve">Про предупреждение заказчика надо различать два случая. Если вы приостанавливаете исполнение лишь на основании обстоятельств, очевидно свидетельствующих, что оплата не будет произведена в срок, предупредить заказчика об этом нужно в разумный срок — так объяснён п. 57 постановления Пленума ВС РФ от 22.11.2016 № 54. Формы предупреждения п. 57 не устанавливает, а в остальных случаях не требует и самого предупреждения: письменное уведомление здесь мера предосторожности и ваше доказательство того, что работы встали не молча. Направлять его стоит в обоих случаях. Шаблон письма о приостановке есть в комплекте «Допработы», правовое основание в нём не заполнено — вписывается по вашей ситуации и проверяется юристом.</w:t>
+        <w:t xml:space="preserve">Право приостановить работы не возникает из одной только неоплаты. Оно появляется, если по договору дальнейшие работы являются встречным исполнением по отношению к неисполненной оплате — встречность определена п. 1 ст. 328 ГК РФ, само право приостановить даёт п. 2 той же статьи, — либо если нарушение заказчика препятствует исполнению договора подрядчиком (п. 1 ст. 719 ГК РФ) — тот же пункт даёт это право и при наличии обстоятельств, очевидно свидетельствующих, что обязанности заказчика не будут исполнены в установленный срок; по п. 4 ст. 328 ГК РФ договором это право может быть исключено. Неоплата уже принятого и закрытого актом этапа сама по себе ни того, ни другого не образует. Приостановка несёт риск встречных претензий за срыв сроков: до решения сопоставьте условия договора, график и основания приостановки.</w:t>
+      </w:r>
+    </w:p>
+    <w:p>
+      <w:pPr>
+        <w:spacing w:after="120" w:line="276"/>
+      </w:pPr>
+      <w:r>
+        <w:rPr>
+          <w:rFonts w:ascii="Times New Roman" w:cs="Times New Roman" w:eastAsia="Times New Roman" w:hAnsi="Times New Roman"/>
+          <w:sz w:val="24"/>
+          <w:szCs w:val="24"/>
+        </w:rPr>
+        <w:t xml:space="preserve">Про предупреждение заказчика надо различать два случая. Если вы приостанавливаете исполнение лишь на основании обстоятельств, очевидно свидетельствующих, что оплата не будет произведена в срок, предупредить заказчика об этом нужно в разумный срок — так объяснён п. 57 постановления Пленума ВС РФ от 22.11.2016 № 54. Формы предупреждения п. 57 не устанавливает, а в остальных случаях не требует и самого предупреждения: письменное уведомление здесь мера предосторожности и ваше доказательство того, что работы встали не молча. Направлять его стоит в обоих случаях. Форма письма о приостановке есть в комплекте «Допработы», правовое основание в нём не заполнено — вписывается по условиям договора и обстоятельствам объекта.</w:t>
       </w:r>
     </w:p>
     <w:p>
@@ -602,7 +602,7 @@
           <w:sz w:val="24"/>
           <w:szCs w:val="24"/>
         </w:rPr>
-        <w:t xml:space="preserve">Порог для самостоятельной подачи: спор простой — подписанные акты, нет встречных требований. Любое усложнение (встречный иск, экспертиза объёмов, оспаривание подписи) — юрист обязателен.</w:t>
+        <w:t xml:space="preserve">Перед подачей сопоставьте подписанные акты, расчёт и переписку. При встречных требованиях, экспертизе объёмов или споре о подписи добавьте подтверждающие материалы и уточните заявленные требования.</w:t>
       </w:r>
     </w:p>
     <w:p>
@@ -711,7 +711,7 @@
           <w:sz w:val="24"/>
           <w:szCs w:val="24"/>
         </w:rPr>
-        <w:t xml:space="preserve">Результат шага: выбран способ предъявления исполнительного листа и собраны документы для него. Если взыскание не исполняется или появились признаки банкротства, дальнейший сценарий определяйте только с юристом.</w:t>
+        <w:t xml:space="preserve">Результат шага: выбран способ предъявления исполнительного листа и собраны документы для него. Если исполнение задерживается или появились признаки банкротства, проверьте сведения о должнике и порядок предъявления требования.</w:t>
       </w:r>
     </w:p>
     <w:p>
@@ -760,7 +760,7 @@
           <w:sz w:val="24"/>
           <w:szCs w:val="24"/>
         </w:rPr>
-        <w:t xml:space="preserve">Что сделать до юриста:</w:t>
+        <w:t xml:space="preserve">Документы для подтверждения сдачи работ:</w:t>
       </w:r>
     </w:p>
     <w:p>
@@ -845,7 +845,7 @@
           <w:sz w:val="24"/>
           <w:szCs w:val="24"/>
         </w:rPr>
-        <w:t xml:space="preserve">С собранными материалами обратитесь к юристу: он поможет выстроить доказательства сдачи работ, оценить мотивы отказа и подготовить дальнейшие документы по односторонней приёмке.</w:t>
+        <w:t xml:space="preserve">Сопоставьте собранные материалы с мотивами отказа заказчика, оформите доказательства сдачи работ и подготовьте дальнейшие документы по односторонней приёмке.</w:t>
       </w:r>
     </w:p>
     <w:p>
@@ -1427,7 +1427,7 @@
           <w:sz w:val="24"/>
           <w:szCs w:val="24"/>
         </w:rPr>
-        <w:t xml:space="preserve">Затягивание само по себе тоже риск. Общий срок исковой давности установлен Гражданским кодексом РФ (глава 12, ст. 196); его продолжительность и порядок исчисления для вашего случая проверьте в актуальной редакции или у юриста — в этот файл число не записано намеренно.</w:t>
+        <w:t xml:space="preserve">Затягивание само по себе тоже риск. Общий срок исковой давности установлен Гражданским кодексом РФ (глава 12, ст. 196); его продолжительность и порядок исчисления для вашего случая проверьте в актуальной редакции закона и договоре — в этот файл число не записано намеренно.</w:t>
       </w:r>
     </w:p>
     <w:sectPr>

--- a/products-storage/01-zakrytie-rabot/15-algoritm-pri-zaderzhke-oplaty.docx
+++ b/products-storage/01-zakrytie-rabot/15-algoritm-pri-zaderzhke-oplaty.docx
@@ -715,13 +715,9 @@
       </w:r>
     </w:p>
     <w:p>
-      <w:r>
-        <w:br w:type="page"/>
-      </w:r>
-    </w:p>
-    <w:p>
       <w:pPr>
         <w:pStyle w:val="Heading1"/>
+        <w:pageBreakBefore/>
         <w:spacing w:after="200" w:before="240"/>
       </w:pPr>
       <w:r>
@@ -849,13 +845,9 @@
       </w:r>
     </w:p>
     <w:p>
-      <w:r>
-        <w:br w:type="page"/>
-      </w:r>
-    </w:p>
-    <w:p>
       <w:pPr>
         <w:pStyle w:val="Heading1"/>
+        <w:pageBreakBefore/>
         <w:spacing w:after="200" w:before="240"/>
       </w:pPr>
       <w:r>
@@ -1427,7 +1419,7 @@
           <w:sz w:val="24"/>
           <w:szCs w:val="24"/>
         </w:rPr>
-        <w:t xml:space="preserve">Затягивание само по себе тоже риск. Общий срок исковой давности установлен Гражданским кодексом РФ (глава 12, ст. 196); его продолжительность и порядок исчисления для вашего случая проверьте в актуальной редакции закона и договоре — в этот файл число не записано намеренно.</w:t>
+        <w:t xml:space="preserve">Затягивание само по себе тоже риск. Общий срок исковой давности установлен Гражданским кодексом РФ (глава 12, ст. 196); его продолжительность проверьте в актуальной редакции закона. По обязательству с определённым сроком исполнения начало течения давности определите после окончания срока оплаты по договору (п. 2 ст. 200 ГК РФ). Число в этот файл намеренно не записано.</w:t>
       </w:r>
     </w:p>
     <w:sectPr>
@@ -1440,10 +1432,6 @@
 </w:document>
 </file>
 
-<file path=word/comments.xml><?xml version="1.0" encoding="utf-8"?>
-<w:comments xmlns:cx="http://schemas.microsoft.com/office/drawing/2014/chartex" xmlns:cx1="http://schemas.microsoft.com/office/drawing/2015/9/8/chartex" xmlns:cx2="http://schemas.microsoft.com/office/drawing/2015/10/21/chartex" xmlns:cx3="http://schemas.microsoft.com/office/drawing/2016/5/9/chartex" xmlns:cx4="http://schemas.microsoft.com/office/drawing/2016/5/10/chartex" xmlns:cx5="http://schemas.microsoft.com/office/drawing/2016/5/11/chartex" xmlns:cx6="http://schemas.microsoft.com/office/drawing/2016/5/12/chartex" xmlns:cx7="http://schemas.microsoft.com/office/drawing/2016/5/13/chartex" xmlns:cx8="http://schemas.microsoft.com/office/drawing/2016/5/14/chartex" xmlns:mc="http://schemas.openxmlformats.org/markup-compatibility/2006" xmlns:aink="http://schemas.microsoft.com/office/drawing/2016/ink" xmlns:am3d="http://schemas.microsoft.com/office/drawing/2017/model3d" xmlns:o="urn:schemas-microsoft-com:office:office" xmlns:r="http://schemas.openxmlformats.org/officeDocument/2006/relationships" xmlns:m="http://schemas.openxmlformats.org/officeDocument/2006/math" xmlns:v="urn:schemas-microsoft-com:vml" xmlns:wp14="http://schemas.microsoft.com/office/word/2010/wordprocessingDrawing" xmlns:wp="http://schemas.openxmlformats.org/drawingml/2006/wordprocessingDrawing" xmlns:w10="urn:schemas-microsoft-com:office:word" xmlns:w="http://schemas.openxmlformats.org/wordprocessingml/2006/main" xmlns:w14="http://schemas.microsoft.com/office/word/2010/wordml" xmlns:w15="http://schemas.microsoft.com/office/word/2012/wordml" xmlns:w16cex="http://schemas.microsoft.com/office/word/2018/wordml/cex" xmlns:w16cid="http://schemas.microsoft.com/office/word/2016/wordml/cid" xmlns:w16="http://schemas.microsoft.com/office/word/2018/wordml" xmlns:w16sdtdh="http://schemas.microsoft.com/office/word/2020/wordml/sdtdatahash" xmlns:w16se="http://schemas.microsoft.com/office/word/2015/wordml/symex" xmlns:wpg="http://schemas.microsoft.com/office/word/2010/wordprocessingGroup" xmlns:wpi="http://schemas.microsoft.com/office/word/2010/wordprocessingInk" xmlns:wne="http://schemas.microsoft.com/office/word/2006/wordml" xmlns:wps="http://schemas.microsoft.com/office/word/2010/wordprocessingShape"/>
-</file>
-
 <file path=word/endnotes.xml><?xml version="1.0" encoding="utf-8"?>
 <w:endnotes xmlns:wpc="http://schemas.microsoft.com/office/word/2010/wordprocessingCanvas" xmlns:mc="http://schemas.openxmlformats.org/markup-compatibility/2006" xmlns:o="urn:schemas-microsoft-com:office:office" xmlns:r="http://schemas.openxmlformats.org/officeDocument/2006/relationships" xmlns:m="http://schemas.openxmlformats.org/officeDocument/2006/math" xmlns:v="urn:schemas-microsoft-com:vml" xmlns:wp14="http://schemas.microsoft.com/office/word/2010/wordprocessingDrawing" xmlns:wp="http://schemas.openxmlformats.org/drawingml/2006/wordprocessingDrawing" xmlns:w10="urn:schemas-microsoft-com:office:word" xmlns:w="http://schemas.openxmlformats.org/wordprocessingml/2006/main" xmlns:w14="http://schemas.microsoft.com/office/word/2010/wordml" xmlns:w15="http://schemas.microsoft.com/office/word/2012/wordml" xmlns:wpg="http://schemas.microsoft.com/office/word/2010/wordprocessingGroup" xmlns:wpi="http://schemas.microsoft.com/office/word/2010/wordprocessingInk" xmlns:wne="http://schemas.microsoft.com/office/word/2006/wordml" xmlns:wps="http://schemas.microsoft.com/office/word/2010/wordprocessingShape" mc:Ignorable="w14 w15 wp14">
   <w:endnote w:type="separator" w:id="-1">
@@ -1522,7 +1510,7 @@
 <w:numbering xmlns:wpc="http://schemas.microsoft.com/office/word/2010/wordprocessingCanvas" xmlns:mc="http://schemas.openxmlformats.org/markup-compatibility/2006" xmlns:o="urn:schemas-microsoft-com:office:office" xmlns:r="http://schemas.openxmlformats.org/officeDocument/2006/relationships" xmlns:m="http://schemas.openxmlformats.org/officeDocument/2006/math" xmlns:v="urn:schemas-microsoft-com:vml" xmlns:wp14="http://schemas.microsoft.com/office/word/2010/wordprocessingDrawing" xmlns:wp="http://schemas.openxmlformats.org/drawingml/2006/wordprocessingDrawing" xmlns:w10="urn:schemas-microsoft-com:office:word" xmlns:w="http://schemas.openxmlformats.org/wordprocessingml/2006/main" xmlns:w14="http://schemas.microsoft.com/office/word/2010/wordml" xmlns:w15="http://schemas.microsoft.com/office/word/2012/wordml" xmlns:wpg="http://schemas.microsoft.com/office/word/2010/wordprocessingGroup" xmlns:wpi="http://schemas.microsoft.com/office/word/2010/wordprocessingInk" xmlns:wne="http://schemas.microsoft.com/office/word/2006/wordml" xmlns:wps="http://schemas.microsoft.com/office/word/2010/wordprocessingShape" mc:Ignorable="w14 w15 wp14">
   <w:abstractNum w:abstractNumId="1" w15:restartNumberingAfterBreak="0">
     <w:multiLevelType w:val="hybridMultilevel"/>
-    <w:lvl w:ilvl="0" w15:tentative="1">
+    <w:lvl w:ilvl="0" w:tentative="1">
       <w:start w:val="1"/>
       <w:numFmt w:val="bullet"/>
       <w:lvlText w:val="●"/>
@@ -1531,7 +1519,7 @@
         <w:ind w:left="720" w:hanging="360"/>
       </w:pPr>
     </w:lvl>
-    <w:lvl w:ilvl="1" w15:tentative="1">
+    <w:lvl w:ilvl="1" w:tentative="1">
       <w:start w:val="1"/>
       <w:numFmt w:val="bullet"/>
       <w:lvlText w:val="○"/>
@@ -1540,7 +1528,7 @@
         <w:ind w:left="1440" w:hanging="360"/>
       </w:pPr>
     </w:lvl>
-    <w:lvl w:ilvl="2" w15:tentative="1">
+    <w:lvl w:ilvl="2" w:tentative="1">
       <w:start w:val="1"/>
       <w:numFmt w:val="bullet"/>
       <w:lvlText w:val="■"/>
@@ -1549,7 +1537,7 @@
         <w:ind w:left="2160" w:hanging="360"/>
       </w:pPr>
     </w:lvl>
-    <w:lvl w:ilvl="3" w15:tentative="1">
+    <w:lvl w:ilvl="3" w:tentative="1">
       <w:start w:val="1"/>
       <w:numFmt w:val="bullet"/>
       <w:lvlText w:val="●"/>
@@ -1558,7 +1546,7 @@
         <w:ind w:left="2880" w:hanging="360"/>
       </w:pPr>
     </w:lvl>
-    <w:lvl w:ilvl="4" w15:tentative="1">
+    <w:lvl w:ilvl="4" w:tentative="1">
       <w:start w:val="1"/>
       <w:numFmt w:val="bullet"/>
       <w:lvlText w:val="○"/>
@@ -1567,7 +1555,7 @@
         <w:ind w:left="3600" w:hanging="360"/>
       </w:pPr>
     </w:lvl>
-    <w:lvl w:ilvl="5" w15:tentative="1">
+    <w:lvl w:ilvl="5" w:tentative="1">
       <w:start w:val="1"/>
       <w:numFmt w:val="bullet"/>
       <w:lvlText w:val="■"/>
@@ -1576,7 +1564,7 @@
         <w:ind w:left="4320" w:hanging="360"/>
       </w:pPr>
     </w:lvl>
-    <w:lvl w:ilvl="6" w15:tentative="1">
+    <w:lvl w:ilvl="6" w:tentative="1">
       <w:start w:val="1"/>
       <w:numFmt w:val="bullet"/>
       <w:lvlText w:val="●"/>
@@ -1585,7 +1573,7 @@
         <w:ind w:left="5040" w:hanging="360"/>
       </w:pPr>
     </w:lvl>
-    <w:lvl w:ilvl="7" w15:tentative="1">
+    <w:lvl w:ilvl="7" w:tentative="1">
       <w:start w:val="1"/>
       <w:numFmt w:val="bullet"/>
       <w:lvlText w:val="●"/>
@@ -1594,7 +1582,7 @@
         <w:ind w:left="5760" w:hanging="360"/>
       </w:pPr>
     </w:lvl>
-    <w:lvl w:ilvl="8" w15:tentative="1">
+    <w:lvl w:ilvl="8" w:tentative="1">
       <w:start w:val="1"/>
       <w:numFmt w:val="bullet"/>
       <w:lvlText w:val="●"/>
@@ -1606,7 +1594,7 @@
   </w:abstractNum>
   <w:abstractNum w:abstractNumId="2" w15:restartNumberingAfterBreak="0">
     <w:multiLevelType w:val="hybridMultilevel"/>
-    <w:lvl w:ilvl="0" w15:tentative="1">
+    <w:lvl w:ilvl="0" w:tentative="1">
       <w:start w:val="1"/>
       <w:numFmt w:val="bullet"/>
       <w:lvlText w:val="—"/>
@@ -1643,6 +1631,25 @@
     </w:rPrDefault>
     <w:pPrDefault/>
   </w:docDefaults>
+  <w:style w:type="paragraph" w:styleId="Normal" w:default="1">
+    <w:name w:val="Normal"/>
+    <w:qFormat/>
+  </w:style>
+  <w:style w:type="table" w:styleId="TableNormal" w:default="true">
+    <w:name w:val="Normal Table"/>
+    <w:uiPriority w:val="99"/>
+    <w:semiHidden/>
+    <w:unhideWhenUsed/>
+    <w:tblPr>
+      <w:tblInd w:type="dxa" w:w="0"/>
+      <w:tblCellMar>
+        <w:top w:type="dxa" w:w="0"/>
+        <w:left w:type="dxa" w:w="108"/>
+        <w:bottom w:type="dxa" w:w="0"/>
+        <w:right w:type="dxa" w:w="108"/>
+      </w:tblCellMar>
+    </w:tblPr>
+  </w:style>
   <w:style w:type="paragraph" w:styleId="Title">
     <w:name w:val="Title"/>
     <w:basedOn w:val="Normal"/>
@@ -1815,4 +1822,294 @@
     </w:rPr>
   </w:style>
 </w:styles>
+</file>
+
+<file path=word/theme/theme1.xml><?xml version="1.0" encoding="utf-8"?>
+<a:theme xmlns:a="http://schemas.openxmlformats.org/drawingml/2006/main" name="Office Theme">
+  <a:themeElements>
+    <a:clrScheme name="Office">
+      <a:dk1>
+        <a:sysClr val="windowText" lastClr="000000"/>
+      </a:dk1>
+      <a:lt1>
+        <a:sysClr val="window" lastClr="FFFFFF"/>
+      </a:lt1>
+      <a:dk2>
+        <a:srgbClr val="44546A"/>
+      </a:dk2>
+      <a:lt2>
+        <a:srgbClr val="E7E6E6"/>
+      </a:lt2>
+      <a:accent1>
+        <a:srgbClr val="4472C4"/>
+      </a:accent1>
+      <a:accent2>
+        <a:srgbClr val="ED7D31"/>
+      </a:accent2>
+      <a:accent3>
+        <a:srgbClr val="A5A5A5"/>
+      </a:accent3>
+      <a:accent4>
+        <a:srgbClr val="FFC000"/>
+      </a:accent4>
+      <a:accent5>
+        <a:srgbClr val="5B9BD5"/>
+      </a:accent5>
+      <a:accent6>
+        <a:srgbClr val="70AD47"/>
+      </a:accent6>
+      <a:hlink>
+        <a:srgbClr val="0563C1"/>
+      </a:hlink>
+      <a:folHlink>
+        <a:srgbClr val="954F72"/>
+      </a:folHlink>
+    </a:clrScheme>
+    <a:fontScheme name="Office">
+      <a:majorFont>
+        <a:latin typeface="Calibri Light" panose="020F0302020204030204"/>
+        <a:ea typeface=""/>
+        <a:cs typeface=""/>
+        <a:font script="Jpan" typeface="游ゴシック Light"/>
+        <a:font script="Hang" typeface="맑은 고딕"/>
+        <a:font script="Hans" typeface="等线 Light"/>
+        <a:font script="Hant" typeface="新細明體"/>
+        <a:font script="Arab" typeface="Times New Roman"/>
+        <a:font script="Hebr" typeface="Times New Roman"/>
+        <a:font script="Thai" typeface="Angsana New"/>
+        <a:font script="Ethi" typeface="Nyala"/>
+        <a:font script="Beng" typeface="Vrinda"/>
+        <a:font script="Gujr" typeface="Shruti"/>
+        <a:font script="Khmr" typeface="MoolBoran"/>
+        <a:font script="Knda" typeface="Tunga"/>
+        <a:font script="Guru" typeface="Raavi"/>
+        <a:font script="Cans" typeface="Euphemia"/>
+        <a:font script="Cher" typeface="Plantagenet Cherokee"/>
+        <a:font script="Yiii" typeface="Microsoft Yi Baiti"/>
+        <a:font script="Tibt" typeface="Microsoft Himalaya"/>
+        <a:font script="Thaa" typeface="MV Boli"/>
+        <a:font script="Deva" typeface="Mangal"/>
+        <a:font script="Telu" typeface="Gautami"/>
+        <a:font script="Taml" typeface="Latha"/>
+        <a:font script="Syrc" typeface="Estrangelo Edessa"/>
+        <a:font script="Orya" typeface="Kalinga"/>
+        <a:font script="Mlym" typeface="Kartika"/>
+        <a:font script="Laoo" typeface="DokChampa"/>
+        <a:font script="Sinh" typeface="Iskoola Pota"/>
+        <a:font script="Mong" typeface="Mongolian Baiti"/>
+        <a:font script="Viet" typeface="Times New Roman"/>
+        <a:font script="Uigh" typeface="Microsoft Uighur"/>
+        <a:font script="Geor" typeface="Sylfaen"/>
+        <a:font script="Armn" typeface="Arial"/>
+        <a:font script="Bugi" typeface="Leelawadee UI"/>
+        <a:font script="Bopo" typeface="Microsoft JhengHei"/>
+        <a:font script="Java" typeface="Javanese Text"/>
+        <a:font script="Lisu" typeface="Segoe UI"/>
+        <a:font script="Mymr" typeface="Myanmar Text"/>
+        <a:font script="Nkoo" typeface="Ebrima"/>
+        <a:font script="Olck" typeface="Nirmala UI"/>
+        <a:font script="Osma" typeface="Ebrima"/>
+        <a:font script="Phag" typeface="Phagspa"/>
+        <a:font script="Syrn" typeface="Estrangelo Edessa"/>
+        <a:font script="Syrj" typeface="Estrangelo Edessa"/>
+        <a:font script="Syre" typeface="Estrangelo Edessa"/>
+        <a:font script="Sora" typeface="Nirmala UI"/>
+        <a:font script="Tale" typeface="Microsoft Tai Le"/>
+        <a:font script="Talu" typeface="Microsoft New Tai Lue"/>
+        <a:font script="Tfng" typeface="Ebrima"/>
+      </a:majorFont>
+      <a:minorFont>
+        <a:latin typeface="Calibri" panose="020F0502020204030204"/>
+        <a:ea typeface=""/>
+        <a:cs typeface=""/>
+        <a:font script="Jpan" typeface="游明朝"/>
+        <a:font script="Hang" typeface="맑은 고딕"/>
+        <a:font script="Hans" typeface="等线"/>
+        <a:font script="Hant" typeface="新細明體"/>
+        <a:font script="Arab" typeface="Arial"/>
+        <a:font script="Hebr" typeface="Arial"/>
+        <a:font script="Thai" typeface="Cordia New"/>
+        <a:font script="Ethi" typeface="Nyala"/>
+        <a:font script="Beng" typeface="Vrinda"/>
+        <a:font script="Gujr" typeface="Shruti"/>
+        <a:font script="Khmr" typeface="DaunPenh"/>
+        <a:font script="Knda" typeface="Tunga"/>
+        <a:font script="Guru" typeface="Raavi"/>
+        <a:font script="Cans" typeface="Euphemia"/>
+        <a:font script="Cher" typeface="Plantagenet Cherokee"/>
+        <a:font script="Yiii" typeface="Microsoft Yi Baiti"/>
+        <a:font script="Tibt" typeface="Microsoft Himalaya"/>
+        <a:font script="Thaa" typeface="MV Boli"/>
+        <a:font script="Deva" typeface="Mangal"/>
+        <a:font script="Telu" typeface="Gautami"/>
+        <a:font script="Taml" typeface="Latha"/>
+        <a:font script="Syrc" typeface="Estrangelo Edessa"/>
+        <a:font script="Orya" typeface="Kalinga"/>
+        <a:font script="Mlym" typeface="Kartika"/>
+        <a:font script="Laoo" typeface="DokChampa"/>
+        <a:font script="Sinh" typeface="Iskoola Pota"/>
+        <a:font script="Mong" typeface="Mongolian Baiti"/>
+        <a:font script="Viet" typeface="Arial"/>
+        <a:font script="Uigh" typeface="Microsoft Uighur"/>
+        <a:font script="Geor" typeface="Sylfaen"/>
+        <a:font script="Armn" typeface="Arial"/>
+        <a:font script="Bugi" typeface="Leelawadee UI"/>
+        <a:font script="Bopo" typeface="Microsoft JhengHei"/>
+        <a:font script="Java" typeface="Javanese Text"/>
+        <a:font script="Lisu" typeface="Segoe UI"/>
+        <a:font script="Mymr" typeface="Myanmar Text"/>
+        <a:font script="Nkoo" typeface="Ebrima"/>
+        <a:font script="Olck" typeface="Nirmala UI"/>
+        <a:font script="Osma" typeface="Ebrima"/>
+        <a:font script="Phag" typeface="Phagspa"/>
+        <a:font script="Syrn" typeface="Estrangelo Edessa"/>
+        <a:font script="Syrj" typeface="Estrangelo Edessa"/>
+        <a:font script="Syre" typeface="Estrangelo Edessa"/>
+        <a:font script="Sora" typeface="Nirmala UI"/>
+        <a:font script="Tale" typeface="Microsoft Tai Le"/>
+        <a:font script="Talu" typeface="Microsoft New Tai Lue"/>
+        <a:font script="Tfng" typeface="Ebrima"/>
+      </a:minorFont>
+    </a:fontScheme>
+    <a:fmtScheme name="Office">
+      <a:fillStyleLst>
+        <a:solidFill>
+          <a:schemeClr val="phClr"/>
+        </a:solidFill>
+        <a:gradFill rotWithShape="true">
+          <a:gsLst>
+            <a:gs pos="0">
+              <a:schemeClr val="phClr">
+                <a:lumMod val="110000"/>
+                <a:satMod val="105000"/>
+                <a:tint val="67000"/>
+              </a:schemeClr>
+            </a:gs>
+            <a:gs pos="50000">
+              <a:schemeClr val="phClr">
+                <a:lumMod val="105000"/>
+                <a:satMod val="103000"/>
+                <a:tint val="73000"/>
+              </a:schemeClr>
+            </a:gs>
+            <a:gs pos="100000">
+              <a:schemeClr val="phClr">
+                <a:lumMod val="105000"/>
+                <a:satMod val="109000"/>
+                <a:tint val="81000"/>
+              </a:schemeClr>
+            </a:gs>
+          </a:gsLst>
+          <a:lin ang="5400000" scaled="false"/>
+        </a:gradFill>
+        <a:gradFill rotWithShape="true">
+          <a:gsLst>
+            <a:gs pos="0">
+              <a:schemeClr val="phClr">
+                <a:satMod val="103000"/>
+                <a:lumMod val="102000"/>
+                <a:tint val="94000"/>
+              </a:schemeClr>
+            </a:gs>
+            <a:gs pos="50000">
+              <a:schemeClr val="phClr">
+                <a:satMod val="110000"/>
+                <a:lumMod val="100000"/>
+                <a:shade val="100000"/>
+              </a:schemeClr>
+            </a:gs>
+            <a:gs pos="100000">
+              <a:schemeClr val="phClr">
+                <a:lumMod val="99000"/>
+                <a:satMod val="120000"/>
+                <a:shade val="78000"/>
+              </a:schemeClr>
+            </a:gs>
+          </a:gsLst>
+          <a:lin ang="5400000" scaled="false"/>
+        </a:gradFill>
+      </a:fillStyleLst>
+      <a:lnStyleLst>
+        <a:ln w="6350" cap="flat" cmpd="sng" algn="ctr">
+          <a:solidFill>
+            <a:schemeClr val="phClr"/>
+          </a:solidFill>
+          <a:prstDash val="solid"/>
+          <a:miter lim="800000"/>
+        </a:ln>
+        <a:ln w="12700" cap="flat" cmpd="sng" algn="ctr">
+          <a:solidFill>
+            <a:schemeClr val="phClr"/>
+          </a:solidFill>
+          <a:prstDash val="solid"/>
+          <a:miter lim="800000"/>
+        </a:ln>
+        <a:ln w="19050" cap="flat" cmpd="sng" algn="ctr">
+          <a:solidFill>
+            <a:schemeClr val="phClr"/>
+          </a:solidFill>
+          <a:prstDash val="solid"/>
+          <a:miter lim="800000"/>
+        </a:ln>
+      </a:lnStyleLst>
+      <a:effectStyleLst>
+        <a:effectStyle>
+          <a:effectLst/>
+        </a:effectStyle>
+        <a:effectStyle>
+          <a:effectLst/>
+        </a:effectStyle>
+        <a:effectStyle>
+          <a:effectLst>
+            <a:outerShdw blurRad="57150" dist="19050" dir="5400000" algn="ctr" rotWithShape="false">
+              <a:srgbClr val="000000">
+                <a:alpha val="63000"/>
+              </a:srgbClr>
+            </a:outerShdw>
+          </a:effectLst>
+        </a:effectStyle>
+      </a:effectStyleLst>
+      <a:bgFillStyleLst>
+        <a:solidFill>
+          <a:schemeClr val="phClr"/>
+        </a:solidFill>
+        <a:solidFill>
+          <a:schemeClr val="phClr">
+            <a:tint val="95000"/>
+            <a:satMod val="170000"/>
+          </a:schemeClr>
+        </a:solidFill>
+        <a:gradFill rotWithShape="true">
+          <a:gsLst>
+            <a:gs pos="0">
+              <a:schemeClr val="phClr">
+                <a:tint val="93000"/>
+                <a:satMod val="150000"/>
+                <a:shade val="98000"/>
+                <a:lumMod val="102000"/>
+              </a:schemeClr>
+            </a:gs>
+            <a:gs pos="50000">
+              <a:schemeClr val="phClr">
+                <a:tint val="98000"/>
+                <a:satMod val="130000"/>
+                <a:shade val="90000"/>
+                <a:lumMod val="103000"/>
+              </a:schemeClr>
+            </a:gs>
+            <a:gs pos="100000">
+              <a:schemeClr val="phClr">
+                <a:shade val="63000"/>
+                <a:satMod val="120000"/>
+              </a:schemeClr>
+            </a:gs>
+          </a:gsLst>
+          <a:lin ang="5400000" scaled="false"/>
+        </a:gradFill>
+      </a:bgFillStyleLst>
+    </a:fmtScheme>
+  </a:themeElements>
+  <a:objectDefaults/>
+  <a:extraClrSchemeLst/>
+</a:theme>
 </file>
--- a/products-storage/01-zakrytie-rabot/15-algoritm-pri-zaderzhke-oplaty.docx
+++ b/products-storage/01-zakrytie-rabot/15-algoritm-pri-zaderzhke-oplaty.docx
@@ -4,7 +4,8 @@
   <w:body>
     <w:p>
       <w:pPr>
-        <w:pStyle w:val="Heading1"/>
+        <w:pStyle w:val="Title"/>
+        <w:keepNext/>
         <w:spacing w:after="200" w:before="240"/>
       </w:pPr>
       <w:r>
@@ -12,7 +13,8 @@
           <w:rFonts w:ascii="Times New Roman" w:cs="Times New Roman" w:eastAsia="Times New Roman" w:hAnsi="Times New Roman"/>
           <w:b/>
           <w:bCs/>
-          <w:sz w:val="32"/>
+          <w:color w:val="000000"/>
+          <w:sz w:val="34"/>
           <w:szCs w:val="32"/>
         </w:rPr>
         <w:t xml:space="preserve">Алгоритм действий при задержке оплаты</w:t>
@@ -20,15 +22,15 @@
     </w:p>
     <w:p>
       <w:pPr>
-        <w:spacing w:after="120" w:line="276"/>
+        <w:spacing w:after="60" w:line="276"/>
       </w:pPr>
       <w:r>
         <w:rPr>
           <w:rFonts w:ascii="Times New Roman" w:cs="Times New Roman" w:eastAsia="Times New Roman" w:hAnsi="Times New Roman"/>
           <w:i/>
           <w:iCs/>
-          <w:color w:val="595959"/>
-          <w:sz w:val="24"/>
+          <w:color w:val="262F37"/>
+          <w:sz w:val="21"/>
           <w:szCs w:val="24"/>
         </w:rPr>
         <w:t xml:space="preserve">Пошаговый порядок после просрочки оплаты: от первой проверки до следующего обоснованного действия.</w:t>
@@ -38,14 +40,15 @@
       <w:pPr>
         <w:pStyle w:val="Heading2"/>
         <w:keepNext/>
-        <w:spacing w:after="120" w:before="260"/>
+        <w:spacing w:after="80" w:before="160"/>
       </w:pPr>
       <w:r>
         <w:rPr>
           <w:rFonts w:ascii="Times New Roman" w:cs="Times New Roman" w:eastAsia="Times New Roman" w:hAnsi="Times New Roman"/>
           <w:b/>
           <w:bCs/>
-          <w:sz w:val="26"/>
+          <w:color w:val="8E6F32"/>
+          <w:sz w:val="24"/>
           <w:szCs w:val="26"/>
         </w:rPr>
         <w:t xml:space="preserve">Результат применения</w:t>
@@ -53,12 +56,13 @@
     </w:p>
     <w:p>
       <w:pPr>
-        <w:spacing w:after="120" w:line="276"/>
-      </w:pPr>
-      <w:r>
-        <w:rPr>
-          <w:rFonts w:ascii="Times New Roman" w:cs="Times New Roman" w:eastAsia="Times New Roman" w:hAnsi="Times New Roman"/>
-          <w:sz w:val="24"/>
+        <w:spacing w:after="60" w:line="276"/>
+      </w:pPr>
+      <w:r>
+        <w:rPr>
+          <w:rFonts w:ascii="Times New Roman" w:cs="Times New Roman" w:eastAsia="Times New Roman" w:hAnsi="Times New Roman"/>
+          <w:color w:val="262F37"/>
+          <w:sz w:val="21"/>
           <w:szCs w:val="24"/>
         </w:rPr>
         <w:t xml:space="preserve">Он связывает остальные файлы комплекта: на каждом шаге назван документ, которым шаг закрывается, и названа развилка, на которой маршрут меняется. Основная ветка — раздел А — для случая, когда акты КС-2 и КС-3 подписаны заказчиком. Если заказчик уклоняется от подписания, раздел Б помогает собрать доказательства передачи и выполненного объёма.</w:t>
@@ -68,14 +72,15 @@
       <w:pPr>
         <w:pStyle w:val="Heading2"/>
         <w:keepNext/>
-        <w:spacing w:after="120" w:before="260"/>
+        <w:spacing w:after="80" w:before="160"/>
       </w:pPr>
       <w:r>
         <w:rPr>
           <w:rFonts w:ascii="Times New Roman" w:cs="Times New Roman" w:eastAsia="Times New Roman" w:hAnsi="Times New Roman"/>
           <w:b/>
           <w:bCs/>
-          <w:sz w:val="26"/>
+          <w:color w:val="8E6F32"/>
+          <w:sz w:val="24"/>
           <w:szCs w:val="26"/>
         </w:rPr>
         <w:t xml:space="preserve">Как работать с маршрутом</w:t>
@@ -83,12 +88,13 @@
     </w:p>
     <w:p>
       <w:pPr>
-        <w:spacing w:after="120" w:line="276"/>
-      </w:pPr>
-      <w:r>
-        <w:rPr>
-          <w:rFonts w:ascii="Times New Roman" w:cs="Times New Roman" w:eastAsia="Times New Roman" w:hAnsi="Times New Roman"/>
-          <w:sz w:val="24"/>
+        <w:spacing w:after="60" w:line="276"/>
+      </w:pPr>
+      <w:r>
+        <w:rPr>
+          <w:rFonts w:ascii="Times New Roman" w:cs="Times New Roman" w:eastAsia="Times New Roman" w:hAnsi="Times New Roman"/>
+          <w:color w:val="262F37"/>
+          <w:sz w:val="21"/>
           <w:szCs w:val="24"/>
         </w:rPr>
         <w:t xml:space="preserve">На каждом шаге указаны документ, срок и следующая развилка. Сверяйте данные с договором и актами; при споре об объёме, зачёте или банкротстве соберите доказательства и выберите применимый порядок действий.</w:t>
@@ -97,14 +103,16 @@
     <w:p>
       <w:pPr>
         <w:pStyle w:val="Heading1"/>
-        <w:spacing w:after="200" w:before="240"/>
+        <w:keepNext/>
+        <w:spacing w:after="80" w:before="160"/>
       </w:pPr>
       <w:r>
         <w:rPr>
           <w:rFonts w:ascii="Times New Roman" w:cs="Times New Roman" w:eastAsia="Times New Roman" w:hAnsi="Times New Roman"/>
           <w:b/>
           <w:bCs/>
-          <w:sz w:val="32"/>
+          <w:color w:val="8E6F32"/>
+          <w:sz w:val="24"/>
           <w:szCs w:val="32"/>
         </w:rPr>
         <w:t xml:space="preserve">Раздел А. Акты подписаны, оплаты нет</w:t>
@@ -114,14 +122,15 @@
       <w:pPr>
         <w:pStyle w:val="Heading2"/>
         <w:keepNext/>
-        <w:spacing w:after="120" w:before="260"/>
+        <w:spacing w:after="80" w:before="160"/>
       </w:pPr>
       <w:r>
         <w:rPr>
           <w:rFonts w:ascii="Times New Roman" w:cs="Times New Roman" w:eastAsia="Times New Roman" w:hAnsi="Times New Roman"/>
           <w:b/>
           <w:bCs/>
-          <w:sz w:val="26"/>
+          <w:color w:val="8E6F32"/>
+          <w:sz w:val="24"/>
           <w:szCs w:val="26"/>
         </w:rPr>
         <w:t xml:space="preserve">Шаг 0. Проверить собственный комплект — день просрочки первый</w:t>
@@ -129,12 +138,13 @@
     </w:p>
     <w:p>
       <w:pPr>
-        <w:spacing w:after="120" w:line="276"/>
-      </w:pPr>
-      <w:r>
-        <w:rPr>
-          <w:rFonts w:ascii="Times New Roman" w:cs="Times New Roman" w:eastAsia="Times New Roman" w:hAnsi="Times New Roman"/>
-          <w:sz w:val="24"/>
+        <w:spacing w:after="60" w:line="276"/>
+      </w:pPr>
+      <w:r>
+        <w:rPr>
+          <w:rFonts w:ascii="Times New Roman" w:cs="Times New Roman" w:eastAsia="Times New Roman" w:hAnsi="Times New Roman"/>
+          <w:color w:val="262F37"/>
+          <w:sz w:val="21"/>
           <w:szCs w:val="24"/>
         </w:rPr>
         <w:t xml:space="preserve">Прежде чем требовать, убедитесь, что требовать можно: договор и акты в наличии, суммы сходятся, частичные оплаты учтены.</w:t>
@@ -147,12 +157,13 @@
           <w:ilvl w:val="0"/>
           <w:numId w:val="2"/>
         </w:numPr>
-        <w:spacing w:after="80" w:line="276"/>
-      </w:pPr>
-      <w:r>
-        <w:rPr>
-          <w:rFonts w:ascii="Times New Roman" w:cs="Times New Roman" w:eastAsia="Times New Roman" w:hAnsi="Times New Roman"/>
-          <w:sz w:val="24"/>
+        <w:spacing w:after="60" w:line="276"/>
+      </w:pPr>
+      <w:r>
+        <w:rPr>
+          <w:rFonts w:ascii="Times New Roman" w:cs="Times New Roman" w:eastAsia="Times New Roman" w:hAnsi="Times New Roman"/>
+          <w:color w:val="262F37"/>
+          <w:sz w:val="21"/>
           <w:szCs w:val="24"/>
         </w:rPr>
         <w:t xml:space="preserve">Инструмент: соберите договор с приложениями, подписанные акты и документы о частичных оплатах (платёжные поручения, банковские выписки). По файлу 11 «Как заполнять: словарь полей» проверьте источники </w:t>
@@ -164,8 +175,8 @@
           <w:bCs/>
           <w:i w:val="false"/>
           <w:iCs w:val="false"/>
-          <w:color w:val="000000"/>
-          <w:sz w:val="24"/>
+          <w:color w:val="262F37"/>
+          <w:sz w:val="21"/>
           <w:szCs w:val="24"/>
         </w:rPr>
         <w:t xml:space="preserve">{{СУММА_ДОЛГА}}</w:t>
@@ -173,7 +184,8 @@
       <w:r>
         <w:rPr>
           <w:rFonts w:ascii="Times New Roman" w:cs="Times New Roman" w:eastAsia="Times New Roman" w:hAnsi="Times New Roman"/>
-          <w:sz w:val="24"/>
+          <w:color w:val="262F37"/>
+          <w:sz w:val="21"/>
           <w:szCs w:val="24"/>
         </w:rPr>
         <w:t xml:space="preserve"> и </w:t>
@@ -185,8 +197,8 @@
           <w:bCs/>
           <w:i w:val="false"/>
           <w:iCs w:val="false"/>
-          <w:color w:val="000000"/>
-          <w:sz w:val="24"/>
+          <w:color w:val="262F37"/>
+          <w:sz w:val="21"/>
           <w:szCs w:val="24"/>
         </w:rPr>
         <w:t xml:space="preserve">{{ДАТА_НАЧАЛА_ПРОСРОЧКИ}}</w:t>
@@ -194,7 +206,8 @@
       <w:r>
         <w:rPr>
           <w:rFonts w:ascii="Times New Roman" w:cs="Times New Roman" w:eastAsia="Times New Roman" w:hAnsi="Times New Roman"/>
-          <w:sz w:val="24"/>
+          <w:color w:val="262F37"/>
+          <w:sz w:val="21"/>
           <w:szCs w:val="24"/>
         </w:rPr>
         <w:t xml:space="preserve">: срок оплаты берётся из договора, остаток долга — за вычетом подтверждённых оплат. Для расчёта процентов отдельно определите долг на начало периода и последующие частичные оплаты; текущий остаток не подставляйте вместо первоначальной базы. Внешний бесплатный комплект для этого шага не требуется.</w:t>
@@ -207,12 +220,13 @@
           <w:ilvl w:val="0"/>
           <w:numId w:val="2"/>
         </w:numPr>
-        <w:spacing w:after="80" w:line="276"/>
-      </w:pPr>
-      <w:r>
-        <w:rPr>
-          <w:rFonts w:ascii="Times New Roman" w:cs="Times New Roman" w:eastAsia="Times New Roman" w:hAnsi="Times New Roman"/>
-          <w:sz w:val="24"/>
+        <w:spacing w:after="60" w:line="276"/>
+      </w:pPr>
+      <w:r>
+        <w:rPr>
+          <w:rFonts w:ascii="Times New Roman" w:cs="Times New Roman" w:eastAsia="Times New Roman" w:hAnsi="Times New Roman"/>
+          <w:color w:val="262F37"/>
+          <w:sz w:val="21"/>
           <w:szCs w:val="24"/>
         </w:rPr>
         <w:t xml:space="preserve">Результат шага: подтверждённая сумма долга и дата начала просрочки.</w:t>
@@ -222,14 +236,15 @@
       <w:pPr>
         <w:pStyle w:val="Heading2"/>
         <w:keepNext/>
-        <w:spacing w:after="120" w:before="260"/>
+        <w:spacing w:after="80" w:before="160"/>
       </w:pPr>
       <w:r>
         <w:rPr>
           <w:rFonts w:ascii="Times New Roman" w:cs="Times New Roman" w:eastAsia="Times New Roman" w:hAnsi="Times New Roman"/>
           <w:b/>
           <w:bCs/>
-          <w:sz w:val="26"/>
+          <w:color w:val="8E6F32"/>
+          <w:sz w:val="24"/>
           <w:szCs w:val="26"/>
         </w:rPr>
         <w:t xml:space="preserve">Шаг 1. Уведомление о просрочке</w:t>
@@ -237,12 +252,13 @@
     </w:p>
     <w:p>
       <w:pPr>
-        <w:spacing w:after="120" w:line="276"/>
-      </w:pPr>
-      <w:r>
-        <w:rPr>
-          <w:rFonts w:ascii="Times New Roman" w:cs="Times New Roman" w:eastAsia="Times New Roman" w:hAnsi="Times New Roman"/>
-          <w:sz w:val="24"/>
+        <w:spacing w:after="60" w:line="276"/>
+      </w:pPr>
+      <w:r>
+        <w:rPr>
+          <w:rFonts w:ascii="Times New Roman" w:cs="Times New Roman" w:eastAsia="Times New Roman" w:hAnsi="Times New Roman"/>
+          <w:color w:val="262F37"/>
+          <w:sz w:val="21"/>
           <w:szCs w:val="24"/>
         </w:rPr>
         <w:t xml:space="preserve">Письменно зафиксировать просрочку и потребовать оплату — файл «Уведомление о просрочке оплаты». Назначьте срок исполнения требования и запишите его в календарь. Параллельно позвоните контактному лицу, а итог звонка продублируйте письмом: «по итогам разговора фиксируем…». Устные обещания в суде не существуют.</w:t>
@@ -250,12 +266,13 @@
     </w:p>
     <w:p>
       <w:pPr>
-        <w:spacing w:after="120" w:line="276"/>
-      </w:pPr>
-      <w:r>
-        <w:rPr>
-          <w:rFonts w:ascii="Times New Roman" w:cs="Times New Roman" w:eastAsia="Times New Roman" w:hAnsi="Times New Roman"/>
-          <w:sz w:val="24"/>
+        <w:spacing w:after="60" w:line="276"/>
+      </w:pPr>
+      <w:r>
+        <w:rPr>
+          <w:rFonts w:ascii="Times New Roman" w:cs="Times New Roman" w:eastAsia="Times New Roman" w:hAnsi="Times New Roman"/>
+          <w:color w:val="262F37"/>
+          <w:sz w:val="21"/>
           <w:szCs w:val="24"/>
         </w:rPr>
         <w:t xml:space="preserve">Письмо из комплекта составлено как требование: в нём есть основание, сумма, срок исполнения и последствия неисполнения. Поэтому у шага есть развилка, которой не было бы у простого напоминания: такое письмо само может считаться претензией (иным требованием) по ч. 5 ст. 4 АПК РФ, и срок ожидания перед иском по общему правилу отсчитывается со дня его направления; иной срок и порядок проверяются по закону или договору. Достаточность письма для соблюдения досудебного порядка оценивает суд по его содержанию; если запас по времени есть, надёжнее пройти и шаг 3.</w:t>
@@ -263,14 +280,15 @@
     </w:p>
     <w:p>
       <w:pPr>
-        <w:spacing w:after="120" w:line="276"/>
+        <w:spacing w:after="60" w:line="276"/>
       </w:pPr>
       <w:r>
         <w:rPr>
           <w:rFonts w:ascii="Times New Roman" w:cs="Times New Roman" w:eastAsia="Times New Roman" w:hAnsi="Times New Roman"/>
           <w:b/>
           <w:bCs/>
-          <w:sz w:val="24"/>
+          <w:color w:val="262F37"/>
+          <w:sz w:val="21"/>
           <w:szCs w:val="24"/>
         </w:rPr>
         <w:t xml:space="preserve">Развилка:</w:t>
@@ -283,12 +301,13 @@
           <w:ilvl w:val="0"/>
           <w:numId w:val="2"/>
         </w:numPr>
-        <w:spacing w:after="80" w:line="276"/>
-      </w:pPr>
-      <w:r>
-        <w:rPr>
-          <w:rFonts w:ascii="Times New Roman" w:cs="Times New Roman" w:eastAsia="Times New Roman" w:hAnsi="Times New Roman"/>
-          <w:sz w:val="24"/>
+        <w:spacing w:after="60" w:line="276"/>
+      </w:pPr>
+      <w:r>
+        <w:rPr>
+          <w:rFonts w:ascii="Times New Roman" w:cs="Times New Roman" w:eastAsia="Times New Roman" w:hAnsi="Times New Roman"/>
+          <w:color w:val="262F37"/>
+          <w:sz w:val="21"/>
           <w:szCs w:val="24"/>
         </w:rPr>
         <w:t xml:space="preserve">Названа дата оплаты, она приемлема — ждать до даты; при срыве сразу шаг 3, без повторного уведомления.</w:t>
@@ -301,12 +320,13 @@
           <w:ilvl w:val="0"/>
           <w:numId w:val="2"/>
         </w:numPr>
-        <w:spacing w:after="80" w:line="276"/>
-      </w:pPr>
-      <w:r>
-        <w:rPr>
-          <w:rFonts w:ascii="Times New Roman" w:cs="Times New Roman" w:eastAsia="Times New Roman" w:hAnsi="Times New Roman"/>
-          <w:sz w:val="24"/>
+        <w:spacing w:after="60" w:line="276"/>
+      </w:pPr>
+      <w:r>
+        <w:rPr>
+          <w:rFonts w:ascii="Times New Roman" w:cs="Times New Roman" w:eastAsia="Times New Roman" w:hAnsi="Times New Roman"/>
+          <w:color w:val="262F37"/>
+          <w:sz w:val="21"/>
           <w:szCs w:val="24"/>
         </w:rPr>
         <w:t xml:space="preserve">Ответа нет или отговорки — шаг 3.</w:t>
@@ -319,12 +339,13 @@
           <w:ilvl w:val="0"/>
           <w:numId w:val="2"/>
         </w:numPr>
-        <w:spacing w:after="80" w:line="276"/>
-      </w:pPr>
-      <w:r>
-        <w:rPr>
-          <w:rFonts w:ascii="Times New Roman" w:cs="Times New Roman" w:eastAsia="Times New Roman" w:hAnsi="Times New Roman"/>
-          <w:sz w:val="24"/>
+        <w:spacing w:after="60" w:line="276"/>
+      </w:pPr>
+      <w:r>
+        <w:rPr>
+          <w:rFonts w:ascii="Times New Roman" w:cs="Times New Roman" w:eastAsia="Times New Roman" w:hAnsi="Times New Roman"/>
+          <w:color w:val="262F37"/>
+          <w:sz w:val="21"/>
           <w:szCs w:val="24"/>
         </w:rPr>
         <w:t xml:space="preserve">Заказчик оспаривает объёмы или качество по уже подписанным актам, заявляет зачёт — на шаге 3 сопоставьте взаимные требования и документы. Если удерживают из очередных платежей, смотрите комплект «Удержания, штрафы и зачёты».</w:t>
@@ -334,14 +355,15 @@
       <w:pPr>
         <w:pStyle w:val="Heading2"/>
         <w:keepNext/>
-        <w:spacing w:after="120" w:before="260"/>
+        <w:spacing w:after="80" w:before="160"/>
       </w:pPr>
       <w:r>
         <w:rPr>
           <w:rFonts w:ascii="Times New Roman" w:cs="Times New Roman" w:eastAsia="Times New Roman" w:hAnsi="Times New Roman"/>
           <w:b/>
           <w:bCs/>
-          <w:sz w:val="26"/>
+          <w:color w:val="8E6F32"/>
+          <w:sz w:val="24"/>
           <w:szCs w:val="26"/>
         </w:rPr>
         <w:t xml:space="preserve">Шаг 2. Проверить должника — параллельно шагам 1–3</w:t>
@@ -354,12 +376,13 @@
           <w:ilvl w:val="0"/>
           <w:numId w:val="2"/>
         </w:numPr>
-        <w:spacing w:after="80" w:line="276"/>
-      </w:pPr>
-      <w:r>
-        <w:rPr>
-          <w:rFonts w:ascii="Times New Roman" w:cs="Times New Roman" w:eastAsia="Times New Roman" w:hAnsi="Times New Roman"/>
-          <w:sz w:val="24"/>
+        <w:spacing w:after="60" w:line="276"/>
+      </w:pPr>
+      <w:r>
+        <w:rPr>
+          <w:rFonts w:ascii="Times New Roman" w:cs="Times New Roman" w:eastAsia="Times New Roman" w:hAnsi="Times New Roman"/>
+          <w:color w:val="262F37"/>
+          <w:sz w:val="21"/>
           <w:szCs w:val="24"/>
         </w:rPr>
         <w:t xml:space="preserve">Картотека арбитражных дел (kad.arbitr.ru): иски к заказчику, дело о банкротстве.</w:t>
@@ -372,12 +395,13 @@
           <w:ilvl w:val="0"/>
           <w:numId w:val="2"/>
         </w:numPr>
-        <w:spacing w:after="80" w:line="276"/>
-      </w:pPr>
-      <w:r>
-        <w:rPr>
-          <w:rFonts w:ascii="Times New Roman" w:cs="Times New Roman" w:eastAsia="Times New Roman" w:hAnsi="Times New Roman"/>
-          <w:sz w:val="24"/>
+        <w:spacing w:after="60" w:line="276"/>
+      </w:pPr>
+      <w:r>
+        <w:rPr>
+          <w:rFonts w:ascii="Times New Roman" w:cs="Times New Roman" w:eastAsia="Times New Roman" w:hAnsi="Times New Roman"/>
+          <w:color w:val="262F37"/>
+          <w:sz w:val="21"/>
           <w:szCs w:val="24"/>
         </w:rPr>
         <w:t xml:space="preserve">ЕФРСБ (bankrot.fedresurs.ru): сведения о возбуждённых делах о банкротстве.</w:t>
@@ -390,12 +414,13 @@
           <w:ilvl w:val="0"/>
           <w:numId w:val="2"/>
         </w:numPr>
-        <w:spacing w:after="80" w:line="276"/>
-      </w:pPr>
-      <w:r>
-        <w:rPr>
-          <w:rFonts w:ascii="Times New Roman" w:cs="Times New Roman" w:eastAsia="Times New Roman" w:hAnsi="Times New Roman"/>
-          <w:sz w:val="24"/>
+        <w:spacing w:after="60" w:line="276"/>
+      </w:pPr>
+      <w:r>
+        <w:rPr>
+          <w:rFonts w:ascii="Times New Roman" w:cs="Times New Roman" w:eastAsia="Times New Roman" w:hAnsi="Times New Roman"/>
+          <w:color w:val="262F37"/>
+          <w:sz w:val="21"/>
           <w:szCs w:val="24"/>
         </w:rPr>
         <w:t xml:space="preserve">ЕФРСФДЮЛ (fedresurs.ru): уведомления кредиторов о намерении обратиться с заявлением о банкротстве — это другой реестр, и намерения публикуются именно в нём (п. 2.1 ст. 7 Закона № 127-ФЗ). Публикация делается заранее и действует ограниченное время: пустой результат сегодня не означает, что намерения не появится к моменту подачи иска, — проверьте повторно перед подачей.</w:t>
@@ -408,12 +433,13 @@
           <w:ilvl w:val="0"/>
           <w:numId w:val="2"/>
         </w:numPr>
-        <w:spacing w:after="80" w:line="276"/>
-      </w:pPr>
-      <w:r>
-        <w:rPr>
-          <w:rFonts w:ascii="Times New Roman" w:cs="Times New Roman" w:eastAsia="Times New Roman" w:hAnsi="Times New Roman"/>
-          <w:sz w:val="24"/>
+        <w:spacing w:after="60" w:line="276"/>
+      </w:pPr>
+      <w:r>
+        <w:rPr>
+          <w:rFonts w:ascii="Times New Roman" w:cs="Times New Roman" w:eastAsia="Times New Roman" w:hAnsi="Times New Roman"/>
+          <w:color w:val="262F37"/>
+          <w:sz w:val="21"/>
           <w:szCs w:val="24"/>
         </w:rPr>
         <w:t xml:space="preserve">Свежая выписка ЕГРЮЛ: адрес, статус — ликвидация, реорганизация.</w:t>
@@ -421,14 +447,15 @@
     </w:p>
     <w:p>
       <w:pPr>
-        <w:spacing w:after="120" w:line="276"/>
+        <w:spacing w:after="60" w:line="276"/>
       </w:pPr>
       <w:r>
         <w:rPr>
           <w:rFonts w:ascii="Times New Roman" w:cs="Times New Roman" w:eastAsia="Times New Roman" w:hAnsi="Times New Roman"/>
           <w:b/>
           <w:bCs/>
-          <w:sz w:val="24"/>
+          <w:color w:val="262F37"/>
+          <w:sz w:val="21"/>
           <w:szCs w:val="24"/>
         </w:rPr>
         <w:t xml:space="preserve">Если обнаружено дело о банкротстве или сообщение о намерении, зафиксируйте номер дела, стадию и дату публикации. Определите специальный порядок и срок предъявления требования кредитора по этой процедуре до выбора дальнейшего процессуального действия.</w:t>
@@ -438,14 +465,15 @@
       <w:pPr>
         <w:pStyle w:val="Heading2"/>
         <w:keepNext/>
-        <w:spacing w:after="120" w:before="260"/>
+        <w:spacing w:after="80" w:before="160"/>
       </w:pPr>
       <w:r>
         <w:rPr>
           <w:rFonts w:ascii="Times New Roman" w:cs="Times New Roman" w:eastAsia="Times New Roman" w:hAnsi="Times New Roman"/>
           <w:b/>
           <w:bCs/>
-          <w:sz w:val="26"/>
+          <w:color w:val="8E6F32"/>
+          <w:sz w:val="24"/>
           <w:szCs w:val="26"/>
         </w:rPr>
         <w:t xml:space="preserve">Шаг 3. Претензия</w:t>
@@ -453,12 +481,13 @@
     </w:p>
     <w:p>
       <w:pPr>
-        <w:spacing w:after="120" w:line="276"/>
-      </w:pPr>
-      <w:r>
-        <w:rPr>
-          <w:rFonts w:ascii="Times New Roman" w:cs="Times New Roman" w:eastAsia="Times New Roman" w:hAnsi="Times New Roman"/>
-          <w:sz w:val="24"/>
+        <w:spacing w:after="60" w:line="276"/>
+      </w:pPr>
+      <w:r>
+        <w:rPr>
+          <w:rFonts w:ascii="Times New Roman" w:cs="Times New Roman" w:eastAsia="Times New Roman" w:hAnsi="Times New Roman"/>
+          <w:color w:val="262F37"/>
+          <w:sz w:val="21"/>
           <w:szCs w:val="24"/>
         </w:rPr>
         <w:t xml:space="preserve">Файл «Претензия на неоплату по КС-2» вместе с расчётом выбранной санкции. Для процентов по ст. 395 ГК РФ используйте файл 14; для договорной неустойки — отдельный расчёт по условиям договора, файл 14 для неё не используется. Отправка: ценным письмом с описью вложения и уведомлением на юридический адрес по ЕГРЮЛ, дубль по каналу из договора. Сохраните опись, чек и трек-номер — это будущие приложения к иску.</w:t>
@@ -466,12 +495,13 @@
     </w:p>
     <w:p>
       <w:pPr>
-        <w:spacing w:after="120" w:line="276"/>
-      </w:pPr>
-      <w:r>
-        <w:rPr>
-          <w:rFonts w:ascii="Times New Roman" w:cs="Times New Roman" w:eastAsia="Times New Roman" w:hAnsi="Times New Roman"/>
-          <w:sz w:val="24"/>
+        <w:spacing w:after="60" w:line="276"/>
+      </w:pPr>
+      <w:r>
+        <w:rPr>
+          <w:rFonts w:ascii="Times New Roman" w:cs="Times New Roman" w:eastAsia="Times New Roman" w:hAnsi="Times New Roman"/>
+          <w:color w:val="262F37"/>
+          <w:sz w:val="21"/>
           <w:szCs w:val="24"/>
         </w:rPr>
         <w:t xml:space="preserve">Срок ответа на претензию — </w:t>
@@ -483,8 +513,8 @@
           <w:bCs/>
           <w:i w:val="false"/>
           <w:iCs w:val="false"/>
-          <w:color w:val="000000"/>
-          <w:sz w:val="24"/>
+          <w:color w:val="262F37"/>
+          <w:sz w:val="21"/>
           <w:szCs w:val="24"/>
         </w:rPr>
         <w:t xml:space="preserve">{{СРОК_ОТВЕТА_НА_ПРЕТЕНЗИЮ}}</w:t>
@@ -492,7 +522,8 @@
       <w:r>
         <w:rPr>
           <w:rFonts w:ascii="Times New Roman" w:cs="Times New Roman" w:eastAsia="Times New Roman" w:hAnsi="Times New Roman"/>
-          <w:sz w:val="24"/>
+          <w:color w:val="262F37"/>
+          <w:sz w:val="21"/>
           <w:szCs w:val="24"/>
         </w:rPr>
         <w:t xml:space="preserve"> — проверьте по договору; если такого условия нет, срок ответа назначаете сами. Это не срок ожидания перед иском. Применимые срок и порядок досудебного урегулирования определите по закону или договору: по общему правилу ч. 5 ст. 4 АПК РФ ожидание исчисляется со дня направления претензии; иной срок и порядок нужно проверить отдельно. Зафиксируйте источник, длительность, начало и окончание ожидания. До его истечения иск не подавайте. Число в этот файл намеренно не записано: проверьте действующую редакцию.</w:t>
@@ -502,14 +533,15 @@
       <w:pPr>
         <w:pStyle w:val="Heading2"/>
         <w:keepNext/>
-        <w:spacing w:after="120" w:before="260"/>
+        <w:spacing w:after="80" w:before="160"/>
       </w:pPr>
       <w:r>
         <w:rPr>
           <w:rFonts w:ascii="Times New Roman" w:cs="Times New Roman" w:eastAsia="Times New Roman" w:hAnsi="Times New Roman"/>
           <w:b/>
           <w:bCs/>
-          <w:sz w:val="26"/>
+          <w:color w:val="8E6F32"/>
+          <w:sz w:val="24"/>
           <w:szCs w:val="26"/>
         </w:rPr>
         <w:t xml:space="preserve">Шаг 3а. Взвесить приостановку работ — если работы на объекте продолжаются</w:t>
@@ -517,12 +549,13 @@
     </w:p>
     <w:p>
       <w:pPr>
-        <w:spacing w:after="120" w:line="276"/>
-      </w:pPr>
-      <w:r>
-        <w:rPr>
-          <w:rFonts w:ascii="Times New Roman" w:cs="Times New Roman" w:eastAsia="Times New Roman" w:hAnsi="Times New Roman"/>
-          <w:sz w:val="24"/>
+        <w:spacing w:after="60" w:line="276"/>
+      </w:pPr>
+      <w:r>
+        <w:rPr>
+          <w:rFonts w:ascii="Times New Roman" w:cs="Times New Roman" w:eastAsia="Times New Roman" w:hAnsi="Times New Roman"/>
+          <w:color w:val="262F37"/>
+          <w:sz w:val="21"/>
           <w:szCs w:val="24"/>
         </w:rPr>
         <w:t xml:space="preserve">Право приостановить работы не возникает из одной только неоплаты. Оно появляется, если по договору дальнейшие работы являются встречным исполнением по отношению к неисполненной оплате — встречность определена п. 1 ст. 328 ГК РФ, само право приостановить даёт п. 2 той же статьи, — либо если нарушение заказчика препятствует исполнению договора подрядчиком (п. 1 ст. 719 ГК РФ) — тот же пункт даёт это право и при наличии обстоятельств, очевидно свидетельствующих, что обязанности заказчика не будут исполнены в установленный срок; по п. 4 ст. 328 ГК РФ договором это право может быть исключено. Неоплата уже принятого и закрытого актом этапа сама по себе ни того, ни другого не образует. Приостановка несёт риск встречных претензий за срыв сроков: до решения сопоставьте условия договора, график и основания приостановки.</w:t>
@@ -530,12 +563,13 @@
     </w:p>
     <w:p>
       <w:pPr>
-        <w:spacing w:after="120" w:line="276"/>
-      </w:pPr>
-      <w:r>
-        <w:rPr>
-          <w:rFonts w:ascii="Times New Roman" w:cs="Times New Roman" w:eastAsia="Times New Roman" w:hAnsi="Times New Roman"/>
-          <w:sz w:val="24"/>
+        <w:spacing w:after="60" w:line="276"/>
+      </w:pPr>
+      <w:r>
+        <w:rPr>
+          <w:rFonts w:ascii="Times New Roman" w:cs="Times New Roman" w:eastAsia="Times New Roman" w:hAnsi="Times New Roman"/>
+          <w:color w:val="262F37"/>
+          <w:sz w:val="21"/>
           <w:szCs w:val="24"/>
         </w:rPr>
         <w:t xml:space="preserve">Про предупреждение заказчика надо различать два случая. Если вы приостанавливаете исполнение лишь на основании обстоятельств, очевидно свидетельствующих, что оплата не будет произведена в срок, предупредить заказчика об этом нужно в разумный срок — так объяснён п. 57 постановления Пленума ВС РФ от 22.11.2016 № 54. Формы предупреждения п. 57 не устанавливает, а в остальных случаях не требует и самого предупреждения: письменное уведомление здесь мера предосторожности и ваше доказательство того, что работы встали не молча. Направлять его стоит в обоих случаях. Форма письма о приостановке есть в комплекте «Допработы», правовое основание в нём не заполнено — вписывается по условиям договора и обстоятельствам объекта.</w:t>
@@ -545,14 +579,15 @@
       <w:pPr>
         <w:pStyle w:val="Heading2"/>
         <w:keepNext/>
-        <w:spacing w:after="120" w:before="260"/>
+        <w:spacing w:after="80" w:before="160"/>
       </w:pPr>
       <w:r>
         <w:rPr>
           <w:rFonts w:ascii="Times New Roman" w:cs="Times New Roman" w:eastAsia="Times New Roman" w:hAnsi="Times New Roman"/>
           <w:b/>
           <w:bCs/>
-          <w:sz w:val="26"/>
+          <w:color w:val="8E6F32"/>
+          <w:sz w:val="24"/>
           <w:szCs w:val="26"/>
         </w:rPr>
         <w:t xml:space="preserve">Шаг 4. Иск — после истечения срока досудебного урегулирования</w:t>
@@ -560,12 +595,13 @@
     </w:p>
     <w:p>
       <w:pPr>
-        <w:spacing w:after="120" w:line="276"/>
-      </w:pPr>
-      <w:r>
-        <w:rPr>
-          <w:rFonts w:ascii="Times New Roman" w:cs="Times New Roman" w:eastAsia="Times New Roman" w:hAnsi="Times New Roman"/>
-          <w:sz w:val="24"/>
+        <w:spacing w:after="60" w:line="276"/>
+      </w:pPr>
+      <w:r>
+        <w:rPr>
+          <w:rFonts w:ascii="Times New Roman" w:cs="Times New Roman" w:eastAsia="Times New Roman" w:hAnsi="Times New Roman"/>
+          <w:color w:val="262F37"/>
+          <w:sz w:val="21"/>
           <w:szCs w:val="24"/>
         </w:rPr>
         <w:t xml:space="preserve">Файл «Исковое заявление о взыскании задолженности». Подготовьте свежую выписку ЕГРЮЛ на себя и на ответчика, расчёт цены иска и госпошлину (</w:t>
@@ -577,8 +613,8 @@
           <w:bCs/>
           <w:i w:val="false"/>
           <w:iCs w:val="false"/>
-          <w:color w:val="000000"/>
-          <w:sz w:val="24"/>
+          <w:color w:val="262F37"/>
+          <w:sz w:val="21"/>
           <w:szCs w:val="24"/>
         </w:rPr>
         <w:t xml:space="preserve">{{РАЗМЕР_ГОСПОШЛИНЫ}}</w:t>
@@ -586,7 +622,8 @@
       <w:r>
         <w:rPr>
           <w:rFonts w:ascii="Times New Roman" w:cs="Times New Roman" w:eastAsia="Times New Roman" w:hAnsi="Times New Roman"/>
-          <w:sz w:val="24"/>
+          <w:color w:val="262F37"/>
+          <w:sz w:val="21"/>
           <w:szCs w:val="24"/>
         </w:rPr>
         <w:t xml:space="preserve"> — по ст. 333.21 НК РФ, считать калькулятором на сайте суда или в «Мой арбитр», не по памяти). Подача — через «Мой арбитр» (my.arbitr.ru) либо на бумаге.</w:t>
@@ -594,12 +631,13 @@
     </w:p>
     <w:p>
       <w:pPr>
-        <w:spacing w:after="120" w:line="276"/>
-      </w:pPr>
-      <w:r>
-        <w:rPr>
-          <w:rFonts w:ascii="Times New Roman" w:cs="Times New Roman" w:eastAsia="Times New Roman" w:hAnsi="Times New Roman"/>
-          <w:sz w:val="24"/>
+        <w:spacing w:after="60" w:line="276"/>
+      </w:pPr>
+      <w:r>
+        <w:rPr>
+          <w:rFonts w:ascii="Times New Roman" w:cs="Times New Roman" w:eastAsia="Times New Roman" w:hAnsi="Times New Roman"/>
+          <w:color w:val="262F37"/>
+          <w:sz w:val="21"/>
           <w:szCs w:val="24"/>
         </w:rPr>
         <w:t xml:space="preserve">Перед подачей сопоставьте подписанные акты, расчёт и переписку. При встречных требованиях, экспертизе объёмов или споре о подписи добавьте подтверждающие материалы и уточните заявленные требования.</w:t>
@@ -609,14 +647,15 @@
       <w:pPr>
         <w:pStyle w:val="Heading2"/>
         <w:keepNext/>
-        <w:spacing w:after="120" w:before="260"/>
+        <w:spacing w:after="80" w:before="160"/>
       </w:pPr>
       <w:r>
         <w:rPr>
           <w:rFonts w:ascii="Times New Roman" w:cs="Times New Roman" w:eastAsia="Times New Roman" w:hAnsi="Times New Roman"/>
           <w:b/>
           <w:bCs/>
-          <w:sz w:val="26"/>
+          <w:color w:val="8E6F32"/>
+          <w:sz w:val="24"/>
           <w:szCs w:val="26"/>
         </w:rPr>
         <w:t xml:space="preserve">Шаг 5. Процесс и решение</w:t>
@@ -624,12 +663,13 @@
     </w:p>
     <w:p>
       <w:pPr>
-        <w:spacing w:after="120" w:line="276"/>
-      </w:pPr>
-      <w:r>
-        <w:rPr>
-          <w:rFonts w:ascii="Times New Roman" w:cs="Times New Roman" w:eastAsia="Times New Roman" w:hAnsi="Times New Roman"/>
-          <w:sz w:val="24"/>
+        <w:spacing w:after="60" w:line="276"/>
+      </w:pPr>
+      <w:r>
+        <w:rPr>
+          <w:rFonts w:ascii="Times New Roman" w:cs="Times New Roman" w:eastAsia="Times New Roman" w:hAnsi="Times New Roman"/>
+          <w:color w:val="262F37"/>
+          <w:sz w:val="21"/>
           <w:szCs w:val="24"/>
         </w:rPr>
         <w:t xml:space="preserve">Отслеживайте дело в kad.arbitr.ru, являйтесь на заседания или направьте представителя. После вступления решения в силу получите исполнительный лист.</w:t>
@@ -639,14 +679,15 @@
       <w:pPr>
         <w:pStyle w:val="Heading2"/>
         <w:keepNext/>
-        <w:spacing w:after="120" w:before="260"/>
+        <w:spacing w:after="80" w:before="160"/>
       </w:pPr>
       <w:r>
         <w:rPr>
           <w:rFonts w:ascii="Times New Roman" w:cs="Times New Roman" w:eastAsia="Times New Roman" w:hAnsi="Times New Roman"/>
           <w:b/>
           <w:bCs/>
-          <w:sz w:val="26"/>
+          <w:color w:val="8E6F32"/>
+          <w:sz w:val="24"/>
           <w:szCs w:val="26"/>
         </w:rPr>
         <w:t xml:space="preserve">Шаг 6. Исполнение</w:t>
@@ -654,12 +695,13 @@
     </w:p>
     <w:p>
       <w:pPr>
-        <w:spacing w:after="120" w:line="276"/>
-      </w:pPr>
-      <w:r>
-        <w:rPr>
-          <w:rFonts w:ascii="Times New Roman" w:cs="Times New Roman" w:eastAsia="Times New Roman" w:hAnsi="Times New Roman"/>
-          <w:sz w:val="24"/>
+        <w:spacing w:after="60" w:line="276"/>
+      </w:pPr>
+      <w:r>
+        <w:rPr>
+          <w:rFonts w:ascii="Times New Roman" w:cs="Times New Roman" w:eastAsia="Times New Roman" w:hAnsi="Times New Roman"/>
+          <w:color w:val="262F37"/>
+          <w:sz w:val="21"/>
           <w:szCs w:val="24"/>
         </w:rPr>
         <w:t xml:space="preserve">Варианты предъявления исполнительного листа:</w:t>
@@ -672,12 +714,13 @@
           <w:ilvl w:val="0"/>
           <w:numId w:val="2"/>
         </w:numPr>
-        <w:spacing w:after="80" w:line="276"/>
-      </w:pPr>
-      <w:r>
-        <w:rPr>
-          <w:rFonts w:ascii="Times New Roman" w:cs="Times New Roman" w:eastAsia="Times New Roman" w:hAnsi="Times New Roman"/>
-          <w:sz w:val="24"/>
+        <w:spacing w:after="60" w:line="276"/>
+      </w:pPr>
+      <w:r>
+        <w:rPr>
+          <w:rFonts w:ascii="Times New Roman" w:cs="Times New Roman" w:eastAsia="Times New Roman" w:hAnsi="Times New Roman"/>
+          <w:color w:val="262F37"/>
+          <w:sz w:val="21"/>
           <w:szCs w:val="24"/>
         </w:rPr>
         <w:t xml:space="preserve">Напрямую в банк должника, если счёт известен — например, из договора. Право направить исполнительный документ о взыскании денежных средств в банк напрямую, минуя приставов, даёт ч. 1 ст. 8 Федерального закона от 02.10.2007 № 229-ФЗ «Об исполнительном производстве». Вместе с исполнительным документом подаётся заявление со сведениями, перечисленными в ч. 2 той же статьи: без них банк возвращает документ без исполнения (ч. 3.1 ст. 8). Перечень сведений сверьте по действующей редакции — он правился.</w:t>
@@ -690,12 +733,13 @@
           <w:ilvl w:val="0"/>
           <w:numId w:val="2"/>
         </w:numPr>
-        <w:spacing w:after="80" w:line="276"/>
-      </w:pPr>
-      <w:r>
-        <w:rPr>
-          <w:rFonts w:ascii="Times New Roman" w:cs="Times New Roman" w:eastAsia="Times New Roman" w:hAnsi="Times New Roman"/>
-          <w:sz w:val="24"/>
+        <w:spacing w:after="60" w:line="276"/>
+      </w:pPr>
+      <w:r>
+        <w:rPr>
+          <w:rFonts w:ascii="Times New Roman" w:cs="Times New Roman" w:eastAsia="Times New Roman" w:hAnsi="Times New Roman"/>
+          <w:color w:val="262F37"/>
+          <w:sz w:val="21"/>
           <w:szCs w:val="24"/>
         </w:rPr>
         <w:t xml:space="preserve">В службу судебных приставов. Куда именно подавать, определяет Закон № 229-ФЗ; в этот файл правило места не зашито — проверьте действующую редакцию либо уточните в подразделении ФССП.</w:t>
@@ -703,12 +747,13 @@
     </w:p>
     <w:p>
       <w:pPr>
-        <w:spacing w:after="120" w:line="276"/>
-      </w:pPr>
-      <w:r>
-        <w:rPr>
-          <w:rFonts w:ascii="Times New Roman" w:cs="Times New Roman" w:eastAsia="Times New Roman" w:hAnsi="Times New Roman"/>
-          <w:sz w:val="24"/>
+        <w:spacing w:after="60" w:line="276"/>
+      </w:pPr>
+      <w:r>
+        <w:rPr>
+          <w:rFonts w:ascii="Times New Roman" w:cs="Times New Roman" w:eastAsia="Times New Roman" w:hAnsi="Times New Roman"/>
+          <w:color w:val="262F37"/>
+          <w:sz w:val="21"/>
           <w:szCs w:val="24"/>
         </w:rPr>
         <w:t xml:space="preserve">Результат шага: выбран способ предъявления исполнительного листа и собраны документы для него. Если исполнение задерживается или появились признаки банкротства, проверьте сведения о должнике и порядок предъявления требования.</w:t>
@@ -717,15 +762,17 @@
     <w:p>
       <w:pPr>
         <w:pStyle w:val="Heading1"/>
+        <w:keepNext/>
         <w:pageBreakBefore/>
-        <w:spacing w:after="200" w:before="240"/>
+        <w:spacing w:after="80" w:before="160"/>
       </w:pPr>
       <w:r>
         <w:rPr>
           <w:rFonts w:ascii="Times New Roman" w:cs="Times New Roman" w:eastAsia="Times New Roman" w:hAnsi="Times New Roman"/>
           <w:b/>
           <w:bCs/>
-          <w:sz w:val="32"/>
+          <w:color w:val="8E6F32"/>
+          <w:sz w:val="24"/>
           <w:szCs w:val="32"/>
         </w:rPr>
         <w:t xml:space="preserve">Раздел Б. Работы выполнены, но акты не подписаны</w:t>
@@ -733,12 +780,13 @@
     </w:p>
     <w:p>
       <w:pPr>
-        <w:spacing w:after="120" w:line="276"/>
-      </w:pPr>
-      <w:r>
-        <w:rPr>
-          <w:rFonts w:ascii="Times New Roman" w:cs="Times New Roman" w:eastAsia="Times New Roman" w:hAnsi="Times New Roman"/>
-          <w:sz w:val="24"/>
+        <w:spacing w:after="60" w:line="276"/>
+      </w:pPr>
+      <w:r>
+        <w:rPr>
+          <w:rFonts w:ascii="Times New Roman" w:cs="Times New Roman" w:eastAsia="Times New Roman" w:hAnsi="Times New Roman"/>
+          <w:color w:val="262F37"/>
+          <w:sz w:val="21"/>
           <w:szCs w:val="24"/>
         </w:rPr>
         <w:t xml:space="preserve">Заказчик не подписывает КС-2 и не платит. Маршрут здесь другой: фиксация уклонения от приёмки, односторонний акт (ст. 753 ГК РФ о сдаче и приёмке работ по договору строительного подряда), доказывание объёмов. Цена ошибки максимальна: если мотивы отказа заказчика от подписания суд признает обоснованными, односторонний акт может быть признан недействительным (п. 4 ст. 753 ГК РФ), и объёмы придётся доказывать иначе.</w:t>
@@ -746,14 +794,15 @@
     </w:p>
     <w:p>
       <w:pPr>
-        <w:spacing w:after="120" w:line="276"/>
+        <w:spacing w:after="60" w:line="276"/>
       </w:pPr>
       <w:r>
         <w:rPr>
           <w:rFonts w:ascii="Times New Roman" w:cs="Times New Roman" w:eastAsia="Times New Roman" w:hAnsi="Times New Roman"/>
           <w:b/>
           <w:bCs/>
-          <w:sz w:val="24"/>
+          <w:color w:val="262F37"/>
+          <w:sz w:val="21"/>
           <w:szCs w:val="24"/>
         </w:rPr>
         <w:t xml:space="preserve">Документы для подтверждения сдачи работ:</w:t>
@@ -766,12 +815,13 @@
           <w:ilvl w:val="0"/>
           <w:numId w:val="2"/>
         </w:numPr>
-        <w:spacing w:after="80" w:line="276"/>
-      </w:pPr>
-      <w:r>
-        <w:rPr>
-          <w:rFonts w:ascii="Times New Roman" w:cs="Times New Roman" w:eastAsia="Times New Roman" w:hAnsi="Times New Roman"/>
-          <w:sz w:val="24"/>
+        <w:spacing w:after="60" w:line="276"/>
+      </w:pPr>
+      <w:r>
+        <w:rPr>
+          <w:rFonts w:ascii="Times New Roman" w:cs="Times New Roman" w:eastAsia="Times New Roman" w:hAnsi="Times New Roman"/>
+          <w:color w:val="262F37"/>
+          <w:sz w:val="21"/>
           <w:szCs w:val="24"/>
         </w:rPr>
         <w:t xml:space="preserve">собрать журнал производства работ;</w:t>
@@ -784,12 +834,13 @@
           <w:ilvl w:val="0"/>
           <w:numId w:val="2"/>
         </w:numPr>
-        <w:spacing w:after="80" w:line="276"/>
-      </w:pPr>
-      <w:r>
-        <w:rPr>
-          <w:rFonts w:ascii="Times New Roman" w:cs="Times New Roman" w:eastAsia="Times New Roman" w:hAnsi="Times New Roman"/>
-          <w:sz w:val="24"/>
+        <w:spacing w:after="60" w:line="276"/>
+      </w:pPr>
+      <w:r>
+        <w:rPr>
+          <w:rFonts w:ascii="Times New Roman" w:cs="Times New Roman" w:eastAsia="Times New Roman" w:hAnsi="Times New Roman"/>
+          <w:color w:val="262F37"/>
+          <w:sz w:val="21"/>
           <w:szCs w:val="24"/>
         </w:rPr>
         <w:t xml:space="preserve">собрать переписку о готовности к сдаче;</w:t>
@@ -802,12 +853,13 @@
           <w:ilvl w:val="0"/>
           <w:numId w:val="2"/>
         </w:numPr>
-        <w:spacing w:after="80" w:line="276"/>
-      </w:pPr>
-      <w:r>
-        <w:rPr>
-          <w:rFonts w:ascii="Times New Roman" w:cs="Times New Roman" w:eastAsia="Times New Roman" w:hAnsi="Times New Roman"/>
-          <w:sz w:val="24"/>
+        <w:spacing w:after="60" w:line="276"/>
+      </w:pPr>
+      <w:r>
+        <w:rPr>
+          <w:rFonts w:ascii="Times New Roman" w:cs="Times New Roman" w:eastAsia="Times New Roman" w:hAnsi="Times New Roman"/>
+          <w:color w:val="262F37"/>
+          <w:sz w:val="21"/>
           <w:szCs w:val="24"/>
         </w:rPr>
         <w:t xml:space="preserve">направить уведомление о готовности к приёмке, если оно не направлялось;</w:t>
@@ -820,12 +872,13 @@
           <w:ilvl w:val="0"/>
           <w:numId w:val="2"/>
         </w:numPr>
-        <w:spacing w:after="80" w:line="276"/>
-      </w:pPr>
-      <w:r>
-        <w:rPr>
-          <w:rFonts w:ascii="Times New Roman" w:cs="Times New Roman" w:eastAsia="Times New Roman" w:hAnsi="Times New Roman"/>
-          <w:sz w:val="24"/>
+        <w:spacing w:after="60" w:line="276"/>
+      </w:pPr>
+      <w:r>
+        <w:rPr>
+          <w:rFonts w:ascii="Times New Roman" w:cs="Times New Roman" w:eastAsia="Times New Roman" w:hAnsi="Times New Roman"/>
+          <w:color w:val="262F37"/>
+          <w:sz w:val="21"/>
           <w:szCs w:val="24"/>
         </w:rPr>
         <w:t xml:space="preserve">сделать фотофиксацию выполненного.</w:t>
@@ -833,12 +886,13 @@
     </w:p>
     <w:p>
       <w:pPr>
-        <w:spacing w:after="120" w:line="276"/>
-      </w:pPr>
-      <w:r>
-        <w:rPr>
-          <w:rFonts w:ascii="Times New Roman" w:cs="Times New Roman" w:eastAsia="Times New Roman" w:hAnsi="Times New Roman"/>
-          <w:sz w:val="24"/>
+        <w:spacing w:after="60" w:line="276"/>
+      </w:pPr>
+      <w:r>
+        <w:rPr>
+          <w:rFonts w:ascii="Times New Roman" w:cs="Times New Roman" w:eastAsia="Times New Roman" w:hAnsi="Times New Roman"/>
+          <w:color w:val="262F37"/>
+          <w:sz w:val="21"/>
           <w:szCs w:val="24"/>
         </w:rPr>
         <w:t xml:space="preserve">Сопоставьте собранные материалы с мотивами отказа заказчика, оформите доказательства сдачи работ и подготовьте дальнейшие документы по односторонней приёмке.</w:t>
@@ -847,15 +901,17 @@
     <w:p>
       <w:pPr>
         <w:pStyle w:val="Heading1"/>
+        <w:keepNext/>
         <w:pageBreakBefore/>
-        <w:spacing w:after="200" w:before="240"/>
+        <w:spacing w:after="80" w:before="160"/>
       </w:pPr>
       <w:r>
         <w:rPr>
           <w:rFonts w:ascii="Times New Roman" w:cs="Times New Roman" w:eastAsia="Times New Roman" w:hAnsi="Times New Roman"/>
           <w:b/>
           <w:bCs/>
-          <w:sz w:val="32"/>
+          <w:color w:val="8E6F32"/>
+          <w:sz w:val="24"/>
           <w:szCs w:val="32"/>
         </w:rPr>
         <w:t xml:space="preserve">Контрольная линия времени</w:t>
@@ -885,24 +941,31 @@
         <w:tc>
           <w:tcPr>
             <w:tcW w:type="dxa" w:w="2400"/>
-            <w:shd w:fill="EDEDED" w:val="clear"/>
+            <w:shd w:fill="F2EFE9" w:val="clear"/>
             <w:tcMar>
               <w:top w:type="dxa" w:w="80"/>
               <w:left w:type="dxa" w:w="120"/>
               <w:bottom w:type="dxa" w:w="80"/>
               <w:right w:type="dxa" w:w="120"/>
             </w:tcMar>
+            <w:tcBorders>
+              <w:top w:val="single" w:sz="4" w:color="D9D9D9"/>
+              <w:left w:val="single" w:sz="4" w:color="D9D9D9"/>
+              <w:bottom w:val="single" w:sz="4" w:color="D9D9D9"/>
+              <w:right w:val="single" w:sz="4" w:color="D9D9D9"/>
+            </w:tcBorders>
           </w:tcPr>
           <w:p>
             <w:pPr>
-              <w:spacing w:after="0" w:line="240"/>
+              <w:spacing w:after="30" w:line="240"/>
             </w:pPr>
             <w:r>
               <w:rPr>
                 <w:rFonts w:ascii="Times New Roman" w:cs="Times New Roman" w:eastAsia="Times New Roman" w:hAnsi="Times New Roman"/>
                 <w:b/>
                 <w:bCs/>
-                <w:sz w:val="22"/>
+                <w:color w:val="262F37"/>
+                <w:sz w:val="19"/>
                 <w:szCs w:val="22"/>
               </w:rPr>
               <w:t xml:space="preserve">Точка</w:t>
@@ -912,24 +975,31 @@
         <w:tc>
           <w:tcPr>
             <w:tcW w:type="dxa" w:w="4200"/>
-            <w:shd w:fill="EDEDED" w:val="clear"/>
+            <w:shd w:fill="F2EFE9" w:val="clear"/>
             <w:tcMar>
               <w:top w:type="dxa" w:w="80"/>
               <w:left w:type="dxa" w:w="120"/>
               <w:bottom w:type="dxa" w:w="80"/>
               <w:right w:type="dxa" w:w="120"/>
             </w:tcMar>
+            <w:tcBorders>
+              <w:top w:val="single" w:sz="4" w:color="D9D9D9"/>
+              <w:left w:val="single" w:sz="4" w:color="D9D9D9"/>
+              <w:bottom w:val="single" w:sz="4" w:color="D9D9D9"/>
+              <w:right w:val="single" w:sz="4" w:color="D9D9D9"/>
+            </w:tcBorders>
           </w:tcPr>
           <w:p>
             <w:pPr>
-              <w:spacing w:after="0" w:line="240"/>
+              <w:spacing w:after="30" w:line="240"/>
             </w:pPr>
             <w:r>
               <w:rPr>
                 <w:rFonts w:ascii="Times New Roman" w:cs="Times New Roman" w:eastAsia="Times New Roman" w:hAnsi="Times New Roman"/>
                 <w:b/>
                 <w:bCs/>
-                <w:sz w:val="22"/>
+                <w:color w:val="262F37"/>
+                <w:sz w:val="19"/>
                 <w:szCs w:val="22"/>
               </w:rPr>
               <w:t xml:space="preserve">Событие</w:t>
@@ -939,24 +1009,31 @@
         <w:tc>
           <w:tcPr>
             <w:tcW w:type="dxa" w:w="2760"/>
-            <w:shd w:fill="EDEDED" w:val="clear"/>
+            <w:shd w:fill="F2EFE9" w:val="clear"/>
             <w:tcMar>
               <w:top w:type="dxa" w:w="80"/>
               <w:left w:type="dxa" w:w="120"/>
               <w:bottom w:type="dxa" w:w="80"/>
               <w:right w:type="dxa" w:w="120"/>
             </w:tcMar>
+            <w:tcBorders>
+              <w:top w:val="single" w:sz="4" w:color="D9D9D9"/>
+              <w:left w:val="single" w:sz="4" w:color="D9D9D9"/>
+              <w:bottom w:val="single" w:sz="4" w:color="D9D9D9"/>
+              <w:right w:val="single" w:sz="4" w:color="D9D9D9"/>
+            </w:tcBorders>
           </w:tcPr>
           <w:p>
             <w:pPr>
-              <w:spacing w:after="0" w:line="240"/>
+              <w:spacing w:after="30" w:line="240"/>
             </w:pPr>
             <w:r>
               <w:rPr>
                 <w:rFonts w:ascii="Times New Roman" w:cs="Times New Roman" w:eastAsia="Times New Roman" w:hAnsi="Times New Roman"/>
                 <w:b/>
                 <w:bCs/>
-                <w:sz w:val="22"/>
+                <w:color w:val="262F37"/>
+                <w:sz w:val="19"/>
                 <w:szCs w:val="22"/>
               </w:rPr>
               <w:t xml:space="preserve">Чем закрывается</w:t>
@@ -974,17 +1051,24 @@
               <w:bottom w:type="dxa" w:w="80"/>
               <w:right w:type="dxa" w:w="120"/>
             </w:tcMar>
+            <w:tcBorders>
+              <w:top w:val="single" w:sz="4" w:color="D9D9D9"/>
+              <w:left w:val="single" w:sz="4" w:color="D9D9D9"/>
+              <w:bottom w:val="single" w:sz="4" w:color="D9D9D9"/>
+              <w:right w:val="single" w:sz="4" w:color="D9D9D9"/>
+            </w:tcBorders>
           </w:tcPr>
           <w:p>
             <w:pPr>
-              <w:spacing w:after="0" w:line="240"/>
+              <w:spacing w:after="30" w:line="240"/>
             </w:pPr>
             <w:r>
               <w:rPr>
                 <w:rFonts w:ascii="Times New Roman" w:cs="Times New Roman" w:eastAsia="Times New Roman" w:hAnsi="Times New Roman"/>
                 <w:b w:val="false"/>
                 <w:bCs w:val="false"/>
-                <w:sz w:val="22"/>
+                <w:color w:val="262F37"/>
+                <w:sz w:val="19"/>
                 <w:szCs w:val="22"/>
               </w:rPr>
               <w:t xml:space="preserve">День 1 просрочки</w:t>
@@ -1000,17 +1084,24 @@
               <w:bottom w:type="dxa" w:w="80"/>
               <w:right w:type="dxa" w:w="120"/>
             </w:tcMar>
+            <w:tcBorders>
+              <w:top w:val="single" w:sz="4" w:color="D9D9D9"/>
+              <w:left w:val="single" w:sz="4" w:color="D9D9D9"/>
+              <w:bottom w:val="single" w:sz="4" w:color="D9D9D9"/>
+              <w:right w:val="single" w:sz="4" w:color="D9D9D9"/>
+            </w:tcBorders>
           </w:tcPr>
           <w:p>
             <w:pPr>
-              <w:spacing w:after="0" w:line="240"/>
+              <w:spacing w:after="30" w:line="240"/>
             </w:pPr>
             <w:r>
               <w:rPr>
                 <w:rFonts w:ascii="Times New Roman" w:cs="Times New Roman" w:eastAsia="Times New Roman" w:hAnsi="Times New Roman"/>
                 <w:b w:val="false"/>
                 <w:bCs w:val="false"/>
-                <w:sz w:val="22"/>
+                <w:color w:val="262F37"/>
+                <w:sz w:val="19"/>
                 <w:szCs w:val="22"/>
               </w:rPr>
               <w:t xml:space="preserve">подтверждена сумма и дата начала просрочки</w:t>
@@ -1026,17 +1117,24 @@
               <w:bottom w:type="dxa" w:w="80"/>
               <w:right w:type="dxa" w:w="120"/>
             </w:tcMar>
+            <w:tcBorders>
+              <w:top w:val="single" w:sz="4" w:color="D9D9D9"/>
+              <w:left w:val="single" w:sz="4" w:color="D9D9D9"/>
+              <w:bottom w:val="single" w:sz="4" w:color="D9D9D9"/>
+              <w:right w:val="single" w:sz="4" w:color="D9D9D9"/>
+            </w:tcBorders>
           </w:tcPr>
           <w:p>
             <w:pPr>
-              <w:spacing w:after="0" w:line="240"/>
+              <w:spacing w:after="30" w:line="240"/>
             </w:pPr>
             <w:r>
               <w:rPr>
                 <w:rFonts w:ascii="Times New Roman" w:cs="Times New Roman" w:eastAsia="Times New Roman" w:hAnsi="Times New Roman"/>
                 <w:b w:val="false"/>
                 <w:bCs w:val="false"/>
-                <w:sz w:val="22"/>
+                <w:color w:val="262F37"/>
+                <w:sz w:val="19"/>
                 <w:szCs w:val="22"/>
               </w:rPr>
               <w:t xml:space="preserve">шаг 0</w:t>
@@ -1054,17 +1152,24 @@
               <w:bottom w:type="dxa" w:w="80"/>
               <w:right w:type="dxa" w:w="120"/>
             </w:tcMar>
+            <w:tcBorders>
+              <w:top w:val="single" w:sz="4" w:color="D9D9D9"/>
+              <w:left w:val="single" w:sz="4" w:color="D9D9D9"/>
+              <w:bottom w:val="single" w:sz="4" w:color="D9D9D9"/>
+              <w:right w:val="single" w:sz="4" w:color="D9D9D9"/>
+            </w:tcBorders>
           </w:tcPr>
           <w:p>
             <w:pPr>
-              <w:spacing w:after="0" w:line="240"/>
+              <w:spacing w:after="30" w:line="240"/>
             </w:pPr>
             <w:r>
               <w:rPr>
                 <w:rFonts w:ascii="Times New Roman" w:cs="Times New Roman" w:eastAsia="Times New Roman" w:hAnsi="Times New Roman"/>
                 <w:b w:val="false"/>
                 <w:bCs w:val="false"/>
-                <w:sz w:val="22"/>
+                <w:color w:val="262F37"/>
+                <w:sz w:val="19"/>
                 <w:szCs w:val="22"/>
               </w:rPr>
               <w:t xml:space="preserve">Дни 1–</w:t>
@@ -1076,8 +1181,8 @@
                 <w:bCs/>
                 <w:i w:val="false"/>
                 <w:iCs w:val="false"/>
-                <w:color w:val="000000"/>
-                <w:sz w:val="22"/>
+                <w:color w:val="262F37"/>
+                <w:sz w:val="19"/>
                 <w:szCs w:val="22"/>
               </w:rPr>
               <w:t xml:space="preserve">{{ДЕНЬ_ОТПРАВКИ_ПРЕТЕНЗИИ}}</w:t>
@@ -1093,17 +1198,24 @@
               <w:bottom w:type="dxa" w:w="80"/>
               <w:right w:type="dxa" w:w="120"/>
             </w:tcMar>
+            <w:tcBorders>
+              <w:top w:val="single" w:sz="4" w:color="D9D9D9"/>
+              <w:left w:val="single" w:sz="4" w:color="D9D9D9"/>
+              <w:bottom w:val="single" w:sz="4" w:color="D9D9D9"/>
+              <w:right w:val="single" w:sz="4" w:color="D9D9D9"/>
+            </w:tcBorders>
           </w:tcPr>
           <w:p>
             <w:pPr>
-              <w:spacing w:after="0" w:line="240"/>
+              <w:spacing w:after="30" w:line="240"/>
             </w:pPr>
             <w:r>
               <w:rPr>
                 <w:rFonts w:ascii="Times New Roman" w:cs="Times New Roman" w:eastAsia="Times New Roman" w:hAnsi="Times New Roman"/>
                 <w:b w:val="false"/>
                 <w:bCs w:val="false"/>
-                <w:sz w:val="22"/>
+                <w:color w:val="262F37"/>
+                <w:sz w:val="19"/>
                 <w:szCs w:val="22"/>
               </w:rPr>
               <w:t xml:space="preserve">уведомление, звонки, проверка должника</w:t>
@@ -1119,17 +1231,24 @@
               <w:bottom w:type="dxa" w:w="80"/>
               <w:right w:type="dxa" w:w="120"/>
             </w:tcMar>
+            <w:tcBorders>
+              <w:top w:val="single" w:sz="4" w:color="D9D9D9"/>
+              <w:left w:val="single" w:sz="4" w:color="D9D9D9"/>
+              <w:bottom w:val="single" w:sz="4" w:color="D9D9D9"/>
+              <w:right w:val="single" w:sz="4" w:color="D9D9D9"/>
+            </w:tcBorders>
           </w:tcPr>
           <w:p>
             <w:pPr>
-              <w:spacing w:after="0" w:line="240"/>
+              <w:spacing w:after="30" w:line="240"/>
             </w:pPr>
             <w:r>
               <w:rPr>
                 <w:rFonts w:ascii="Times New Roman" w:cs="Times New Roman" w:eastAsia="Times New Roman" w:hAnsi="Times New Roman"/>
                 <w:b w:val="false"/>
                 <w:bCs w:val="false"/>
-                <w:sz w:val="22"/>
+                <w:color w:val="262F37"/>
+                <w:sz w:val="19"/>
                 <w:szCs w:val="22"/>
               </w:rPr>
               <w:t xml:space="preserve">уведомление, шаг 2</w:t>
@@ -1147,17 +1266,24 @@
               <w:bottom w:type="dxa" w:w="80"/>
               <w:right w:type="dxa" w:w="120"/>
             </w:tcMar>
+            <w:tcBorders>
+              <w:top w:val="single" w:sz="4" w:color="D9D9D9"/>
+              <w:left w:val="single" w:sz="4" w:color="D9D9D9"/>
+              <w:bottom w:val="single" w:sz="4" w:color="D9D9D9"/>
+              <w:right w:val="single" w:sz="4" w:color="D9D9D9"/>
+            </w:tcBorders>
           </w:tcPr>
           <w:p>
             <w:pPr>
-              <w:spacing w:after="0" w:line="240"/>
+              <w:spacing w:after="30" w:line="240"/>
             </w:pPr>
             <w:r>
               <w:rPr>
                 <w:rFonts w:ascii="Times New Roman" w:cs="Times New Roman" w:eastAsia="Times New Roman" w:hAnsi="Times New Roman"/>
                 <w:b w:val="false"/>
                 <w:bCs w:val="false"/>
-                <w:sz w:val="22"/>
+                <w:color w:val="262F37"/>
+                <w:sz w:val="19"/>
                 <w:szCs w:val="22"/>
               </w:rPr>
               <w:t xml:space="preserve">День </w:t>
@@ -1169,8 +1295,8 @@
                 <w:bCs/>
                 <w:i w:val="false"/>
                 <w:iCs w:val="false"/>
-                <w:color w:val="000000"/>
-                <w:sz w:val="22"/>
+                <w:color w:val="262F37"/>
+                <w:sz w:val="19"/>
                 <w:szCs w:val="22"/>
               </w:rPr>
               <w:t xml:space="preserve">{{ДЕНЬ_ОТПРАВКИ_ПРЕТЕНЗИИ}}</w:t>
@@ -1186,17 +1312,24 @@
               <w:bottom w:type="dxa" w:w="80"/>
               <w:right w:type="dxa" w:w="120"/>
             </w:tcMar>
+            <w:tcBorders>
+              <w:top w:val="single" w:sz="4" w:color="D9D9D9"/>
+              <w:left w:val="single" w:sz="4" w:color="D9D9D9"/>
+              <w:bottom w:val="single" w:sz="4" w:color="D9D9D9"/>
+              <w:right w:val="single" w:sz="4" w:color="D9D9D9"/>
+            </w:tcBorders>
           </w:tcPr>
           <w:p>
             <w:pPr>
-              <w:spacing w:after="0" w:line="240"/>
+              <w:spacing w:after="30" w:line="240"/>
             </w:pPr>
             <w:r>
               <w:rPr>
                 <w:rFonts w:ascii="Times New Roman" w:cs="Times New Roman" w:eastAsia="Times New Roman" w:hAnsi="Times New Roman"/>
                 <w:b w:val="false"/>
                 <w:bCs w:val="false"/>
-                <w:sz w:val="22"/>
+                <w:color w:val="262F37"/>
+                <w:sz w:val="19"/>
                 <w:szCs w:val="22"/>
               </w:rPr>
               <w:t xml:space="preserve">претензия с расчётом выбранной санкции</w:t>
@@ -1212,17 +1345,24 @@
               <w:bottom w:type="dxa" w:w="80"/>
               <w:right w:type="dxa" w:w="120"/>
             </w:tcMar>
+            <w:tcBorders>
+              <w:top w:val="single" w:sz="4" w:color="D9D9D9"/>
+              <w:left w:val="single" w:sz="4" w:color="D9D9D9"/>
+              <w:bottom w:val="single" w:sz="4" w:color="D9D9D9"/>
+              <w:right w:val="single" w:sz="4" w:color="D9D9D9"/>
+            </w:tcBorders>
           </w:tcPr>
           <w:p>
             <w:pPr>
-              <w:spacing w:after="0" w:line="240"/>
+              <w:spacing w:after="30" w:line="240"/>
             </w:pPr>
             <w:r>
               <w:rPr>
                 <w:rFonts w:ascii="Times New Roman" w:cs="Times New Roman" w:eastAsia="Times New Roman" w:hAnsi="Times New Roman"/>
                 <w:b w:val="false"/>
                 <w:bCs w:val="false"/>
-                <w:sz w:val="22"/>
+                <w:color w:val="262F37"/>
+                <w:sz w:val="19"/>
                 <w:szCs w:val="22"/>
               </w:rPr>
               <w:t xml:space="preserve">претензия, расчёт выбранной санкции</w:t>
@@ -1240,17 +1380,24 @@
               <w:bottom w:type="dxa" w:w="80"/>
               <w:right w:type="dxa" w:w="120"/>
             </w:tcMar>
+            <w:tcBorders>
+              <w:top w:val="single" w:sz="4" w:color="D9D9D9"/>
+              <w:left w:val="single" w:sz="4" w:color="D9D9D9"/>
+              <w:bottom w:val="single" w:sz="4" w:color="D9D9D9"/>
+              <w:right w:val="single" w:sz="4" w:color="D9D9D9"/>
+            </w:tcBorders>
           </w:tcPr>
           <w:p>
             <w:pPr>
-              <w:spacing w:after="0" w:line="240"/>
+              <w:spacing w:after="30" w:line="240"/>
             </w:pPr>
             <w:r>
               <w:rPr>
                 <w:rFonts w:ascii="Times New Roman" w:cs="Times New Roman" w:eastAsia="Times New Roman" w:hAnsi="Times New Roman"/>
                 <w:b w:val="false"/>
                 <w:bCs w:val="false"/>
-                <w:sz w:val="22"/>
+                <w:color w:val="262F37"/>
+                <w:sz w:val="19"/>
                 <w:szCs w:val="22"/>
               </w:rPr>
               <w:t xml:space="preserve">Дата окончания применимого досудебного ожидания</w:t>
@@ -1266,17 +1413,24 @@
               <w:bottom w:type="dxa" w:w="80"/>
               <w:right w:type="dxa" w:w="120"/>
             </w:tcMar>
+            <w:tcBorders>
+              <w:top w:val="single" w:sz="4" w:color="D9D9D9"/>
+              <w:left w:val="single" w:sz="4" w:color="D9D9D9"/>
+              <w:bottom w:val="single" w:sz="4" w:color="D9D9D9"/>
+              <w:right w:val="single" w:sz="4" w:color="D9D9D9"/>
+            </w:tcBorders>
           </w:tcPr>
           <w:p>
             <w:pPr>
-              <w:spacing w:after="0" w:line="240"/>
+              <w:spacing w:after="30" w:line="240"/>
             </w:pPr>
             <w:r>
               <w:rPr>
                 <w:rFonts w:ascii="Times New Roman" w:cs="Times New Roman" w:eastAsia="Times New Roman" w:hAnsi="Times New Roman"/>
                 <w:b w:val="false"/>
                 <w:bCs w:val="false"/>
-                <w:sz w:val="22"/>
+                <w:color w:val="262F37"/>
+                <w:sz w:val="19"/>
                 <w:szCs w:val="22"/>
               </w:rPr>
               <w:t xml:space="preserve">срок досудебного урегулирования истёк</w:t>
@@ -1292,17 +1446,24 @@
               <w:bottom w:type="dxa" w:w="80"/>
               <w:right w:type="dxa" w:w="120"/>
             </w:tcMar>
+            <w:tcBorders>
+              <w:top w:val="single" w:sz="4" w:color="D9D9D9"/>
+              <w:left w:val="single" w:sz="4" w:color="D9D9D9"/>
+              <w:bottom w:val="single" w:sz="4" w:color="D9D9D9"/>
+              <w:right w:val="single" w:sz="4" w:color="D9D9D9"/>
+            </w:tcBorders>
           </w:tcPr>
           <w:p>
             <w:pPr>
-              <w:spacing w:after="0" w:line="240"/>
+              <w:spacing w:after="30" w:line="240"/>
             </w:pPr>
             <w:r>
               <w:rPr>
                 <w:rFonts w:ascii="Times New Roman" w:cs="Times New Roman" w:eastAsia="Times New Roman" w:hAnsi="Times New Roman"/>
                 <w:b w:val="false"/>
                 <w:bCs w:val="false"/>
-                <w:sz w:val="22"/>
+                <w:color w:val="262F37"/>
+                <w:sz w:val="19"/>
                 <w:szCs w:val="22"/>
               </w:rPr>
               <w:t xml:space="preserve">—</w:t>
@@ -1320,17 +1481,24 @@
               <w:bottom w:type="dxa" w:w="80"/>
               <w:right w:type="dxa" w:w="120"/>
             </w:tcMar>
+            <w:tcBorders>
+              <w:top w:val="single" w:sz="4" w:color="D9D9D9"/>
+              <w:left w:val="single" w:sz="4" w:color="D9D9D9"/>
+              <w:bottom w:val="single" w:sz="4" w:color="D9D9D9"/>
+              <w:right w:val="single" w:sz="4" w:color="D9D9D9"/>
+            </w:tcBorders>
           </w:tcPr>
           <w:p>
             <w:pPr>
-              <w:spacing w:after="0" w:line="240"/>
+              <w:spacing w:after="30" w:line="240"/>
             </w:pPr>
             <w:r>
               <w:rPr>
                 <w:rFonts w:ascii="Times New Roman" w:cs="Times New Roman" w:eastAsia="Times New Roman" w:hAnsi="Times New Roman"/>
                 <w:b w:val="false"/>
                 <w:bCs w:val="false"/>
-                <w:sz w:val="22"/>
+                <w:color w:val="262F37"/>
+                <w:sz w:val="19"/>
                 <w:szCs w:val="22"/>
               </w:rPr>
               <w:t xml:space="preserve">Далее</w:t>
@@ -1346,17 +1514,24 @@
               <w:bottom w:type="dxa" w:w="80"/>
               <w:right w:type="dxa" w:w="120"/>
             </w:tcMar>
+            <w:tcBorders>
+              <w:top w:val="single" w:sz="4" w:color="D9D9D9"/>
+              <w:left w:val="single" w:sz="4" w:color="D9D9D9"/>
+              <w:bottom w:val="single" w:sz="4" w:color="D9D9D9"/>
+              <w:right w:val="single" w:sz="4" w:color="D9D9D9"/>
+            </w:tcBorders>
           </w:tcPr>
           <w:p>
             <w:pPr>
-              <w:spacing w:after="0" w:line="240"/>
+              <w:spacing w:after="30" w:line="240"/>
             </w:pPr>
             <w:r>
               <w:rPr>
                 <w:rFonts w:ascii="Times New Roman" w:cs="Times New Roman" w:eastAsia="Times New Roman" w:hAnsi="Times New Roman"/>
                 <w:b w:val="false"/>
                 <w:bCs w:val="false"/>
-                <w:sz w:val="22"/>
+                <w:color w:val="262F37"/>
+                <w:sz w:val="19"/>
                 <w:szCs w:val="22"/>
               </w:rPr>
               <w:t xml:space="preserve">иск</w:t>
@@ -1372,17 +1547,24 @@
               <w:bottom w:type="dxa" w:w="80"/>
               <w:right w:type="dxa" w:w="120"/>
             </w:tcMar>
+            <w:tcBorders>
+              <w:top w:val="single" w:sz="4" w:color="D9D9D9"/>
+              <w:left w:val="single" w:sz="4" w:color="D9D9D9"/>
+              <w:bottom w:val="single" w:sz="4" w:color="D9D9D9"/>
+              <w:right w:val="single" w:sz="4" w:color="D9D9D9"/>
+            </w:tcBorders>
           </w:tcPr>
           <w:p>
             <w:pPr>
-              <w:spacing w:after="0" w:line="240"/>
+              <w:spacing w:after="30" w:line="240"/>
             </w:pPr>
             <w:r>
               <w:rPr>
                 <w:rFonts w:ascii="Times New Roman" w:cs="Times New Roman" w:eastAsia="Times New Roman" w:hAnsi="Times New Roman"/>
                 <w:b w:val="false"/>
                 <w:bCs w:val="false"/>
-                <w:sz w:val="22"/>
+                <w:color w:val="262F37"/>
+                <w:sz w:val="19"/>
                 <w:szCs w:val="22"/>
               </w:rPr>
               <w:t xml:space="preserve">исковое заявление</w:t>
@@ -1393,17 +1575,18 @@
     </w:tbl>
     <w:p>
       <w:pPr>
-        <w:spacing w:after="120" w:line="276"/>
-      </w:pPr>
-    </w:p>
-    <w:p>
-      <w:pPr>
-        <w:spacing w:after="120" w:line="276"/>
-      </w:pPr>
-      <w:r>
-        <w:rPr>
-          <w:rFonts w:ascii="Times New Roman" w:cs="Times New Roman" w:eastAsia="Times New Roman" w:hAnsi="Times New Roman"/>
-          <w:sz w:val="24"/>
+        <w:spacing w:after="60" w:line="276"/>
+      </w:pPr>
+    </w:p>
+    <w:p>
+      <w:pPr>
+        <w:spacing w:after="60" w:line="276"/>
+      </w:pPr>
+      <w:r>
+        <w:rPr>
+          <w:rFonts w:ascii="Times New Roman" w:cs="Times New Roman" w:eastAsia="Times New Roman" w:hAnsi="Times New Roman"/>
+          <w:color w:val="262F37"/>
+          <w:sz w:val="21"/>
           <w:szCs w:val="24"/>
         </w:rPr>
         <w:t xml:space="preserve">Числа в колонке «Точка» — управленческие, их назначаете вы. Единственный юридически связанный срок здесь — срок, по истечении которого спор может быть передан в арбитражный суд: он берётся из договора либо из ч. 5 ст. 4 АПК РФ. По общему правилу он считается со дня направления претензии; иной срок и порядок проверяются по закону или договору. Срок ответа на претензию не заменяет это ожидание. В контрольной линии укажите проверенную дату окончания применимого срока; до неё подавать иск нельзя.</w:t>
@@ -1411,12 +1594,13 @@
     </w:p>
     <w:p>
       <w:pPr>
-        <w:spacing w:after="120" w:line="276"/>
-      </w:pPr>
-      <w:r>
-        <w:rPr>
-          <w:rFonts w:ascii="Times New Roman" w:cs="Times New Roman" w:eastAsia="Times New Roman" w:hAnsi="Times New Roman"/>
-          <w:sz w:val="24"/>
+        <w:spacing w:after="60" w:line="276"/>
+      </w:pPr>
+      <w:r>
+        <w:rPr>
+          <w:rFonts w:ascii="Times New Roman" w:cs="Times New Roman" w:eastAsia="Times New Roman" w:hAnsi="Times New Roman"/>
+          <w:color w:val="262F37"/>
+          <w:sz w:val="21"/>
           <w:szCs w:val="24"/>
         </w:rPr>
         <w:t xml:space="preserve">Затягивание само по себе тоже риск. Общий срок исковой давности установлен Гражданским кодексом РФ (глава 12, ст. 196); его продолжительность проверьте в актуальной редакции закона. По обязательству с определённым сроком исполнения начало течения давности определите после окончания срока оплаты по договору (п. 2 ст. 200 ГК РФ). Число в этот файл намеренно не записано.</w:t>
@@ -1424,7 +1608,7 @@
     </w:p>
     <w:sectPr>
       <w:pgSz w:w="11906" w:h="16838" w:orient="portrait"/>
-      <w:pgMar w:top="1133" w:right="850" w:bottom="1133" w:left="1417" w:header="708" w:footer="708" w:gutter="0"/>
+      <w:pgMar w:top="964" w:right="1020" w:bottom="964" w:left="1020" w:header="708" w:footer="708" w:gutter="0"/>
       <w:pgNumType/>
       <w:docGrid w:linePitch="360"/>
     </w:sectPr>
@@ -1634,6 +1818,14 @@
   <w:style w:type="paragraph" w:styleId="Normal" w:default="1">
     <w:name w:val="Normal"/>
     <w:qFormat/>
+    <w:pPr>
+      <w:spacing w:after="70"/>
+    </w:pPr>
+    <w:rPr>
+      <w:rFonts w:ascii="Times New Roman" w:hAnsi="Times New Roman"/>
+      <w:color w:val="262F37"/>
+      <w:sz w:val="21"/>
+    </w:rPr>
   </w:style>
   <w:style w:type="table" w:styleId="TableNormal" w:default="true">
     <w:name w:val="Normal Table"/>
@@ -1655,8 +1847,14 @@
     <w:basedOn w:val="Normal"/>
     <w:next w:val="Normal"/>
     <w:qFormat/>
+    <w:pPr>
+      <w:spacing w:after="180"/>
+    </w:pPr>
     <w:rPr>
-      <w:sz w:val="56"/>
+      <w:rFonts w:ascii="Times New Roman" w:hAnsi="Times New Roman"/>
+      <w:b/>
+      <w:color w:val="000000"/>
+      <w:sz w:val="34"/>
       <w:szCs w:val="56"/>
     </w:rPr>
   </w:style>

--- a/products-storage/01-zakrytie-rabot/15-algoritm-pri-zaderzhke-oplaty.docx
+++ b/products-storage/01-zakrytie-rabot/15-algoritm-pri-zaderzhke-oplaty.docx
@@ -6,45 +6,48 @@
       <w:pPr>
         <w:pStyle w:val="Title"/>
         <w:keepNext/>
+        <w:pageBreakBefore w:val="0"/>
         <w:spacing w:after="200" w:before="240"/>
       </w:pPr>
       <w:r>
         <w:rPr>
-          <w:rFonts w:ascii="Times New Roman" w:cs="Times New Roman" w:eastAsia="Times New Roman" w:hAnsi="Times New Roman"/>
+          <w:rFonts w:ascii="Arial" w:cs="Times New Roman" w:eastAsia="Times New Roman" w:hAnsi="Arial"/>
           <w:b/>
           <w:bCs/>
-          <w:color w:val="000000"/>
+          <w:color w:val="AE8031"/>
           <w:sz w:val="34"/>
           <w:szCs w:val="32"/>
         </w:rPr>
-        <w:t xml:space="preserve">Алгоритм действий при задержке оплаты</w:t>
-      </w:r>
-    </w:p>
-    <w:p>
-      <w:pPr>
-        <w:spacing w:after="60" w:line="276"/>
-      </w:pPr>
-      <w:r>
-        <w:rPr>
-          <w:rFonts w:ascii="Times New Roman" w:cs="Times New Roman" w:eastAsia="Times New Roman" w:hAnsi="Times New Roman"/>
+        <w:t xml:space="preserve">Порядок действий при просрочке оплаты</w:t>
+      </w:r>
+    </w:p>
+    <w:p>
+      <w:pPr>
+        <w:pageBreakBefore w:val="0"/>
+        <w:spacing w:after="60" w:line="276"/>
+      </w:pPr>
+      <w:r>
+        <w:rPr>
+          <w:rFonts w:ascii="Arial" w:cs="Times New Roman" w:eastAsia="Times New Roman" w:hAnsi="Arial"/>
           <w:i/>
           <w:iCs/>
           <w:color w:val="262F37"/>
           <w:sz w:val="21"/>
           <w:szCs w:val="24"/>
         </w:rPr>
-        <w:t xml:space="preserve">Пошаговый порядок после просрочки оплаты: от первой проверки до следующего обоснованного действия.</w:t>
+        <w:t xml:space="preserve">Проверка задолженности, направление требования, соблюдение досудебного порядка и предъявление исполнительного документа.</w:t>
       </w:r>
     </w:p>
     <w:p>
       <w:pPr>
         <w:pStyle w:val="Heading2"/>
         <w:keepNext/>
+        <w:pageBreakBefore w:val="0"/>
         <w:spacing w:after="80" w:before="160"/>
       </w:pPr>
       <w:r>
         <w:rPr>
-          <w:rFonts w:ascii="Times New Roman" w:cs="Times New Roman" w:eastAsia="Times New Roman" w:hAnsi="Times New Roman"/>
+          <w:rFonts w:ascii="Arial" w:cs="Times New Roman" w:eastAsia="Times New Roman" w:hAnsi="Arial"/>
           <w:b/>
           <w:bCs/>
           <w:color w:val="8E6F32"/>
@@ -56,59 +59,63 @@
     </w:p>
     <w:p>
       <w:pPr>
-        <w:spacing w:after="60" w:line="276"/>
-      </w:pPr>
-      <w:r>
-        <w:rPr>
-          <w:rFonts w:ascii="Times New Roman" w:cs="Times New Roman" w:eastAsia="Times New Roman" w:hAnsi="Times New Roman"/>
-          <w:color w:val="262F37"/>
-          <w:sz w:val="21"/>
-          <w:szCs w:val="24"/>
-        </w:rPr>
-        <w:t xml:space="preserve">Он связывает остальные файлы комплекта: на каждом шаге назван документ, которым шаг закрывается, и названа развилка, на которой маршрут меняется. Основная ветка — раздел А — для случая, когда акты КС-2 и КС-3 подписаны заказчиком. Если заказчик уклоняется от подписания, раздел Б помогает собрать доказательства передачи и выполненного объёма.</w:t>
+        <w:pageBreakBefore w:val="0"/>
+        <w:spacing w:after="60" w:line="276"/>
+      </w:pPr>
+      <w:r>
+        <w:rPr>
+          <w:rFonts w:ascii="Arial" w:cs="Times New Roman" w:eastAsia="Times New Roman" w:hAnsi="Arial"/>
+          <w:color w:val="262F37"/>
+          <w:sz w:val="21"/>
+          <w:szCs w:val="24"/>
+        </w:rPr>
+        <w:t xml:space="preserve">Раздел А применяется к задолженности по актам, подписанным заказчиком. Раздел Б определяет документы для подтверждения выполнения и сдачи работ при уклонении заказчика от подписания. По каждому этапу указаны действия, документы и контрольный результат.</w:t>
       </w:r>
     </w:p>
     <w:p>
       <w:pPr>
         <w:pStyle w:val="Heading2"/>
         <w:keepNext/>
+        <w:pageBreakBefore w:val="0"/>
         <w:spacing w:after="80" w:before="160"/>
       </w:pPr>
       <w:r>
         <w:rPr>
-          <w:rFonts w:ascii="Times New Roman" w:cs="Times New Roman" w:eastAsia="Times New Roman" w:hAnsi="Times New Roman"/>
+          <w:rFonts w:ascii="Arial" w:cs="Times New Roman" w:eastAsia="Times New Roman" w:hAnsi="Arial"/>
           <w:b/>
           <w:bCs/>
           <w:color w:val="8E6F32"/>
           <w:sz w:val="24"/>
           <w:szCs w:val="26"/>
         </w:rPr>
-        <w:t xml:space="preserve">Как работать с маршрутом</w:t>
-      </w:r>
-    </w:p>
-    <w:p>
-      <w:pPr>
-        <w:spacing w:after="60" w:line="276"/>
-      </w:pPr>
-      <w:r>
-        <w:rPr>
-          <w:rFonts w:ascii="Times New Roman" w:cs="Times New Roman" w:eastAsia="Times New Roman" w:hAnsi="Times New Roman"/>
-          <w:color w:val="262F37"/>
-          <w:sz w:val="21"/>
-          <w:szCs w:val="24"/>
-        </w:rPr>
-        <w:t xml:space="preserve">На каждом шаге указаны документ, срок и следующая развилка. Сверяйте данные с договором и актами; при споре об объёме, зачёте или банкротстве соберите доказательства и выберите применимый порядок действий.</w:t>
+        <w:t xml:space="preserve">Порядок применения</w:t>
+      </w:r>
+    </w:p>
+    <w:p>
+      <w:pPr>
+        <w:pageBreakBefore w:val="0"/>
+        <w:spacing w:after="60" w:line="276"/>
+      </w:pPr>
+      <w:r>
+        <w:rPr>
+          <w:rFonts w:ascii="Arial" w:cs="Times New Roman" w:eastAsia="Times New Roman" w:hAnsi="Arial"/>
+          <w:color w:val="262F37"/>
+          <w:sz w:val="21"/>
+          <w:szCs w:val="24"/>
+        </w:rPr>
+        <w:t xml:space="preserve">Сверьте основания требований, суммы и сроки с договором, актами и платежами. Спор об объёме, списание в одностороннем порядке и банкротство должника требуют отдельной проверки подтверждающих документов и применимой процедуры.</w:t>
       </w:r>
     </w:p>
     <w:p>
       <w:pPr>
         <w:pStyle w:val="Heading1"/>
         <w:keepNext/>
+        <w:pageBreakBefore w:val="0"/>
         <w:spacing w:after="80" w:before="160"/>
       </w:pPr>
       <w:r>
         <w:rPr>
-          <w:rFonts w:ascii="Times New Roman" w:cs="Times New Roman" w:eastAsia="Times New Roman" w:hAnsi="Times New Roman"/>
+          <w:rFonts w:ascii="Arial" w:cs="Times New Roman" w:eastAsia="Times New Roman" w:hAnsi="Arial"/>
           <w:b/>
           <w:bCs/>
           <w:color w:val="8E6F32"/>
@@ -122,37 +129,40 @@
       <w:pPr>
         <w:pStyle w:val="Heading2"/>
         <w:keepNext/>
+        <w:pageBreakBefore w:val="0"/>
         <w:spacing w:after="80" w:before="160"/>
       </w:pPr>
       <w:r>
         <w:rPr>
-          <w:rFonts w:ascii="Times New Roman" w:cs="Times New Roman" w:eastAsia="Times New Roman" w:hAnsi="Times New Roman"/>
+          <w:rFonts w:ascii="Arial" w:cs="Times New Roman" w:eastAsia="Times New Roman" w:hAnsi="Arial"/>
           <w:b/>
           <w:bCs/>
           <w:color w:val="8E6F32"/>
           <w:sz w:val="24"/>
           <w:szCs w:val="26"/>
         </w:rPr>
-        <w:t xml:space="preserve">Шаг 0. Проверить собственный комплект — день просрочки первый</w:t>
-      </w:r>
-    </w:p>
-    <w:p>
-      <w:pPr>
-        <w:spacing w:after="60" w:line="276"/>
-      </w:pPr>
-      <w:r>
-        <w:rPr>
-          <w:rFonts w:ascii="Times New Roman" w:cs="Times New Roman" w:eastAsia="Times New Roman" w:hAnsi="Times New Roman"/>
-          <w:color w:val="262F37"/>
-          <w:sz w:val="21"/>
-          <w:szCs w:val="24"/>
-        </w:rPr>
-        <w:t xml:space="preserve">Прежде чем требовать, убедитесь, что требовать можно: договор и акты в наличии, суммы сходятся, частичные оплаты учтены.</w:t>
+        <w:t xml:space="preserve">Шаг 1. Проверка основания и суммы задолженности</w:t>
+      </w:r>
+    </w:p>
+    <w:p>
+      <w:pPr>
+        <w:pageBreakBefore w:val="0"/>
+        <w:spacing w:after="60" w:line="276"/>
+      </w:pPr>
+      <w:r>
+        <w:rPr>
+          <w:rFonts w:ascii="Arial" w:cs="Times New Roman" w:eastAsia="Times New Roman" w:hAnsi="Arial"/>
+          <w:color w:val="262F37"/>
+          <w:sz w:val="21"/>
+          <w:szCs w:val="24"/>
+        </w:rPr>
+        <w:t xml:space="preserve">Проверьте наличие договора и актов, наступление срока оплаты, стоимость принятых работ и все поступившие платежи.</w:t>
       </w:r>
     </w:p>
     <w:p>
       <w:pPr>
         <w:pStyle w:val="ListParagraph"/>
+        <w:pageBreakBefore w:val="0"/>
         <w:numPr>
           <w:ilvl w:val="0"/>
           <w:numId w:val="2"/>
@@ -161,16 +171,16 @@
       </w:pPr>
       <w:r>
         <w:rPr>
-          <w:rFonts w:ascii="Times New Roman" w:cs="Times New Roman" w:eastAsia="Times New Roman" w:hAnsi="Times New Roman"/>
-          <w:color w:val="262F37"/>
-          <w:sz w:val="21"/>
-          <w:szCs w:val="24"/>
-        </w:rPr>
-        <w:t xml:space="preserve">Инструмент: соберите договор с приложениями, подписанные акты и документы о частичных оплатах (платёжные поручения, банковские выписки). По файлу 11 «Как заполнять: словарь полей» проверьте источники </w:t>
-      </w:r>
-      <w:r>
-        <w:rPr>
-          <w:rFonts w:ascii="Times New Roman" w:cs="Times New Roman" w:eastAsia="Times New Roman" w:hAnsi="Times New Roman"/>
+          <w:rFonts w:ascii="Arial" w:cs="Times New Roman" w:eastAsia="Times New Roman" w:hAnsi="Arial"/>
+          <w:color w:val="262F37"/>
+          <w:sz w:val="21"/>
+          <w:szCs w:val="24"/>
+        </w:rPr>
+        <w:t xml:space="preserve">Подготовьте договор с приложениями, подписанные акты, платёжные поручения и банковские выписки. По словарю 11 определите {{СУММА_ДОЛГА}} и {{ДАТА_НАЧАЛА_ПРОСРОЧКИ}}. Для процентов укажите задолженность на начало расчётного периода и каждую последующую оплату с датой. Текущий остаток к оплате не заменяет первоначальную базу расчёта.</w:t>
+      </w:r>
+      <w:r>
+        <w:rPr>
+          <w:rFonts w:ascii="Arial" w:cs="Times New Roman" w:eastAsia="Times New Roman" w:hAnsi="Arial"/>
           <w:b/>
           <w:bCs/>
           <w:i w:val="false"/>
@@ -179,20 +189,20 @@
           <w:sz w:val="21"/>
           <w:szCs w:val="24"/>
         </w:rPr>
-        <w:t xml:space="preserve">{{СУММА_ДОЛГА}}</w:t>
-      </w:r>
-      <w:r>
-        <w:rPr>
-          <w:rFonts w:ascii="Times New Roman" w:cs="Times New Roman" w:eastAsia="Times New Roman" w:hAnsi="Times New Roman"/>
-          <w:color w:val="262F37"/>
-          <w:sz w:val="21"/>
-          <w:szCs w:val="24"/>
-        </w:rPr>
-        <w:t xml:space="preserve"> и </w:t>
-      </w:r>
-      <w:r>
-        <w:rPr>
-          <w:rFonts w:ascii="Times New Roman" w:cs="Times New Roman" w:eastAsia="Times New Roman" w:hAnsi="Times New Roman"/>
+        <w:t xml:space="preserve"/>
+      </w:r>
+      <w:r>
+        <w:rPr>
+          <w:rFonts w:ascii="Arial" w:cs="Times New Roman" w:eastAsia="Times New Roman" w:hAnsi="Arial"/>
+          <w:color w:val="262F37"/>
+          <w:sz w:val="21"/>
+          <w:szCs w:val="24"/>
+        </w:rPr>
+        <w:t xml:space="preserve"/>
+      </w:r>
+      <w:r>
+        <w:rPr>
+          <w:rFonts w:ascii="Arial" w:cs="Times New Roman" w:eastAsia="Times New Roman" w:hAnsi="Arial"/>
           <w:b/>
           <w:bCs/>
           <w:i w:val="false"/>
@@ -201,21 +211,22 @@
           <w:sz w:val="21"/>
           <w:szCs w:val="24"/>
         </w:rPr>
-        <w:t xml:space="preserve">{{ДАТА_НАЧАЛА_ПРОСРОЧКИ}}</w:t>
-      </w:r>
-      <w:r>
-        <w:rPr>
-          <w:rFonts w:ascii="Times New Roman" w:cs="Times New Roman" w:eastAsia="Times New Roman" w:hAnsi="Times New Roman"/>
-          <w:color w:val="262F37"/>
-          <w:sz w:val="21"/>
-          <w:szCs w:val="24"/>
-        </w:rPr>
-        <w:t xml:space="preserve">: срок оплаты берётся из договора, остаток долга — за вычетом подтверждённых оплат. Для расчёта процентов отдельно определите долг на начало периода и последующие частичные оплаты; текущий остаток не подставляйте вместо первоначальной базы. Внешний бесплатный комплект для этого шага не требуется.</w:t>
+        <w:t xml:space="preserve"/>
+      </w:r>
+      <w:r>
+        <w:rPr>
+          <w:rFonts w:ascii="Arial" w:cs="Times New Roman" w:eastAsia="Times New Roman" w:hAnsi="Arial"/>
+          <w:color w:val="262F37"/>
+          <w:sz w:val="21"/>
+          <w:szCs w:val="24"/>
+        </w:rPr>
+        <w:t xml:space="preserve"/>
       </w:r>
     </w:p>
     <w:p>
       <w:pPr>
         <w:pStyle w:val="ListParagraph"/>
+        <w:pageBreakBefore w:val="0"/>
         <w:numPr>
           <w:ilvl w:val="0"/>
           <w:numId w:val="2"/>
@@ -224,7 +235,7 @@
       </w:pPr>
       <w:r>
         <w:rPr>
-          <w:rFonts w:ascii="Times New Roman" w:cs="Times New Roman" w:eastAsia="Times New Roman" w:hAnsi="Times New Roman"/>
+          <w:rFonts w:ascii="Arial" w:cs="Times New Roman" w:eastAsia="Times New Roman" w:hAnsi="Arial"/>
           <w:color w:val="262F37"/>
           <w:sz w:val="21"/>
           <w:szCs w:val="24"/>
@@ -236,67 +247,72 @@
       <w:pPr>
         <w:pStyle w:val="Heading2"/>
         <w:keepNext/>
+        <w:pageBreakBefore w:val="0"/>
         <w:spacing w:after="80" w:before="160"/>
       </w:pPr>
       <w:r>
         <w:rPr>
-          <w:rFonts w:ascii="Times New Roman" w:cs="Times New Roman" w:eastAsia="Times New Roman" w:hAnsi="Times New Roman"/>
+          <w:rFonts w:ascii="Arial" w:cs="Times New Roman" w:eastAsia="Times New Roman" w:hAnsi="Arial"/>
           <w:b/>
           <w:bCs/>
           <w:color w:val="8E6F32"/>
           <w:sz w:val="24"/>
           <w:szCs w:val="26"/>
         </w:rPr>
-        <w:t xml:space="preserve">Шаг 1. Уведомление о просрочке</w:t>
-      </w:r>
-    </w:p>
-    <w:p>
-      <w:pPr>
-        <w:spacing w:after="60" w:line="276"/>
-      </w:pPr>
-      <w:r>
-        <w:rPr>
-          <w:rFonts w:ascii="Times New Roman" w:cs="Times New Roman" w:eastAsia="Times New Roman" w:hAnsi="Times New Roman"/>
-          <w:color w:val="262F37"/>
-          <w:sz w:val="21"/>
-          <w:szCs w:val="24"/>
-        </w:rPr>
-        <w:t xml:space="preserve">Письменно зафиксировать просрочку и потребовать оплату — файл «Уведомление о просрочке оплаты». Назначьте срок исполнения требования и запишите его в календарь. Параллельно позвоните контактному лицу, а итог звонка продублируйте письмом: «по итогам разговора фиксируем…». Устные обещания в суде не существуют.</w:t>
-      </w:r>
-    </w:p>
-    <w:p>
-      <w:pPr>
-        <w:spacing w:after="60" w:line="276"/>
-      </w:pPr>
-      <w:r>
-        <w:rPr>
-          <w:rFonts w:ascii="Times New Roman" w:cs="Times New Roman" w:eastAsia="Times New Roman" w:hAnsi="Times New Roman"/>
-          <w:color w:val="262F37"/>
-          <w:sz w:val="21"/>
-          <w:szCs w:val="24"/>
-        </w:rPr>
-        <w:t xml:space="preserve">Письмо из комплекта составлено как требование: в нём есть основание, сумма, срок исполнения и последствия неисполнения. Поэтому у шага есть развилка, которой не было бы у простого напоминания: такое письмо само может считаться претензией (иным требованием) по ч. 5 ст. 4 АПК РФ, и срок ожидания перед иском по общему правилу отсчитывается со дня его направления; иной срок и порядок проверяются по закону или договору. Достаточность письма для соблюдения досудебного порядка оценивает суд по его содержанию; если запас по времени есть, надёжнее пройти и шаг 3.</w:t>
-      </w:r>
-    </w:p>
-    <w:p>
-      <w:pPr>
-        <w:spacing w:after="60" w:line="276"/>
-      </w:pPr>
-      <w:r>
-        <w:rPr>
-          <w:rFonts w:ascii="Times New Roman" w:cs="Times New Roman" w:eastAsia="Times New Roman" w:hAnsi="Times New Roman"/>
+        <w:t xml:space="preserve">Шаг 2. Уведомление о просрочке</w:t>
+      </w:r>
+    </w:p>
+    <w:p>
+      <w:pPr>
+        <w:pageBreakBefore w:val="0"/>
+        <w:spacing w:after="60" w:line="276"/>
+      </w:pPr>
+      <w:r>
+        <w:rPr>
+          <w:rFonts w:ascii="Arial" w:cs="Times New Roman" w:eastAsia="Times New Roman" w:hAnsi="Arial"/>
+          <w:color w:val="262F37"/>
+          <w:sz w:val="21"/>
+          <w:szCs w:val="24"/>
+        </w:rPr>
+        <w:t xml:space="preserve">Направьте уведомление 13 с основанием, суммой задолженности и требованием об оплате. Зафиксируйте дату направления и срок исполнения. Результат переговоров с представителем заказчика подтвердите письменным сообщением.</w:t>
+      </w:r>
+    </w:p>
+    <w:p>
+      <w:pPr>
+        <w:pageBreakBefore w:val="0"/>
+        <w:spacing w:after="60" w:line="276"/>
+      </w:pPr>
+      <w:r>
+        <w:rPr>
+          <w:rFonts w:ascii="Arial" w:cs="Times New Roman" w:eastAsia="Times New Roman" w:hAnsi="Arial"/>
+          <w:color w:val="262F37"/>
+          <w:sz w:val="21"/>
+          <w:szCs w:val="24"/>
+        </w:rPr>
+        <w:t xml:space="preserve">Уведомление содержит основание, сумму и срок исполнения требования. При проверке соблюдения досудебного порядка учитывается содержание документа. Применимый срок ожидания перед обращением в суд определите по части 5 статьи 4 АПК РФ, закону и договору. Сохраните доказательства направления. При необходимости направьте отдельную претензию по шагу 4.</w:t>
+      </w:r>
+    </w:p>
+    <w:p>
+      <w:pPr>
+        <w:pageBreakBefore w:val="0"/>
+        <w:spacing w:after="60" w:line="276"/>
+      </w:pPr>
+      <w:r>
+        <w:rPr>
+          <w:rFonts w:ascii="Arial" w:cs="Times New Roman" w:eastAsia="Times New Roman" w:hAnsi="Arial"/>
           <w:b/>
           <w:bCs/>
           <w:color w:val="262F37"/>
           <w:sz w:val="21"/>
           <w:szCs w:val="24"/>
         </w:rPr>
-        <w:t xml:space="preserve">Развилка:</w:t>
+        <w:t xml:space="preserve">Дальнейшие действия</w:t>
       </w:r>
     </w:p>
     <w:p>
       <w:pPr>
         <w:pStyle w:val="ListParagraph"/>
+        <w:pageBreakBefore w:val="0"/>
         <w:numPr>
           <w:ilvl w:val="0"/>
           <w:numId w:val="2"/>
@@ -305,17 +321,18 @@
       </w:pPr>
       <w:r>
         <w:rPr>
-          <w:rFonts w:ascii="Times New Roman" w:cs="Times New Roman" w:eastAsia="Times New Roman" w:hAnsi="Times New Roman"/>
-          <w:color w:val="262F37"/>
-          <w:sz w:val="21"/>
-          <w:szCs w:val="24"/>
-        </w:rPr>
-        <w:t xml:space="preserve">Названа дата оплаты, она приемлема — ждать до даты; при срыве сразу шаг 3, без повторного уведомления.</w:t>
+          <w:rFonts w:ascii="Arial" w:cs="Times New Roman" w:eastAsia="Times New Roman" w:hAnsi="Arial"/>
+          <w:color w:val="262F37"/>
+          <w:sz w:val="21"/>
+          <w:szCs w:val="24"/>
+        </w:rPr>
+        <w:t xml:space="preserve">При получении письменного графика оплаты установите контрольную дату. Если платёж не поступил в согласованный срок, подготовьте претензию по шагу 4.</w:t>
       </w:r>
     </w:p>
     <w:p>
       <w:pPr>
         <w:pStyle w:val="ListParagraph"/>
+        <w:pageBreakBefore w:val="0"/>
         <w:numPr>
           <w:ilvl w:val="0"/>
           <w:numId w:val="2"/>
@@ -324,17 +341,18 @@
       </w:pPr>
       <w:r>
         <w:rPr>
-          <w:rFonts w:ascii="Times New Roman" w:cs="Times New Roman" w:eastAsia="Times New Roman" w:hAnsi="Times New Roman"/>
-          <w:color w:val="262F37"/>
-          <w:sz w:val="21"/>
-          <w:szCs w:val="24"/>
-        </w:rPr>
-        <w:t xml:space="preserve">Ответа нет или отговорки — шаг 3.</w:t>
+          <w:rFonts w:ascii="Arial" w:cs="Times New Roman" w:eastAsia="Times New Roman" w:hAnsi="Arial"/>
+          <w:color w:val="262F37"/>
+          <w:sz w:val="21"/>
+          <w:szCs w:val="24"/>
+        </w:rPr>
+        <w:t xml:space="preserve">При отсутствии ответа либо отказе в оплате подготовьте претензию по шагу 4.</w:t>
       </w:r>
     </w:p>
     <w:p>
       <w:pPr>
         <w:pStyle w:val="ListParagraph"/>
+        <w:pageBreakBefore w:val="0"/>
         <w:numPr>
           <w:ilvl w:val="0"/>
           <w:numId w:val="2"/>
@@ -343,35 +361,37 @@
       </w:pPr>
       <w:r>
         <w:rPr>
-          <w:rFonts w:ascii="Times New Roman" w:cs="Times New Roman" w:eastAsia="Times New Roman" w:hAnsi="Times New Roman"/>
-          <w:color w:val="262F37"/>
-          <w:sz w:val="21"/>
-          <w:szCs w:val="24"/>
-        </w:rPr>
-        <w:t xml:space="preserve">Заказчик оспаривает объёмы или качество по уже подписанным актам, заявляет зачёт — на шаге 3 сопоставьте взаимные требования и документы. Если удерживают из очередных платежей, смотрите комплект «Удержания, штрафы и зачёты».</w:t>
+          <w:rFonts w:ascii="Arial" w:cs="Times New Roman" w:eastAsia="Times New Roman" w:hAnsi="Arial"/>
+          <w:color w:val="262F37"/>
+          <w:sz w:val="21"/>
+          <w:szCs w:val="24"/>
+        </w:rPr>
+        <w:t xml:space="preserve">При возражениях по объёму, качеству или уменьшении оплаты сопоставьте основания каждой позиции с актами, договором и расчётом. Зафиксируйте сумму неоспариваемой задолженности и подготовьте отдельный ответ по спорным требованиям.</w:t>
       </w:r>
     </w:p>
     <w:p>
       <w:pPr>
         <w:pStyle w:val="Heading2"/>
         <w:keepNext/>
+        <w:pageBreakBefore w:val="0"/>
         <w:spacing w:after="80" w:before="160"/>
       </w:pPr>
       <w:r>
         <w:rPr>
-          <w:rFonts w:ascii="Times New Roman" w:cs="Times New Roman" w:eastAsia="Times New Roman" w:hAnsi="Times New Roman"/>
+          <w:rFonts w:ascii="Arial" w:cs="Times New Roman" w:eastAsia="Times New Roman" w:hAnsi="Arial"/>
           <w:b/>
           <w:bCs/>
           <w:color w:val="8E6F32"/>
           <w:sz w:val="24"/>
           <w:szCs w:val="26"/>
         </w:rPr>
-        <w:t xml:space="preserve">Шаг 2. Проверить должника — параллельно шагам 1–3</w:t>
+        <w:t xml:space="preserve">Шаг 3. Проверка сведений о должнике</w:t>
       </w:r>
     </w:p>
     <w:p>
       <w:pPr>
         <w:pStyle w:val="ListParagraph"/>
+        <w:pageBreakBefore w:val="0"/>
         <w:numPr>
           <w:ilvl w:val="0"/>
           <w:numId w:val="2"/>
@@ -380,7 +400,7 @@
       </w:pPr>
       <w:r>
         <w:rPr>
-          <w:rFonts w:ascii="Times New Roman" w:cs="Times New Roman" w:eastAsia="Times New Roman" w:hAnsi="Times New Roman"/>
+          <w:rFonts w:ascii="Arial" w:cs="Times New Roman" w:eastAsia="Times New Roman" w:hAnsi="Arial"/>
           <w:color w:val="262F37"/>
           <w:sz w:val="21"/>
           <w:szCs w:val="24"/>
@@ -391,6 +411,7 @@
     <w:p>
       <w:pPr>
         <w:pStyle w:val="ListParagraph"/>
+        <w:pageBreakBefore w:val="0"/>
         <w:numPr>
           <w:ilvl w:val="0"/>
           <w:numId w:val="2"/>
@@ -399,7 +420,7 @@
       </w:pPr>
       <w:r>
         <w:rPr>
-          <w:rFonts w:ascii="Times New Roman" w:cs="Times New Roman" w:eastAsia="Times New Roman" w:hAnsi="Times New Roman"/>
+          <w:rFonts w:ascii="Arial" w:cs="Times New Roman" w:eastAsia="Times New Roman" w:hAnsi="Arial"/>
           <w:color w:val="262F37"/>
           <w:sz w:val="21"/>
           <w:szCs w:val="24"/>
@@ -410,6 +431,7 @@
     <w:p>
       <w:pPr>
         <w:pStyle w:val="ListParagraph"/>
+        <w:pageBreakBefore w:val="0"/>
         <w:numPr>
           <w:ilvl w:val="0"/>
           <w:numId w:val="2"/>
@@ -418,17 +440,18 @@
       </w:pPr>
       <w:r>
         <w:rPr>
-          <w:rFonts w:ascii="Times New Roman" w:cs="Times New Roman" w:eastAsia="Times New Roman" w:hAnsi="Times New Roman"/>
-          <w:color w:val="262F37"/>
-          <w:sz w:val="21"/>
-          <w:szCs w:val="24"/>
-        </w:rPr>
-        <w:t xml:space="preserve">ЕФРСФДЮЛ (fedresurs.ru): уведомления кредиторов о намерении обратиться с заявлением о банкротстве — это другой реестр, и намерения публикуются именно в нём (п. 2.1 ст. 7 Закона № 127-ФЗ). Публикация делается заранее и действует ограниченное время: пустой результат сегодня не означает, что намерения не появится к моменту подачи иска, — проверьте повторно перед подачей.</w:t>
+          <w:rFonts w:ascii="Arial" w:cs="Times New Roman" w:eastAsia="Times New Roman" w:hAnsi="Arial"/>
+          <w:color w:val="262F37"/>
+          <w:sz w:val="21"/>
+          <w:szCs w:val="24"/>
+        </w:rPr>
+        <w:t xml:space="preserve">Проверьте ЕФРСФДЮЛ (fedresurs.ru): сведения о намерении кредитора обратиться с заявлением о банкротстве публикуются в порядке пункта 2.1 статьи 7 Закона № 127-ФЗ. Сохраните сообщение, дату публикации и результат повторной проверки перед процессуальным обращением.</w:t>
       </w:r>
     </w:p>
     <w:p>
       <w:pPr>
         <w:pStyle w:val="ListParagraph"/>
+        <w:pageBreakBefore w:val="0"/>
         <w:numPr>
           <w:ilvl w:val="0"/>
           <w:numId w:val="2"/>
@@ -437,21 +460,22 @@
       </w:pPr>
       <w:r>
         <w:rPr>
-          <w:rFonts w:ascii="Times New Roman" w:cs="Times New Roman" w:eastAsia="Times New Roman" w:hAnsi="Times New Roman"/>
-          <w:color w:val="262F37"/>
-          <w:sz w:val="21"/>
-          <w:szCs w:val="24"/>
-        </w:rPr>
-        <w:t xml:space="preserve">Свежая выписка ЕГРЮЛ: адрес, статус — ликвидация, реорганизация.</w:t>
-      </w:r>
-    </w:p>
-    <w:p>
-      <w:pPr>
-        <w:spacing w:after="60" w:line="276"/>
-      </w:pPr>
-      <w:r>
-        <w:rPr>
-          <w:rFonts w:ascii="Times New Roman" w:cs="Times New Roman" w:eastAsia="Times New Roman" w:hAnsi="Times New Roman"/>
+          <w:rFonts w:ascii="Arial" w:cs="Times New Roman" w:eastAsia="Times New Roman" w:hAnsi="Arial"/>
+          <w:color w:val="262F37"/>
+          <w:sz w:val="21"/>
+          <w:szCs w:val="24"/>
+        </w:rPr>
+        <w:t xml:space="preserve">Получите актуальные сведения ЕГРЮЛ об адресе, статусе должника, ликвидации или реорганизации.</w:t>
+      </w:r>
+    </w:p>
+    <w:p>
+      <w:pPr>
+        <w:pageBreakBefore w:val="0"/>
+        <w:spacing w:after="60" w:line="276"/>
+      </w:pPr>
+      <w:r>
+        <w:rPr>
+          <w:rFonts w:ascii="Arial" w:cs="Times New Roman" w:eastAsia="Times New Roman" w:hAnsi="Arial"/>
           <w:b/>
           <w:bCs/>
           <w:color w:val="262F37"/>
@@ -465,50 +489,53 @@
       <w:pPr>
         <w:pStyle w:val="Heading2"/>
         <w:keepNext/>
+        <w:pageBreakBefore w:val="0"/>
         <w:spacing w:after="80" w:before="160"/>
       </w:pPr>
       <w:r>
         <w:rPr>
-          <w:rFonts w:ascii="Times New Roman" w:cs="Times New Roman" w:eastAsia="Times New Roman" w:hAnsi="Times New Roman"/>
+          <w:rFonts w:ascii="Arial" w:cs="Times New Roman" w:eastAsia="Times New Roman" w:hAnsi="Arial"/>
           <w:b/>
           <w:bCs/>
           <w:color w:val="8E6F32"/>
           <w:sz w:val="24"/>
           <w:szCs w:val="26"/>
         </w:rPr>
-        <w:t xml:space="preserve">Шаг 3. Претензия</w:t>
-      </w:r>
-    </w:p>
-    <w:p>
-      <w:pPr>
-        <w:spacing w:after="60" w:line="276"/>
-      </w:pPr>
-      <w:r>
-        <w:rPr>
-          <w:rFonts w:ascii="Times New Roman" w:cs="Times New Roman" w:eastAsia="Times New Roman" w:hAnsi="Times New Roman"/>
-          <w:color w:val="262F37"/>
-          <w:sz w:val="21"/>
-          <w:szCs w:val="24"/>
-        </w:rPr>
-        <w:t xml:space="preserve">Файл «Претензия на неоплату по КС-2» вместе с расчётом выбранной санкции. Для процентов по ст. 395 ГК РФ используйте файл 14; для договорной неустойки — отдельный расчёт по условиям договора, файл 14 для неё не используется. Отправка: ценным письмом с описью вложения и уведомлением на юридический адрес по ЕГРЮЛ, дубль по каналу из договора. Сохраните опись, чек и трек-номер — это будущие приложения к иску.</w:t>
-      </w:r>
-    </w:p>
-    <w:p>
-      <w:pPr>
-        <w:spacing w:after="60" w:line="276"/>
-      </w:pPr>
-      <w:r>
-        <w:rPr>
-          <w:rFonts w:ascii="Times New Roman" w:cs="Times New Roman" w:eastAsia="Times New Roman" w:hAnsi="Times New Roman"/>
-          <w:color w:val="262F37"/>
-          <w:sz w:val="21"/>
-          <w:szCs w:val="24"/>
-        </w:rPr>
-        <w:t xml:space="preserve">Срок ответа на претензию — </w:t>
-      </w:r>
-      <w:r>
-        <w:rPr>
-          <w:rFonts w:ascii="Times New Roman" w:cs="Times New Roman" w:eastAsia="Times New Roman" w:hAnsi="Times New Roman"/>
+        <w:t xml:space="preserve">Шаг 4. Претензия и соблюдение досудебного порядка</w:t>
+      </w:r>
+    </w:p>
+    <w:p>
+      <w:pPr>
+        <w:pageBreakBefore w:val="0"/>
+        <w:spacing w:after="60" w:line="276"/>
+      </w:pPr>
+      <w:r>
+        <w:rPr>
+          <w:rFonts w:ascii="Arial" w:cs="Times New Roman" w:eastAsia="Times New Roman" w:hAnsi="Arial"/>
+          <w:color w:val="262F37"/>
+          <w:sz w:val="21"/>
+          <w:szCs w:val="24"/>
+        </w:rPr>
+        <w:t xml:space="preserve">Подготовьте претензию 12 и расчёт выбранной санкции. Для процентов по статье 395 ГК РФ используйте файл 14; договорную неустойку рассчитайте отдельно по условиям договора. Направьте документы на применимый адрес по ЕГРЮЛ и согласованным договором способом. Сохраните опись, почтовую квитанцию, идентификатор отправления и подтверждение доставки.</w:t>
+      </w:r>
+    </w:p>
+    <w:p>
+      <w:pPr>
+        <w:pageBreakBefore w:val="0"/>
+        <w:spacing w:after="60" w:line="276"/>
+      </w:pPr>
+      <w:r>
+        <w:rPr>
+          <w:rFonts w:ascii="Arial" w:cs="Times New Roman" w:eastAsia="Times New Roman" w:hAnsi="Arial"/>
+          <w:color w:val="262F37"/>
+          <w:sz w:val="21"/>
+          <w:szCs w:val="24"/>
+        </w:rPr>
+        <w:t xml:space="preserve">Срок ответа на претензию {{СРОК_ОТВЕТА_НА_ПРЕТЕНЗИЮ}} определите по договору, а при отсутствии такого условия укажите в требовании. Отдельно установите срок ожидания перед подачей иска по части 5 статьи 4 АПК РФ, закону и договору. Зафиксируйте основание, продолжительность, дату начала и дату окончания. Подготовленный иск направляйте после истечения применимого срока.</w:t>
+      </w:r>
+      <w:r>
+        <w:rPr>
+          <w:rFonts w:ascii="Arial" w:cs="Times New Roman" w:eastAsia="Times New Roman" w:hAnsi="Arial"/>
           <w:b/>
           <w:bCs/>
           <w:i w:val="false"/>
@@ -517,43 +544,45 @@
           <w:sz w:val="21"/>
           <w:szCs w:val="24"/>
         </w:rPr>
-        <w:t xml:space="preserve">{{СРОК_ОТВЕТА_НА_ПРЕТЕНЗИЮ}}</w:t>
-      </w:r>
-      <w:r>
-        <w:rPr>
-          <w:rFonts w:ascii="Times New Roman" w:cs="Times New Roman" w:eastAsia="Times New Roman" w:hAnsi="Times New Roman"/>
-          <w:color w:val="262F37"/>
-          <w:sz w:val="21"/>
-          <w:szCs w:val="24"/>
-        </w:rPr>
-        <w:t xml:space="preserve"> — проверьте по договору; если такого условия нет, срок ответа назначаете сами. Это не срок ожидания перед иском. Применимые срок и порядок досудебного урегулирования определите по закону или договору: по общему правилу ч. 5 ст. 4 АПК РФ ожидание исчисляется со дня направления претензии; иной срок и порядок нужно проверить отдельно. Зафиксируйте источник, длительность, начало и окончание ожидания. До его истечения иск не подавайте. Число в этот файл намеренно не записано: проверьте действующую редакцию.</w:t>
+        <w:t xml:space="preserve"/>
+      </w:r>
+      <w:r>
+        <w:rPr>
+          <w:rFonts w:ascii="Arial" w:cs="Times New Roman" w:eastAsia="Times New Roman" w:hAnsi="Arial"/>
+          <w:color w:val="262F37"/>
+          <w:sz w:val="21"/>
+          <w:szCs w:val="24"/>
+        </w:rPr>
+        <w:t xml:space="preserve"/>
       </w:r>
     </w:p>
     <w:p>
       <w:pPr>
         <w:pStyle w:val="Heading2"/>
         <w:keepNext/>
+        <w:pageBreakBefore w:val="0"/>
         <w:spacing w:after="80" w:before="160"/>
       </w:pPr>
       <w:r>
         <w:rPr>
-          <w:rFonts w:ascii="Times New Roman" w:cs="Times New Roman" w:eastAsia="Times New Roman" w:hAnsi="Times New Roman"/>
+          <w:rFonts w:ascii="Arial" w:cs="Times New Roman" w:eastAsia="Times New Roman" w:hAnsi="Arial"/>
           <w:b/>
           <w:bCs/>
           <w:color w:val="8E6F32"/>
           <w:sz w:val="24"/>
           <w:szCs w:val="26"/>
         </w:rPr>
-        <w:t xml:space="preserve">Шаг 3а. Взвесить приостановку работ — если работы на объекте продолжаются</w:t>
-      </w:r>
-    </w:p>
-    <w:p>
-      <w:pPr>
-        <w:spacing w:after="60" w:line="276"/>
-      </w:pPr>
-      <w:r>
-        <w:rPr>
-          <w:rFonts w:ascii="Times New Roman" w:cs="Times New Roman" w:eastAsia="Times New Roman" w:hAnsi="Times New Roman"/>
+        <w:t xml:space="preserve">При продолжающихся работах — проверка оснований приостановления</w:t>
+      </w:r>
+    </w:p>
+    <w:p>
+      <w:pPr>
+        <w:pageBreakBefore w:val="0"/>
+        <w:spacing w:after="60" w:line="276"/>
+      </w:pPr>
+      <w:r>
+        <w:rPr>
+          <w:rFonts w:ascii="Arial" w:cs="Times New Roman" w:eastAsia="Times New Roman" w:hAnsi="Arial"/>
           <w:color w:val="262F37"/>
           <w:sz w:val="21"/>
           <w:szCs w:val="24"/>
@@ -563,52 +592,55 @@
     </w:p>
     <w:p>
       <w:pPr>
-        <w:spacing w:after="60" w:line="276"/>
-      </w:pPr>
-      <w:r>
-        <w:rPr>
-          <w:rFonts w:ascii="Times New Roman" w:cs="Times New Roman" w:eastAsia="Times New Roman" w:hAnsi="Times New Roman"/>
-          <w:color w:val="262F37"/>
-          <w:sz w:val="21"/>
-          <w:szCs w:val="24"/>
-        </w:rPr>
-        <w:t xml:space="preserve">Про предупреждение заказчика надо различать два случая. Если вы приостанавливаете исполнение лишь на основании обстоятельств, очевидно свидетельствующих, что оплата не будет произведена в срок, предупредить заказчика об этом нужно в разумный срок — так объяснён п. 57 постановления Пленума ВС РФ от 22.11.2016 № 54. Формы предупреждения п. 57 не устанавливает, а в остальных случаях не требует и самого предупреждения: письменное уведомление здесь мера предосторожности и ваше доказательство того, что работы встали не молча. Направлять его стоит в обоих случаях. Форма письма о приостановке есть в комплекте «Допработы», правовое основание в нём не заполнено — вписывается по условиям договора и обстоятельствам объекта.</w:t>
+        <w:pageBreakBefore w:val="0"/>
+        <w:spacing w:after="60" w:line="276"/>
+      </w:pPr>
+      <w:r>
+        <w:rPr>
+          <w:rFonts w:ascii="Arial" w:cs="Times New Roman" w:eastAsia="Times New Roman" w:hAnsi="Arial"/>
+          <w:color w:val="262F37"/>
+          <w:sz w:val="21"/>
+          <w:szCs w:val="24"/>
+        </w:rPr>
+        <w:t xml:space="preserve">При приостановлении исполнения на основании обстоятельств, очевидно свидетельствующих о будущей неоплате, предупредите заказчика в разумный срок с учётом пункта 57 постановления Пленума ВС РФ от 22.11.2016 № 54. В остальных случаях отдельно проверьте обязанность уведомления по закону и договору. Письменно зафиксируйте основание, дату, затронутые работы и меры сохранности. Сохраните подтверждение направления уведомления.</w:t>
       </w:r>
     </w:p>
     <w:p>
       <w:pPr>
         <w:pStyle w:val="Heading2"/>
         <w:keepNext/>
+        <w:pageBreakBefore w:val="0"/>
         <w:spacing w:after="80" w:before="160"/>
       </w:pPr>
       <w:r>
         <w:rPr>
-          <w:rFonts w:ascii="Times New Roman" w:cs="Times New Roman" w:eastAsia="Times New Roman" w:hAnsi="Times New Roman"/>
+          <w:rFonts w:ascii="Arial" w:cs="Times New Roman" w:eastAsia="Times New Roman" w:hAnsi="Arial"/>
           <w:b/>
           <w:bCs/>
           <w:color w:val="8E6F32"/>
           <w:sz w:val="24"/>
           <w:szCs w:val="26"/>
         </w:rPr>
-        <w:t xml:space="preserve">Шаг 4. Иск — после истечения срока досудебного урегулирования</w:t>
-      </w:r>
-    </w:p>
-    <w:p>
-      <w:pPr>
-        <w:spacing w:after="60" w:line="276"/>
-      </w:pPr>
-      <w:r>
-        <w:rPr>
-          <w:rFonts w:ascii="Times New Roman" w:cs="Times New Roman" w:eastAsia="Times New Roman" w:hAnsi="Times New Roman"/>
-          <w:color w:val="262F37"/>
-          <w:sz w:val="21"/>
-          <w:szCs w:val="24"/>
-        </w:rPr>
-        <w:t xml:space="preserve">Файл «Исковое заявление о взыскании задолженности». Подготовьте свежую выписку ЕГРЮЛ на себя и на ответчика, расчёт цены иска и госпошлину (</w:t>
-      </w:r>
-      <w:r>
-        <w:rPr>
-          <w:rFonts w:ascii="Times New Roman" w:cs="Times New Roman" w:eastAsia="Times New Roman" w:hAnsi="Times New Roman"/>
+        <w:t xml:space="preserve">Шаг 5. Обращение в арбитражный суд</w:t>
+      </w:r>
+    </w:p>
+    <w:p>
+      <w:pPr>
+        <w:pageBreakBefore w:val="0"/>
+        <w:spacing w:after="60" w:line="276"/>
+      </w:pPr>
+      <w:r>
+        <w:rPr>
+          <w:rFonts w:ascii="Arial" w:cs="Times New Roman" w:eastAsia="Times New Roman" w:hAnsi="Arial"/>
+          <w:color w:val="262F37"/>
+          <w:sz w:val="21"/>
+          <w:szCs w:val="24"/>
+        </w:rPr>
+        <w:t xml:space="preserve">Подготовьте иск 16, актуальные сведения ЕГРЮЛ об истце и ответчике, расчёт цены иска и государственной пошлины. Размер {{РАЗМЕР_ГОСПОШЛИНЫ}} проверьте по статье 333.21 НК РФ и калькулятору на официальном сайте суда. Подача осуществляется через систему «Мой арбитр» (my.arbitr.ru) либо на бумажном носителе.</w:t>
+      </w:r>
+      <w:r>
+        <w:rPr>
+          <w:rFonts w:ascii="Arial" w:cs="Times New Roman" w:eastAsia="Times New Roman" w:hAnsi="Arial"/>
           <w:b/>
           <w:bCs/>
           <w:i w:val="false"/>
@@ -617,25 +649,26 @@
           <w:sz w:val="21"/>
           <w:szCs w:val="24"/>
         </w:rPr>
-        <w:t xml:space="preserve">{{РАЗМЕР_ГОСПОШЛИНЫ}}</w:t>
-      </w:r>
-      <w:r>
-        <w:rPr>
-          <w:rFonts w:ascii="Times New Roman" w:cs="Times New Roman" w:eastAsia="Times New Roman" w:hAnsi="Times New Roman"/>
-          <w:color w:val="262F37"/>
-          <w:sz w:val="21"/>
-          <w:szCs w:val="24"/>
-        </w:rPr>
-        <w:t xml:space="preserve"> — по ст. 333.21 НК РФ, считать калькулятором на сайте суда или в «Мой арбитр», не по памяти). Подача — через «Мой арбитр» (my.arbitr.ru) либо на бумаге.</w:t>
-      </w:r>
-    </w:p>
-    <w:p>
-      <w:pPr>
-        <w:spacing w:after="60" w:line="276"/>
-      </w:pPr>
-      <w:r>
-        <w:rPr>
-          <w:rFonts w:ascii="Times New Roman" w:cs="Times New Roman" w:eastAsia="Times New Roman" w:hAnsi="Times New Roman"/>
+        <w:t xml:space="preserve"/>
+      </w:r>
+      <w:r>
+        <w:rPr>
+          <w:rFonts w:ascii="Arial" w:cs="Times New Roman" w:eastAsia="Times New Roman" w:hAnsi="Arial"/>
+          <w:color w:val="262F37"/>
+          <w:sz w:val="21"/>
+          <w:szCs w:val="24"/>
+        </w:rPr>
+        <w:t xml:space="preserve"/>
+      </w:r>
+    </w:p>
+    <w:p>
+      <w:pPr>
+        <w:pageBreakBefore w:val="0"/>
+        <w:spacing w:after="60" w:line="276"/>
+      </w:pPr>
+      <w:r>
+        <w:rPr>
+          <w:rFonts w:ascii="Arial" w:cs="Times New Roman" w:eastAsia="Times New Roman" w:hAnsi="Arial"/>
           <w:color w:val="262F37"/>
           <w:sz w:val="21"/>
           <w:szCs w:val="24"/>
@@ -647,27 +680,29 @@
       <w:pPr>
         <w:pStyle w:val="Heading2"/>
         <w:keepNext/>
+        <w:pageBreakBefore w:val="0"/>
         <w:spacing w:after="80" w:before="160"/>
       </w:pPr>
       <w:r>
         <w:rPr>
-          <w:rFonts w:ascii="Times New Roman" w:cs="Times New Roman" w:eastAsia="Times New Roman" w:hAnsi="Times New Roman"/>
+          <w:rFonts w:ascii="Arial" w:cs="Times New Roman" w:eastAsia="Times New Roman" w:hAnsi="Arial"/>
           <w:b/>
           <w:bCs/>
           <w:color w:val="8E6F32"/>
           <w:sz w:val="24"/>
           <w:szCs w:val="26"/>
         </w:rPr>
-        <w:t xml:space="preserve">Шаг 5. Процесс и решение</w:t>
-      </w:r>
-    </w:p>
-    <w:p>
-      <w:pPr>
-        <w:spacing w:after="60" w:line="276"/>
-      </w:pPr>
-      <w:r>
-        <w:rPr>
-          <w:rFonts w:ascii="Times New Roman" w:cs="Times New Roman" w:eastAsia="Times New Roman" w:hAnsi="Times New Roman"/>
+        <w:t xml:space="preserve">Шаг 6. Рассмотрение дела и получение решения</w:t>
+      </w:r>
+    </w:p>
+    <w:p>
+      <w:pPr>
+        <w:pageBreakBefore w:val="0"/>
+        <w:spacing w:after="60" w:line="276"/>
+      </w:pPr>
+      <w:r>
+        <w:rPr>
+          <w:rFonts w:ascii="Arial" w:cs="Times New Roman" w:eastAsia="Times New Roman" w:hAnsi="Arial"/>
           <w:color w:val="262F37"/>
           <w:sz w:val="21"/>
           <w:szCs w:val="24"/>
@@ -679,27 +714,29 @@
       <w:pPr>
         <w:pStyle w:val="Heading2"/>
         <w:keepNext/>
+        <w:pageBreakBefore w:val="0"/>
         <w:spacing w:after="80" w:before="160"/>
       </w:pPr>
       <w:r>
         <w:rPr>
-          <w:rFonts w:ascii="Times New Roman" w:cs="Times New Roman" w:eastAsia="Times New Roman" w:hAnsi="Times New Roman"/>
+          <w:rFonts w:ascii="Arial" w:cs="Times New Roman" w:eastAsia="Times New Roman" w:hAnsi="Arial"/>
           <w:b/>
           <w:bCs/>
           <w:color w:val="8E6F32"/>
           <w:sz w:val="24"/>
           <w:szCs w:val="26"/>
         </w:rPr>
-        <w:t xml:space="preserve">Шаг 6. Исполнение</w:t>
-      </w:r>
-    </w:p>
-    <w:p>
-      <w:pPr>
-        <w:spacing w:after="60" w:line="276"/>
-      </w:pPr>
-      <w:r>
-        <w:rPr>
-          <w:rFonts w:ascii="Times New Roman" w:cs="Times New Roman" w:eastAsia="Times New Roman" w:hAnsi="Times New Roman"/>
+        <w:t xml:space="preserve">Шаг 7. Предъявление исполнительного документа</w:t>
+      </w:r>
+    </w:p>
+    <w:p>
+      <w:pPr>
+        <w:pageBreakBefore w:val="0"/>
+        <w:spacing w:after="60" w:line="276"/>
+      </w:pPr>
+      <w:r>
+        <w:rPr>
+          <w:rFonts w:ascii="Arial" w:cs="Times New Roman" w:eastAsia="Times New Roman" w:hAnsi="Arial"/>
           <w:color w:val="262F37"/>
           <w:sz w:val="21"/>
           <w:szCs w:val="24"/>
@@ -710,6 +747,7 @@
     <w:p>
       <w:pPr>
         <w:pStyle w:val="ListParagraph"/>
+        <w:pageBreakBefore w:val="0"/>
         <w:numPr>
           <w:ilvl w:val="0"/>
           <w:numId w:val="2"/>
@@ -718,17 +756,18 @@
       </w:pPr>
       <w:r>
         <w:rPr>
-          <w:rFonts w:ascii="Times New Roman" w:cs="Times New Roman" w:eastAsia="Times New Roman" w:hAnsi="Times New Roman"/>
-          <w:color w:val="262F37"/>
-          <w:sz w:val="21"/>
-          <w:szCs w:val="24"/>
-        </w:rPr>
-        <w:t xml:space="preserve">Напрямую в банк должника, если счёт известен — например, из договора. Право направить исполнительный документ о взыскании денежных средств в банк напрямую, минуя приставов, даёт ч. 1 ст. 8 Федерального закона от 02.10.2007 № 229-ФЗ «Об исполнительном производстве». Вместе с исполнительным документом подаётся заявление со сведениями, перечисленными в ч. 2 той же статьи: без них банк возвращает документ без исполнения (ч. 3.1 ст. 8). Перечень сведений сверьте по действующей редакции — он правился.</w:t>
+          <w:rFonts w:ascii="Arial" w:cs="Times New Roman" w:eastAsia="Times New Roman" w:hAnsi="Arial"/>
+          <w:color w:val="262F37"/>
+          <w:sz w:val="21"/>
+          <w:szCs w:val="24"/>
+        </w:rPr>
+        <w:t xml:space="preserve">Предъявление в банк должника: при наличии сведений о счёте направьте исполнительный документ о взыскании денежных средств в порядке части 1 статьи 8 Закона № 229-ФЗ. Приложите заявление со сведениями, предусмотренными частью 2 этой статьи. Проверьте их полноту до направления, учитывая основание возврата по части 3.1 статьи 8.</w:t>
       </w:r>
     </w:p>
     <w:p>
       <w:pPr>
         <w:pStyle w:val="ListParagraph"/>
+        <w:pageBreakBefore w:val="0"/>
         <w:numPr>
           <w:ilvl w:val="0"/>
           <w:numId w:val="2"/>
@@ -737,21 +776,22 @@
       </w:pPr>
       <w:r>
         <w:rPr>
-          <w:rFonts w:ascii="Times New Roman" w:cs="Times New Roman" w:eastAsia="Times New Roman" w:hAnsi="Times New Roman"/>
-          <w:color w:val="262F37"/>
-          <w:sz w:val="21"/>
-          <w:szCs w:val="24"/>
-        </w:rPr>
-        <w:t xml:space="preserve">В службу судебных приставов. Куда именно подавать, определяет Закон № 229-ФЗ; в этот файл правило места не зашито — проверьте действующую редакцию либо уточните в подразделении ФССП.</w:t>
-      </w:r>
-    </w:p>
-    <w:p>
-      <w:pPr>
-        <w:spacing w:after="60" w:line="276"/>
-      </w:pPr>
-      <w:r>
-        <w:rPr>
-          <w:rFonts w:ascii="Times New Roman" w:cs="Times New Roman" w:eastAsia="Times New Roman" w:hAnsi="Times New Roman"/>
+          <w:rFonts w:ascii="Arial" w:cs="Times New Roman" w:eastAsia="Times New Roman" w:hAnsi="Arial"/>
+          <w:color w:val="262F37"/>
+          <w:sz w:val="21"/>
+          <w:szCs w:val="24"/>
+        </w:rPr>
+        <w:t xml:space="preserve">Предъявление в ФССП: определите место совершения исполнительных действий и соответствующее подразделение по Закону № 229-ФЗ. Подготовьте заявление, исполнительный документ и подтверждающие сведения.</w:t>
+      </w:r>
+    </w:p>
+    <w:p>
+      <w:pPr>
+        <w:pageBreakBefore w:val="0"/>
+        <w:spacing w:after="60" w:line="276"/>
+      </w:pPr>
+      <w:r>
+        <w:rPr>
+          <w:rFonts w:ascii="Arial" w:cs="Times New Roman" w:eastAsia="Times New Roman" w:hAnsi="Arial"/>
           <w:color w:val="262F37"/>
           <w:sz w:val="21"/>
           <w:szCs w:val="24"/>
@@ -763,12 +803,12 @@
       <w:pPr>
         <w:pStyle w:val="Heading1"/>
         <w:keepNext/>
-        <w:pageBreakBefore/>
+        <w:pageBreakBefore w:val="0"/>
         <w:spacing w:after="80" w:before="160"/>
       </w:pPr>
       <w:r>
         <w:rPr>
-          <w:rFonts w:ascii="Times New Roman" w:cs="Times New Roman" w:eastAsia="Times New Roman" w:hAnsi="Times New Roman"/>
+          <w:rFonts w:ascii="Arial" w:cs="Times New Roman" w:eastAsia="Times New Roman" w:hAnsi="Arial"/>
           <w:b/>
           <w:bCs/>
           <w:color w:val="8E6F32"/>
@@ -780,25 +820,27 @@
     </w:p>
     <w:p>
       <w:pPr>
-        <w:spacing w:after="60" w:line="276"/>
-      </w:pPr>
-      <w:r>
-        <w:rPr>
-          <w:rFonts w:ascii="Times New Roman" w:cs="Times New Roman" w:eastAsia="Times New Roman" w:hAnsi="Times New Roman"/>
-          <w:color w:val="262F37"/>
-          <w:sz w:val="21"/>
-          <w:szCs w:val="24"/>
-        </w:rPr>
-        <w:t xml:space="preserve">Заказчик не подписывает КС-2 и не платит. Маршрут здесь другой: фиксация уклонения от приёмки, односторонний акт (ст. 753 ГК РФ о сдаче и приёмке работ по договору строительного подряда), доказывание объёмов. Цена ошибки максимальна: если мотивы отказа заказчика от подписания суд признает обоснованными, односторонний акт может быть признан недействительным (п. 4 ст. 753 ГК РФ), и объёмы придётся доказывать иначе.</w:t>
-      </w:r>
-    </w:p>
-    <w:p>
-      <w:pPr>
-        <w:spacing w:after="60" w:line="276"/>
-      </w:pPr>
-      <w:r>
-        <w:rPr>
-          <w:rFonts w:ascii="Times New Roman" w:cs="Times New Roman" w:eastAsia="Times New Roman" w:hAnsi="Times New Roman"/>
+        <w:pageBreakBefore w:val="0"/>
+        <w:spacing w:after="60" w:line="276"/>
+      </w:pPr>
+      <w:r>
+        <w:rPr>
+          <w:rFonts w:ascii="Arial" w:cs="Times New Roman" w:eastAsia="Times New Roman" w:hAnsi="Arial"/>
+          <w:color w:val="262F37"/>
+          <w:sz w:val="21"/>
+          <w:szCs w:val="24"/>
+        </w:rPr>
+        <w:t xml:space="preserve">При уклонении заказчика от подписания актов подтвердите фактическое выполнение, извещение о готовности и передачу результата. Порядок оформления одностороннего акта проверьте по статье 753 ГК РФ. По пункту 4 этой статьи акт может быть признан судом недействительным, если мотивы отказа от подписания признаны обоснованными. Сопоставьте каждое возражение заказчика с документами об объёме и качестве.</w:t>
+      </w:r>
+    </w:p>
+    <w:p>
+      <w:pPr>
+        <w:pageBreakBefore w:val="0"/>
+        <w:spacing w:after="60" w:line="276"/>
+      </w:pPr>
+      <w:r>
+        <w:rPr>
+          <w:rFonts w:ascii="Arial" w:cs="Times New Roman" w:eastAsia="Times New Roman" w:hAnsi="Arial"/>
           <w:b/>
           <w:bCs/>
           <w:color w:val="262F37"/>
@@ -811,6 +853,7 @@
     <w:p>
       <w:pPr>
         <w:pStyle w:val="ListParagraph"/>
+        <w:pageBreakBefore w:val="0"/>
         <w:numPr>
           <w:ilvl w:val="0"/>
           <w:numId w:val="2"/>
@@ -819,7 +862,7 @@
       </w:pPr>
       <w:r>
         <w:rPr>
-          <w:rFonts w:ascii="Times New Roman" w:cs="Times New Roman" w:eastAsia="Times New Roman" w:hAnsi="Times New Roman"/>
+          <w:rFonts w:ascii="Arial" w:cs="Times New Roman" w:eastAsia="Times New Roman" w:hAnsi="Arial"/>
           <w:color w:val="262F37"/>
           <w:sz w:val="21"/>
           <w:szCs w:val="24"/>
@@ -830,6 +873,7 @@
     <w:p>
       <w:pPr>
         <w:pStyle w:val="ListParagraph"/>
+        <w:pageBreakBefore w:val="0"/>
         <w:numPr>
           <w:ilvl w:val="0"/>
           <w:numId w:val="2"/>
@@ -838,7 +882,7 @@
       </w:pPr>
       <w:r>
         <w:rPr>
-          <w:rFonts w:ascii="Times New Roman" w:cs="Times New Roman" w:eastAsia="Times New Roman" w:hAnsi="Times New Roman"/>
+          <w:rFonts w:ascii="Arial" w:cs="Times New Roman" w:eastAsia="Times New Roman" w:hAnsi="Arial"/>
           <w:color w:val="262F37"/>
           <w:sz w:val="21"/>
           <w:szCs w:val="24"/>
@@ -849,6 +893,7 @@
     <w:p>
       <w:pPr>
         <w:pStyle w:val="ListParagraph"/>
+        <w:pageBreakBefore w:val="0"/>
         <w:numPr>
           <w:ilvl w:val="0"/>
           <w:numId w:val="2"/>
@@ -857,7 +902,7 @@
       </w:pPr>
       <w:r>
         <w:rPr>
-          <w:rFonts w:ascii="Times New Roman" w:cs="Times New Roman" w:eastAsia="Times New Roman" w:hAnsi="Times New Roman"/>
+          <w:rFonts w:ascii="Arial" w:cs="Times New Roman" w:eastAsia="Times New Roman" w:hAnsi="Arial"/>
           <w:color w:val="262F37"/>
           <w:sz w:val="21"/>
           <w:szCs w:val="24"/>
@@ -868,6 +913,7 @@
     <w:p>
       <w:pPr>
         <w:pStyle w:val="ListParagraph"/>
+        <w:pageBreakBefore w:val="0"/>
         <w:numPr>
           <w:ilvl w:val="0"/>
           <w:numId w:val="2"/>
@@ -876,7 +922,7 @@
       </w:pPr>
       <w:r>
         <w:rPr>
-          <w:rFonts w:ascii="Times New Roman" w:cs="Times New Roman" w:eastAsia="Times New Roman" w:hAnsi="Times New Roman"/>
+          <w:rFonts w:ascii="Arial" w:cs="Times New Roman" w:eastAsia="Times New Roman" w:hAnsi="Arial"/>
           <w:color w:val="262F37"/>
           <w:sz w:val="21"/>
           <w:szCs w:val="24"/>
@@ -886,11 +932,12 @@
     </w:p>
     <w:p>
       <w:pPr>
-        <w:spacing w:after="60" w:line="276"/>
-      </w:pPr>
-      <w:r>
-        <w:rPr>
-          <w:rFonts w:ascii="Times New Roman" w:cs="Times New Roman" w:eastAsia="Times New Roman" w:hAnsi="Times New Roman"/>
+        <w:pageBreakBefore w:val="0"/>
+        <w:spacing w:after="60" w:line="276"/>
+      </w:pPr>
+      <w:r>
+        <w:rPr>
+          <w:rFonts w:ascii="Arial" w:cs="Times New Roman" w:eastAsia="Times New Roman" w:hAnsi="Arial"/>
           <w:color w:val="262F37"/>
           <w:sz w:val="21"/>
           <w:szCs w:val="24"/>
@@ -902,19 +949,19 @@
       <w:pPr>
         <w:pStyle w:val="Heading1"/>
         <w:keepNext/>
-        <w:pageBreakBefore/>
+        <w:pageBreakBefore w:val="0"/>
         <w:spacing w:after="80" w:before="160"/>
       </w:pPr>
       <w:r>
         <w:rPr>
-          <w:rFonts w:ascii="Times New Roman" w:cs="Times New Roman" w:eastAsia="Times New Roman" w:hAnsi="Times New Roman"/>
+          <w:rFonts w:ascii="Arial" w:cs="Times New Roman" w:eastAsia="Times New Roman" w:hAnsi="Arial"/>
           <w:b/>
           <w:bCs/>
           <w:color w:val="8E6F32"/>
           <w:sz w:val="24"/>
           <w:szCs w:val="32"/>
         </w:rPr>
-        <w:t xml:space="preserve">Контрольная линия времени</w:t>
+        <w:t xml:space="preserve">Контрольные даты</w:t>
       </w:r>
     </w:p>
     <w:tbl>
@@ -937,6 +984,7 @@
       <w:tr>
         <w:trPr>
           <w:tblHeader/>
+          <w:cantSplit/>
         </w:trPr>
         <w:tc>
           <w:tcPr>
@@ -961,7 +1009,7 @@
             </w:pPr>
             <w:r>
               <w:rPr>
-                <w:rFonts w:ascii="Times New Roman" w:cs="Times New Roman" w:eastAsia="Times New Roman" w:hAnsi="Times New Roman"/>
+                <w:rFonts w:ascii="Arial" w:cs="Times New Roman" w:eastAsia="Times New Roman" w:hAnsi="Arial"/>
                 <w:b/>
                 <w:bCs/>
                 <w:color w:val="262F37"/>
@@ -995,7 +1043,7 @@
             </w:pPr>
             <w:r>
               <w:rPr>
-                <w:rFonts w:ascii="Times New Roman" w:cs="Times New Roman" w:eastAsia="Times New Roman" w:hAnsi="Times New Roman"/>
+                <w:rFonts w:ascii="Arial" w:cs="Times New Roman" w:eastAsia="Times New Roman" w:hAnsi="Arial"/>
                 <w:b/>
                 <w:bCs/>
                 <w:color w:val="262F37"/>
@@ -1029,19 +1077,22 @@
             </w:pPr>
             <w:r>
               <w:rPr>
-                <w:rFonts w:ascii="Times New Roman" w:cs="Times New Roman" w:eastAsia="Times New Roman" w:hAnsi="Times New Roman"/>
+                <w:rFonts w:ascii="Arial" w:cs="Times New Roman" w:eastAsia="Times New Roman" w:hAnsi="Arial"/>
                 <w:b/>
                 <w:bCs/>
                 <w:color w:val="262F37"/>
                 <w:sz w:val="19"/>
                 <w:szCs w:val="22"/>
               </w:rPr>
-              <w:t xml:space="preserve">Чем закрывается</w:t>
+              <w:t xml:space="preserve">Подтверждающий документ</w:t>
             </w:r>
           </w:p>
         </w:tc>
       </w:tr>
       <w:tr>
+        <w:trPr>
+          <w:cantSplit/>
+        </w:trPr>
         <w:tc>
           <w:tcPr>
             <w:tcW w:type="dxa" w:w="2400"/>
@@ -1064,7 +1115,7 @@
             </w:pPr>
             <w:r>
               <w:rPr>
-                <w:rFonts w:ascii="Times New Roman" w:cs="Times New Roman" w:eastAsia="Times New Roman" w:hAnsi="Times New Roman"/>
+                <w:rFonts w:ascii="Arial" w:cs="Times New Roman" w:eastAsia="Times New Roman" w:hAnsi="Arial"/>
                 <w:b w:val="false"/>
                 <w:bCs w:val="false"/>
                 <w:color w:val="262F37"/>
@@ -1097,7 +1148,7 @@
             </w:pPr>
             <w:r>
               <w:rPr>
-                <w:rFonts w:ascii="Times New Roman" w:cs="Times New Roman" w:eastAsia="Times New Roman" w:hAnsi="Times New Roman"/>
+                <w:rFonts w:ascii="Arial" w:cs="Times New Roman" w:eastAsia="Times New Roman" w:hAnsi="Arial"/>
                 <w:b w:val="false"/>
                 <w:bCs w:val="false"/>
                 <w:color w:val="262F37"/>
@@ -1130,19 +1181,22 @@
             </w:pPr>
             <w:r>
               <w:rPr>
-                <w:rFonts w:ascii="Times New Roman" w:cs="Times New Roman" w:eastAsia="Times New Roman" w:hAnsi="Times New Roman"/>
+                <w:rFonts w:ascii="Arial" w:cs="Times New Roman" w:eastAsia="Times New Roman" w:hAnsi="Arial"/>
                 <w:b w:val="false"/>
                 <w:bCs w:val="false"/>
                 <w:color w:val="262F37"/>
                 <w:sz w:val="19"/>
                 <w:szCs w:val="22"/>
               </w:rPr>
-              <w:t xml:space="preserve">шаг 0</w:t>
+              <w:t xml:space="preserve">Проверка договора, актов и платежей</w:t>
             </w:r>
           </w:p>
         </w:tc>
       </w:tr>
       <w:tr>
+        <w:trPr>
+          <w:cantSplit/>
+        </w:trPr>
         <w:tc>
           <w:tcPr>
             <w:tcW w:type="dxa" w:w="2400"/>
@@ -1165,7 +1219,7 @@
             </w:pPr>
             <w:r>
               <w:rPr>
-                <w:rFonts w:ascii="Times New Roman" w:cs="Times New Roman" w:eastAsia="Times New Roman" w:hAnsi="Times New Roman"/>
+                <w:rFonts w:ascii="Arial" w:cs="Times New Roman" w:eastAsia="Times New Roman" w:hAnsi="Arial"/>
                 <w:b w:val="false"/>
                 <w:bCs w:val="false"/>
                 <w:color w:val="262F37"/>
@@ -1176,7 +1230,7 @@
             </w:r>
             <w:r>
               <w:rPr>
-                <w:rFonts w:ascii="Times New Roman" w:cs="Times New Roman" w:eastAsia="Times New Roman" w:hAnsi="Times New Roman"/>
+                <w:rFonts w:ascii="Arial" w:cs="Times New Roman" w:eastAsia="Times New Roman" w:hAnsi="Arial"/>
                 <w:b/>
                 <w:bCs/>
                 <w:i w:val="false"/>
@@ -1211,14 +1265,14 @@
             </w:pPr>
             <w:r>
               <w:rPr>
-                <w:rFonts w:ascii="Times New Roman" w:cs="Times New Roman" w:eastAsia="Times New Roman" w:hAnsi="Times New Roman"/>
+                <w:rFonts w:ascii="Arial" w:cs="Times New Roman" w:eastAsia="Times New Roman" w:hAnsi="Arial"/>
                 <w:b w:val="false"/>
                 <w:bCs w:val="false"/>
                 <w:color w:val="262F37"/>
                 <w:sz w:val="19"/>
                 <w:szCs w:val="22"/>
               </w:rPr>
-              <w:t xml:space="preserve">уведомление, звонки, проверка должника</w:t>
+              <w:t xml:space="preserve">Уведомление, письменные переговоры, проверка должника</w:t>
             </w:r>
           </w:p>
         </w:tc>
@@ -1244,19 +1298,22 @@
             </w:pPr>
             <w:r>
               <w:rPr>
-                <w:rFonts w:ascii="Times New Roman" w:cs="Times New Roman" w:eastAsia="Times New Roman" w:hAnsi="Times New Roman"/>
+                <w:rFonts w:ascii="Arial" w:cs="Times New Roman" w:eastAsia="Times New Roman" w:hAnsi="Arial"/>
                 <w:b w:val="false"/>
                 <w:bCs w:val="false"/>
                 <w:color w:val="262F37"/>
                 <w:sz w:val="19"/>
                 <w:szCs w:val="22"/>
               </w:rPr>
-              <w:t xml:space="preserve">уведомление, шаг 2</w:t>
+              <w:t xml:space="preserve">Уведомление 13, подтверждения направления, результаты проверки</w:t>
             </w:r>
           </w:p>
         </w:tc>
       </w:tr>
       <w:tr>
+        <w:trPr>
+          <w:cantSplit/>
+        </w:trPr>
         <w:tc>
           <w:tcPr>
             <w:tcW w:type="dxa" w:w="2400"/>
@@ -1279,7 +1336,7 @@
             </w:pPr>
             <w:r>
               <w:rPr>
-                <w:rFonts w:ascii="Times New Roman" w:cs="Times New Roman" w:eastAsia="Times New Roman" w:hAnsi="Times New Roman"/>
+                <w:rFonts w:ascii="Arial" w:cs="Times New Roman" w:eastAsia="Times New Roman" w:hAnsi="Arial"/>
                 <w:b w:val="false"/>
                 <w:bCs w:val="false"/>
                 <w:color w:val="262F37"/>
@@ -1290,7 +1347,7 @@
             </w:r>
             <w:r>
               <w:rPr>
-                <w:rFonts w:ascii="Times New Roman" w:cs="Times New Roman" w:eastAsia="Times New Roman" w:hAnsi="Times New Roman"/>
+                <w:rFonts w:ascii="Arial" w:cs="Times New Roman" w:eastAsia="Times New Roman" w:hAnsi="Arial"/>
                 <w:b/>
                 <w:bCs/>
                 <w:i w:val="false"/>
@@ -1325,7 +1382,7 @@
             </w:pPr>
             <w:r>
               <w:rPr>
-                <w:rFonts w:ascii="Times New Roman" w:cs="Times New Roman" w:eastAsia="Times New Roman" w:hAnsi="Times New Roman"/>
+                <w:rFonts w:ascii="Arial" w:cs="Times New Roman" w:eastAsia="Times New Roman" w:hAnsi="Arial"/>
                 <w:b w:val="false"/>
                 <w:bCs w:val="false"/>
                 <w:color w:val="262F37"/>
@@ -1358,7 +1415,7 @@
             </w:pPr>
             <w:r>
               <w:rPr>
-                <w:rFonts w:ascii="Times New Roman" w:cs="Times New Roman" w:eastAsia="Times New Roman" w:hAnsi="Times New Roman"/>
+                <w:rFonts w:ascii="Arial" w:cs="Times New Roman" w:eastAsia="Times New Roman" w:hAnsi="Arial"/>
                 <w:b w:val="false"/>
                 <w:bCs w:val="false"/>
                 <w:color w:val="262F37"/>
@@ -1371,6 +1428,9 @@
         </w:tc>
       </w:tr>
       <w:tr>
+        <w:trPr>
+          <w:cantSplit/>
+        </w:trPr>
         <w:tc>
           <w:tcPr>
             <w:tcW w:type="dxa" w:w="2400"/>
@@ -1393,7 +1453,7 @@
             </w:pPr>
             <w:r>
               <w:rPr>
-                <w:rFonts w:ascii="Times New Roman" w:cs="Times New Roman" w:eastAsia="Times New Roman" w:hAnsi="Times New Roman"/>
+                <w:rFonts w:ascii="Arial" w:cs="Times New Roman" w:eastAsia="Times New Roman" w:hAnsi="Arial"/>
                 <w:b w:val="false"/>
                 <w:bCs w:val="false"/>
                 <w:color w:val="262F37"/>
@@ -1426,7 +1486,7 @@
             </w:pPr>
             <w:r>
               <w:rPr>
-                <w:rFonts w:ascii="Times New Roman" w:cs="Times New Roman" w:eastAsia="Times New Roman" w:hAnsi="Times New Roman"/>
+                <w:rFonts w:ascii="Arial" w:cs="Times New Roman" w:eastAsia="Times New Roman" w:hAnsi="Arial"/>
                 <w:b w:val="false"/>
                 <w:bCs w:val="false"/>
                 <w:color w:val="262F37"/>
@@ -1459,7 +1519,7 @@
             </w:pPr>
             <w:r>
               <w:rPr>
-                <w:rFonts w:ascii="Times New Roman" w:cs="Times New Roman" w:eastAsia="Times New Roman" w:hAnsi="Times New Roman"/>
+                <w:rFonts w:ascii="Arial" w:cs="Times New Roman" w:eastAsia="Times New Roman" w:hAnsi="Arial"/>
                 <w:b w:val="false"/>
                 <w:bCs w:val="false"/>
                 <w:color w:val="262F37"/>
@@ -1472,6 +1532,9 @@
         </w:tc>
       </w:tr>
       <w:tr>
+        <w:trPr>
+          <w:cantSplit/>
+        </w:trPr>
         <w:tc>
           <w:tcPr>
             <w:tcW w:type="dxa" w:w="2400"/>
@@ -1494,7 +1557,7 @@
             </w:pPr>
             <w:r>
               <w:rPr>
-                <w:rFonts w:ascii="Times New Roman" w:cs="Times New Roman" w:eastAsia="Times New Roman" w:hAnsi="Times New Roman"/>
+                <w:rFonts w:ascii="Arial" w:cs="Times New Roman" w:eastAsia="Times New Roman" w:hAnsi="Arial"/>
                 <w:b w:val="false"/>
                 <w:bCs w:val="false"/>
                 <w:color w:val="262F37"/>
@@ -1527,7 +1590,7 @@
             </w:pPr>
             <w:r>
               <w:rPr>
-                <w:rFonts w:ascii="Times New Roman" w:cs="Times New Roman" w:eastAsia="Times New Roman" w:hAnsi="Times New Roman"/>
+                <w:rFonts w:ascii="Arial" w:cs="Times New Roman" w:eastAsia="Times New Roman" w:hAnsi="Arial"/>
                 <w:b w:val="false"/>
                 <w:bCs w:val="false"/>
                 <w:color w:val="262F37"/>
@@ -1560,7 +1623,7 @@
             </w:pPr>
             <w:r>
               <w:rPr>
-                <w:rFonts w:ascii="Times New Roman" w:cs="Times New Roman" w:eastAsia="Times New Roman" w:hAnsi="Times New Roman"/>
+                <w:rFonts w:ascii="Arial" w:cs="Times New Roman" w:eastAsia="Times New Roman" w:hAnsi="Arial"/>
                 <w:b w:val="false"/>
                 <w:bCs w:val="false"/>
                 <w:color w:val="262F37"/>
@@ -1575,38 +1638,43 @@
     </w:tbl>
     <w:p>
       <w:pPr>
-        <w:spacing w:after="60" w:line="276"/>
-      </w:pPr>
-    </w:p>
-    <w:p>
-      <w:pPr>
-        <w:spacing w:after="60" w:line="276"/>
-      </w:pPr>
-      <w:r>
-        <w:rPr>
-          <w:rFonts w:ascii="Times New Roman" w:cs="Times New Roman" w:eastAsia="Times New Roman" w:hAnsi="Times New Roman"/>
-          <w:color w:val="262F37"/>
-          <w:sz w:val="21"/>
-          <w:szCs w:val="24"/>
-        </w:rPr>
-        <w:t xml:space="preserve">Числа в колонке «Точка» — управленческие, их назначаете вы. Единственный юридически связанный срок здесь — срок, по истечении которого спор может быть передан в арбитражный суд: он берётся из договора либо из ч. 5 ст. 4 АПК РФ. По общему правилу он считается со дня направления претензии; иной срок и порядок проверяются по закону или договору. Срок ответа на претензию не заменяет это ожидание. В контрольной линии укажите проверенную дату окончания применимого срока; до неё подавать иск нельзя.</w:t>
-      </w:r>
-    </w:p>
-    <w:p>
-      <w:pPr>
-        <w:spacing w:after="60" w:line="276"/>
-      </w:pPr>
-      <w:r>
-        <w:rPr>
-          <w:rFonts w:ascii="Times New Roman" w:cs="Times New Roman" w:eastAsia="Times New Roman" w:hAnsi="Times New Roman"/>
-          <w:color w:val="262F37"/>
-          <w:sz w:val="21"/>
-          <w:szCs w:val="24"/>
-        </w:rPr>
-        <w:t xml:space="preserve">Затягивание само по себе тоже риск. Общий срок исковой давности установлен Гражданским кодексом РФ (глава 12, ст. 196); его продолжительность проверьте в актуальной редакции закона. По обязательству с определённым сроком исполнения начало течения давности определите после окончания срока оплаты по договору (п. 2 ст. 200 ГК РФ). Число в этот файл намеренно не записано.</w:t>
+        <w:pageBreakBefore w:val="0"/>
+        <w:spacing w:after="60" w:line="276"/>
+      </w:pPr>
+    </w:p>
+    <w:p>
+      <w:pPr>
+        <w:pageBreakBefore w:val="0"/>
+        <w:spacing w:after="60" w:line="276"/>
+      </w:pPr>
+      <w:r>
+        <w:rPr>
+          <w:rFonts w:ascii="Arial" w:cs="Times New Roman" w:eastAsia="Times New Roman" w:hAnsi="Arial"/>
+          <w:color w:val="262F37"/>
+          <w:sz w:val="21"/>
+          <w:szCs w:val="24"/>
+        </w:rPr>
+        <w:t xml:space="preserve">Даты внутренних проверок назначает ответственный за договор. Дату допустимого обращения в суд определите по применимому досудебному порядку. Укажите отдельно срок ответа на претензию и срок ожидания перед подачей иска. Перенос внутренней контрольной даты не изменяет договорные и процессуальные сроки.</w:t>
+      </w:r>
+    </w:p>
+    <w:p>
+      <w:pPr>
+        <w:pageBreakBefore w:val="0"/>
+        <w:spacing w:after="60" w:line="276"/>
+      </w:pPr>
+      <w:r>
+        <w:rPr>
+          <w:rFonts w:ascii="Arial" w:cs="Times New Roman" w:eastAsia="Times New Roman" w:hAnsi="Arial"/>
+          <w:color w:val="262F37"/>
+          <w:sz w:val="21"/>
+          <w:szCs w:val="24"/>
+        </w:rPr>
+        <w:t xml:space="preserve">Проверьте срок исковой давности по главе 12 ГК РФ, включая статьи 196 и 200. По обязательству с определённым сроком исполнения начало течения определите после окончания срока оплаты по договору с учётом пункта 2 статьи 200. Зафиксируйте расчёт и дату внутреннего контроля до истечения срока.</w:t>
       </w:r>
     </w:p>
     <w:sectPr>
+      <w:headerReference w:type="default" r:id="rId8"/>
+      <w:footerReference w:type="default" r:id="rId9"/>
       <w:pgSz w:w="11906" w:h="16838" w:orient="portrait"/>
       <w:pgMar w:top="964" w:right="1020" w:bottom="964" w:left="1020" w:header="708" w:footer="708" w:gutter="0"/>
       <w:pgNumType/>
@@ -1653,6 +1721,16 @@
 </w:endnotes>
 </file>
 
+<file path=word/footer1.xml><?xml version="1.0" encoding="utf-8"?>
+<w:ftr xmlns:m="http://schemas.openxmlformats.org/officeDocument/2006/math" xmlns:mc="http://schemas.openxmlformats.org/markup-compatibility/2006" xmlns:mo="http://schemas.microsoft.com/office/mac/office/2008/main" xmlns:mv="urn:schemas-microsoft-com:mac:vml" xmlns:o="urn:schemas-microsoft-com:office:office" xmlns:r="http://schemas.openxmlformats.org/officeDocument/2006/relationships" xmlns:v="urn:schemas-microsoft-com:vml" xmlns:w10="urn:schemas-microsoft-com:office:word" xmlns:w14="http://schemas.microsoft.com/office/word/2010/wordml" xmlns:w="http://schemas.openxmlformats.org/wordprocessingml/2006/main" xmlns:wne="http://schemas.microsoft.com/office/word/2006/wordml" xmlns:wp14="http://schemas.microsoft.com/office/word/2010/wordprocessingDrawing" xmlns:wp="http://schemas.openxmlformats.org/drawingml/2006/wordprocessingDrawing" xmlns:wpc="http://schemas.microsoft.com/office/word/2010/wordprocessingCanvas" xmlns:wpg="http://schemas.microsoft.com/office/word/2010/wordprocessingGroup" xmlns:wpi="http://schemas.microsoft.com/office/word/2010/wordprocessingInk" xmlns:wps="http://schemas.microsoft.com/office/word/2010/wordprocessingShape" mc:Ignorable="w14 wp14">
+  <w:p>
+    <w:pPr>
+      <w:pStyle w:val="Footer"/>
+    </w:pPr>
+  </w:p>
+</w:ftr>
+</file>
+
 <file path=word/footnotes.xml><?xml version="1.0" encoding="utf-8"?>
 <w:footnotes xmlns:wpc="http://schemas.microsoft.com/office/word/2010/wordprocessingCanvas" xmlns:mc="http://schemas.openxmlformats.org/markup-compatibility/2006" xmlns:o="urn:schemas-microsoft-com:office:office" xmlns:r="http://schemas.openxmlformats.org/officeDocument/2006/relationships" xmlns:m="http://schemas.openxmlformats.org/officeDocument/2006/math" xmlns:v="urn:schemas-microsoft-com:vml" xmlns:wp14="http://schemas.microsoft.com/office/word/2010/wordprocessingDrawing" xmlns:wp="http://schemas.openxmlformats.org/drawingml/2006/wordprocessingDrawing" xmlns:w10="urn:schemas-microsoft-com:office:word" xmlns:w="http://schemas.openxmlformats.org/wordprocessingml/2006/main" xmlns:w14="http://schemas.microsoft.com/office/word/2010/wordml" xmlns:w15="http://schemas.microsoft.com/office/word/2012/wordml" xmlns:wpg="http://schemas.microsoft.com/office/word/2010/wordprocessingGroup" xmlns:wpi="http://schemas.microsoft.com/office/word/2010/wordprocessingInk" xmlns:wne="http://schemas.microsoft.com/office/word/2006/wordml" xmlns:wps="http://schemas.microsoft.com/office/word/2010/wordprocessingShape" mc:Ignorable="w14 w15 wp14">
   <w:footnote w:type="separator" w:id="-1">
@@ -1688,6 +1766,16 @@
     </w:p>
   </w:footnote>
 </w:footnotes>
+</file>
+
+<file path=word/header1.xml><?xml version="1.0" encoding="utf-8"?>
+<w:hdr xmlns:m="http://schemas.openxmlformats.org/officeDocument/2006/math" xmlns:mc="http://schemas.openxmlformats.org/markup-compatibility/2006" xmlns:mo="http://schemas.microsoft.com/office/mac/office/2008/main" xmlns:mv="urn:schemas-microsoft-com:mac:vml" xmlns:o="urn:schemas-microsoft-com:office:office" xmlns:r="http://schemas.openxmlformats.org/officeDocument/2006/relationships" xmlns:v="urn:schemas-microsoft-com:vml" xmlns:w10="urn:schemas-microsoft-com:office:word" xmlns:w14="http://schemas.microsoft.com/office/word/2010/wordml" xmlns:w="http://schemas.openxmlformats.org/wordprocessingml/2006/main" xmlns:wne="http://schemas.microsoft.com/office/word/2006/wordml" xmlns:wp14="http://schemas.microsoft.com/office/word/2010/wordprocessingDrawing" xmlns:wp="http://schemas.openxmlformats.org/drawingml/2006/wordprocessingDrawing" xmlns:wpc="http://schemas.microsoft.com/office/word/2010/wordprocessingCanvas" xmlns:wpg="http://schemas.microsoft.com/office/word/2010/wordprocessingGroup" xmlns:wpi="http://schemas.microsoft.com/office/word/2010/wordprocessingInk" xmlns:wps="http://schemas.microsoft.com/office/word/2010/wordprocessingShape" mc:Ignorable="w14 wp14">
+  <w:p>
+    <w:pPr>
+      <w:pStyle w:val="Header"/>
+    </w:pPr>
+  </w:p>
+</w:hdr>
 </file>
 
 <file path=word/numbering.xml><?xml version="1.0" encoding="utf-8"?>
@@ -1822,7 +1910,7 @@
       <w:spacing w:after="70"/>
     </w:pPr>
     <w:rPr>
-      <w:rFonts w:ascii="Times New Roman" w:hAnsi="Times New Roman"/>
+      <w:rFonts w:ascii="Arial" w:hAnsi="Arial"/>
       <w:color w:val="262F37"/>
       <w:sz w:val="21"/>
     </w:rPr>
@@ -1832,6 +1920,9 @@
     <w:uiPriority w:val="99"/>
     <w:semiHidden/>
     <w:unhideWhenUsed/>
+    <w:rPr>
+      <w:rFonts w:ascii="Arial" w:hAnsi="Arial"/>
+    </w:rPr>
     <w:tblPr>
       <w:tblInd w:type="dxa" w:w="0"/>
       <w:tblCellMar>
@@ -1851,7 +1942,7 @@
       <w:spacing w:after="180"/>
     </w:pPr>
     <w:rPr>
-      <w:rFonts w:ascii="Times New Roman" w:hAnsi="Times New Roman"/>
+      <w:rFonts w:ascii="Arial" w:hAnsi="Arial"/>
       <w:b/>
       <w:color w:val="000000"/>
       <w:sz w:val="34"/>
@@ -1864,6 +1955,7 @@
     <w:next w:val="Normal"/>
     <w:qFormat/>
     <w:rPr>
+      <w:rFonts w:ascii="Arial" w:hAnsi="Arial"/>
       <w:color w:val="34383B"/>
       <w:sz w:val="32"/>
       <w:szCs w:val="32"/>
@@ -1875,6 +1967,7 @@
     <w:next w:val="Normal"/>
     <w:qFormat/>
     <w:rPr>
+      <w:rFonts w:ascii="Arial" w:hAnsi="Arial"/>
       <w:color w:val="34383B"/>
       <w:sz w:val="26"/>
       <w:szCs w:val="26"/>
@@ -1886,6 +1979,7 @@
     <w:next w:val="Normal"/>
     <w:qFormat/>
     <w:rPr>
+      <w:rFonts w:ascii="Arial" w:hAnsi="Arial"/>
       <w:color w:val="34383B"/>
       <w:sz w:val="24"/>
       <w:szCs w:val="24"/>
@@ -1897,6 +1991,7 @@
     <w:next w:val="Normal"/>
     <w:qFormat/>
     <w:rPr>
+      <w:rFonts w:ascii="Arial" w:hAnsi="Arial"/>
       <w:i/>
       <w:iCs/>
       <w:color w:val="34383B"/>
@@ -1908,6 +2003,7 @@
     <w:next w:val="Normal"/>
     <w:qFormat/>
     <w:rPr>
+      <w:rFonts w:ascii="Arial" w:hAnsi="Arial"/>
       <w:color w:val="34383B"/>
     </w:rPr>
   </w:style>
@@ -1917,6 +2013,7 @@
     <w:next w:val="Normal"/>
     <w:qFormat/>
     <w:rPr>
+      <w:rFonts w:ascii="Arial" w:hAnsi="Arial"/>
       <w:color w:val="34383B"/>
     </w:rPr>
   </w:style>
@@ -1926,6 +2023,7 @@
     <w:next w:val="Normal"/>
     <w:qFormat/>
     <w:rPr>
+      <w:rFonts w:ascii="Arial" w:hAnsi="Arial"/>
       <w:b/>
       <w:bCs/>
     </w:rPr>
@@ -1934,6 +2032,9 @@
     <w:name w:val="List Paragraph"/>
     <w:basedOn w:val="Normal"/>
     <w:qFormat/>
+    <w:rPr>
+      <w:rFonts w:ascii="Arial" w:hAnsi="Arial"/>
+    </w:rPr>
   </w:style>
   <w:style w:type="character" w:styleId="Hyperlink">
     <w:name w:val="Hyperlink"/>
@@ -1941,6 +2042,7 @@
     <w:uiPriority w:val="99"/>
     <w:unhideWhenUsed/>
     <w:rPr>
+      <w:rFonts w:ascii="Arial" w:hAnsi="Arial"/>
       <w:color w:val="34383B"/>
       <w:u w:val="single"/>
     </w:rPr>
@@ -1952,6 +2054,7 @@
     <w:semiHidden/>
     <w:unhideWhenUsed/>
     <w:rPr>
+      <w:rFonts w:ascii="Arial" w:hAnsi="Arial"/>
       <w:vertAlign w:val="superscript"/>
     </w:rPr>
   </w:style>
@@ -1966,6 +2069,7 @@
       <w:spacing w:after="0" w:line="240" w:lineRule="auto"/>
     </w:pPr>
     <w:rPr>
+      <w:rFonts w:ascii="Arial" w:hAnsi="Arial"/>
       <w:sz w:val="20"/>
       <w:szCs w:val="20"/>
     </w:rPr>
@@ -1978,6 +2082,7 @@
     <w:semiHidden/>
     <w:unhideWhenUsed/>
     <w:rPr>
+      <w:rFonts w:ascii="Arial" w:hAnsi="Arial"/>
       <w:sz w:val="20"/>
       <w:szCs w:val="20"/>
     </w:rPr>
@@ -1989,6 +2094,7 @@
     <w:semiHidden/>
     <w:unhideWhenUsed/>
     <w:rPr>
+      <w:rFonts w:ascii="Arial" w:hAnsi="Arial"/>
       <w:vertAlign w:val="superscript"/>
     </w:rPr>
   </w:style>
@@ -2003,6 +2109,7 @@
       <w:spacing w:after="0" w:line="240" w:lineRule="auto"/>
     </w:pPr>
     <w:rPr>
+      <w:rFonts w:ascii="Arial" w:hAnsi="Arial"/>
       <w:sz w:val="20"/>
       <w:szCs w:val="20"/>
     </w:rPr>
@@ -2015,6 +2122,7 @@
     <w:semiHidden/>
     <w:unhideWhenUsed/>
     <w:rPr>
+      <w:rFonts w:ascii="Arial" w:hAnsi="Arial"/>
       <w:sz w:val="20"/>
       <w:szCs w:val="20"/>
     </w:rPr>
